--- a/Engineering-Mathematics/Modul-Word/Modul-6-Persamaan-Euler-Cauchy-Homogen.docx
+++ b/Engineering-Mathematics/Modul-Word/Modul-6-Persamaan-Euler-Cauchy-Homogen.docx
@@ -8835,9 +8835,11 @@
     <w:sectPr>
       <w:headerReference w:type="default" r:id="rId15"/>
       <w:footerReference w:type="default" r:id="rId16"/>
+      <w:footerReference w:type="first" r:id="rId29"/>
       <w:pgSz w:w="11906" w:h="16838" w:code="9"/>
       <w:pgMar w:top="1701" w:right="1418" w:bottom="1418" w:left="1701" w:header="709" w:footer="709" w:gutter="0"/>
       <w:cols w:space="708"/>
+      <w:titlePg/>
       <w:docGrid w:linePitch="360"/>
     </w:sectPr>
   </w:body>
@@ -9392,6 +9394,16 @@
         </mc:Fallback>
       </mc:AlternateContent>
     </w:r>
+  </w:p>
+</w:ftr>
+</file>
+
+<file path=word/footer2.xml><?xml version="1.0" encoding="utf-8"?>
+<w:ftr xmlns:m="http://schemas.openxmlformats.org/officeDocument/2006/math" xmlns:mc="http://schemas.openxmlformats.org/markup-compatibility/2006" xmlns:mo="http://schemas.microsoft.com/office/mac/office/2008/main" xmlns:mv="urn:schemas-microsoft-com:mac:vml" xmlns:o="urn:schemas-microsoft-com:office:office" xmlns:r="http://schemas.openxmlformats.org/officeDocument/2006/relationships" xmlns:v="urn:schemas-microsoft-com:vml" xmlns:w10="urn:schemas-microsoft-com:office:word" xmlns:w14="http://schemas.microsoft.com/office/word/2010/wordml" xmlns:w="http://schemas.openxmlformats.org/wordprocessingml/2006/main" xmlns:wne="http://schemas.microsoft.com/office/word/2006/wordml" xmlns:wp14="http://schemas.microsoft.com/office/word/2010/wordprocessingDrawing" xmlns:wp="http://schemas.openxmlformats.org/drawingml/2006/wordprocessingDrawing" xmlns:wpc="http://schemas.microsoft.com/office/word/2010/wordprocessingCanvas" xmlns:wpg="http://schemas.microsoft.com/office/word/2010/wordprocessingGroup" xmlns:wpi="http://schemas.microsoft.com/office/word/2010/wordprocessingInk" xmlns:wps="http://schemas.microsoft.com/office/word/2010/wordprocessingShape" mc:Ignorable="w14 wp14">
+  <w:p>
+    <w:pPr>
+      <w:pStyle w:val="Footer"/>
+    </w:pPr>
   </w:p>
 </w:ftr>
 </file>

--- a/Engineering-Mathematics/Modul-Word/Modul-6-Persamaan-Euler-Cauchy-Homogen.docx
+++ b/Engineering-Mathematics/Modul-Word/Modul-6-Persamaan-Euler-Cauchy-Homogen.docx
@@ -5579,7 +5579,7 @@
           <w:i w:val="0"/>
           <w:sz w:val="22"/>
         </w:rPr>
-        <w:t>Empat cell berikut menerapkan konsep pertemuan ini memakai SymPy untuk solusi simbolik dan SciPy untuk solusi numerik via substitusi t=ln x. Lingkungan: conda env matematika4 dengan paket sympy, numpy, scipy, matplotlib; notebook euler_cauchy_homogen.ipynb. Gambar 8 menunjukkan cuplikan Cell 1 yang menyelesaikan Contoh 6.1 secara simbolik dengan sp.dsolve, termasuk verifikasi akar karakteristik.</w:t>
+        <w:t xml:space="preserve">Empat cell berikut menerapkan konsep pertemuan ini memakai SymPy untuk solusi simbolik dan SciPy untuk solusi numerik via substitusi t=ln x. Lingkungan: conda env matematika4 dengan paket sympy, numpy, scipy, matplotlib; notebook euler_cauchy_homogen.ipynb. Gambar 8 menunjukkan potongan Cell 1 yang menyelesaikan Contoh 6.1 secara simbolik dengan sp.dsolve, termasuk verifikasi akar karakteristik.</w:t>
       </w:r>
     </w:p>
     <w:p>
@@ -5636,7 +5636,7 @@
           <w:color w:val="444444"/>
           <w:sz w:val="20"/>
         </w:rPr>
-        <w:t>Gambar 8. Cuplikan Cell 1: solusi simbolik Contoh 6.1 (x²y''-2xy'-4y=0, y(1)=2, y'(1)=-3) dengan SymPy dsolve, termasuk verifikasi akar karakteristik.</w:t>
+        <w:t xml:space="preserve">Gambar 8. Potongan Cell 1: solusi simbolik Contoh 6.1 (x²y''-2xy'-4y=0, y(1)=2, y'(1)=-3) dengan SymPy dsolve, termasuk verifikasi akar karakteristik.</w:t>
       </w:r>
     </w:p>
     <w:p>

--- a/Engineering-Mathematics/Modul-Word/Modul-6-Persamaan-Euler-Cauchy-Homogen.docx
+++ b/Engineering-Mathematics/Modul-Word/Modul-6-Persamaan-Euler-Cauchy-Homogen.docx
@@ -724,7 +724,26 @@
                                 <w:szCs w:val="20"/>
                                 <w:lang w:val="fi-FI"/>
                               </w:rPr>
-                              <w:t>Pertemuan ini membahas Persamaan Diferensial Euler-Cauchy orde dua homogen, PD dengan koefisien berupa pangkat x yang diselesaikan lewat ansatz y = x^m menjadi persamaan karakteristik aljabar, mencakup tiga kasus akar (real berbeda, real berulang dengan faktor ln x, dan kompleks konjugat dengan osilasi logaritmik), Wronskian, IVP/BVP, serta aplikasi rekayasa pada konduksi panas radial, tegangan tabung bertekanan, dan defleksi balok tirus</w:t>
+                              <w:t xml:space="preserve">Pertemuan ini membahas Persamaan Diferensial Euler-Cauchy orde dua homogen, PD dengan koefisien berupa pangkat x yang diselesaikan lewat ansatz y = x</w:t>
+                            </w:r>
+                            <w:r>
+                              <w:rPr>
+                                <w:rFonts w:ascii="Arial" w:hAnsi="Arial" w:cs="Arial"/>
+                                <w:sz w:val="20"/>
+                                <w:szCs w:val="20"/>
+                                <w:lang w:val="fi-FI"/>
+                                <w:vertAlign w:val="superscript"/>
+                              </w:rPr>
+                              <w:t xml:space="preserve">m</w:t>
+                            </w:r>
+                            <w:r>
+                              <w:rPr>
+                                <w:rFonts w:ascii="Arial" w:hAnsi="Arial" w:cs="Arial"/>
+                                <w:sz w:val="20"/>
+                                <w:szCs w:val="20"/>
+                                <w:lang w:val="fi-FI"/>
+                              </w:rPr>
+                              <w:t xml:space="preserve"> menjadi persamaan karakteristik aljabar, mencakup tiga kasus akar (real berbeda, real berulang dengan faktor ln x, dan kompleks konjugat dengan osilasi logaritmik), Wronskian, IVP/BVP, serta aplikasi rekayasa pada konduksi panas radial, tegangan tabung bertekanan, dan defleksi balok tirus</w:t>
                             </w:r>
                           </w:p>
                         </w:txbxContent>
@@ -770,7 +789,26 @@
                           <w:szCs w:val="20"/>
                           <w:lang w:val="fi-FI"/>
                         </w:rPr>
-                        <w:t>Pertemuan ini membahas Persamaan Diferensial Euler-Cauchy orde dua homogen, PD dengan koefisien berupa pangkat x yang diselesaikan lewat ansatz y = x^m menjadi persamaan karakteristik aljabar, mencakup tiga kasus akar (real berbeda, real berulang dengan faktor ln x, dan kompleks konjugat dengan osilasi logaritmik), Wronskian, IVP/BVP, serta aplikasi rekayasa pada konduksi panas radial, tegangan tabung bertekanan, dan defleksi balok tirus</w:t>
+                        <w:t xml:space="preserve">Pertemuan ini membahas Persamaan Diferensial Euler-Cauchy orde dua homogen, PD dengan koefisien berupa pangkat x yang diselesaikan lewat ansatz y = x</w:t>
+                      </w:r>
+                      <w:r>
+                        <w:rPr>
+                          <w:rFonts w:ascii="Arial" w:hAnsi="Arial" w:cs="Arial"/>
+                          <w:sz w:val="20"/>
+                          <w:szCs w:val="20"/>
+                          <w:lang w:val="fi-FI"/>
+                          <w:vertAlign w:val="superscript"/>
+                        </w:rPr>
+                        <w:t xml:space="preserve">m</w:t>
+                      </w:r>
+                      <w:r>
+                        <w:rPr>
+                          <w:rFonts w:ascii="Arial" w:hAnsi="Arial" w:cs="Arial"/>
+                          <w:sz w:val="20"/>
+                          <w:szCs w:val="20"/>
+                          <w:lang w:val="fi-FI"/>
+                        </w:rPr>
+                        <w:t xml:space="preserve"> menjadi persamaan karakteristik aljabar, mencakup tiga kasus akar (real berbeda, real berulang dengan faktor ln x, dan kompleks konjugat dengan osilasi logaritmik), Wronskian, IVP/BVP, serta aplikasi rekayasa pada konduksi panas radial, tegangan tabung bertekanan, dan defleksi balok tirus</w:t>
                       </w:r>
                     </w:p>
                   </w:txbxContent>
@@ -1379,7 +1417,7 @@
                                 <w:szCs w:val="20"/>
                                 <w:lang w:val="en-US"/>
                               </w:rPr>
-                              <w:t>myclass.mercubuana.ac.id</w:t>
+                              <w:t xml:space="preserve">myclass.mercubuana.ac·id</w:t>
                             </w:r>
                           </w:p>
                         </w:txbxContent>
@@ -1426,7 +1464,7 @@
                           <w:szCs w:val="20"/>
                           <w:lang w:val="en-US"/>
                         </w:rPr>
-                        <w:t>myclass.mercubuana.ac.id</w:t>
+                        <w:t xml:space="preserve">myclass.mercubuana.ac·id</w:t>
                       </w:r>
                     </w:p>
                   </w:txbxContent>
@@ -2512,7 +2550,7 @@
                                 <w:sz w:val="20"/>
                                 <w:szCs w:val="20"/>
                               </w:rPr>
-                              <w:t>www.mercubuana.ac.id</w:t>
+                              <w:t xml:space="preserve">www.mercubuana.ac·id</w:t>
                             </w:r>
                           </w:p>
                         </w:txbxContent>
@@ -2558,7 +2596,7 @@
                           <w:sz w:val="20"/>
                           <w:szCs w:val="20"/>
                         </w:rPr>
-                        <w:t>www.mercubuana.ac.id</w:t>
+                        <w:t xml:space="preserve">www.mercubuana.ac·id</w:t>
                       </w:r>
                     </w:p>
                   </w:txbxContent>
@@ -2655,7 +2693,45 @@
           <w:i w:val="0"/>
           <w:sz w:val="22"/>
         </w:rPr>
-        <w:t>Pertemuan keenam ini beralih dari PD orde dua koefisien konstan (Pertemuan 5) menuju kelas PD orde dua yang koefisiennya bukan konstanta melainkan pangkat x, yaitu Persamaan Euler-Cauchy. Bentuk ini muncul secara alami setiap kali sebuah masalah fisik memiliki simetri radial, misalnya konduksi panas pada pipa silinder, tegangan pada tabung bertekanan, atau defleksi balok dengan penampang berubah. Karena koefisiennya bergantung pada x, teknik y = e^(rx) yang berhasil untuk PD koefisien konstan tidak lagi berlaku; modul ini memperkenalkan ansatz baru y = x^m yang mengubah PD Euler-Cauchy menjadi persamaan karakteristik aljabar dalam m, persis seperti PD koefisien konstan diubah menjadi persamaan karakteristik dalam r. Gambar 1 menunjukkan posisi Pertemuan 6 dalam keseluruhan alur mata kuliah.</w:t>
+        <w:t xml:space="preserve">Pertemuan keenam ini beralih dari PD orde dua koefisien konstan (Pertemuan 5) menuju kelas PD orde dua yang koefisiennya bukan konstanta melainkan pangkat x, yaitu Persamaan Euler-Cauchy. Bentuk ini muncul secara alami setiap kali sebuah masalah fisik memiliki simetri radial, misalnya konduksi panas pada pipa silinder, tegangan pada tabung bertekanan, atau defleksi balok dengan penampang berubah. Karena koefisiennya bergantung pada x, teknik y = e</w:t>
+      </w:r>
+      <w:r>
+        <w:rPr>
+          <w:rFonts w:ascii="Arial" w:hAnsi="Arial" w:cs="Arial"/>
+          <w:b w:val="0"/>
+          <w:i w:val="0"/>
+          <w:sz w:val="22"/>
+          <w:vertAlign w:val="superscript"/>
+        </w:rPr>
+        <w:t xml:space="preserve">rx</w:t>
+      </w:r>
+      <w:r>
+        <w:rPr>
+          <w:rFonts w:ascii="Arial" w:hAnsi="Arial" w:cs="Arial"/>
+          <w:b w:val="0"/>
+          <w:i w:val="0"/>
+          <w:sz w:val="22"/>
+        </w:rPr>
+        <w:t xml:space="preserve"> yang berhasil untuk PD koefisien konstan tidak lagi berlaku; modul ini memperkenalkan ansatz baru y = x</w:t>
+      </w:r>
+      <w:r>
+        <w:rPr>
+          <w:rFonts w:ascii="Arial" w:hAnsi="Arial" w:cs="Arial"/>
+          <w:b w:val="0"/>
+          <w:i w:val="0"/>
+          <w:sz w:val="22"/>
+          <w:vertAlign w:val="superscript"/>
+        </w:rPr>
+        <w:t xml:space="preserve">m</w:t>
+      </w:r>
+      <w:r>
+        <w:rPr>
+          <w:rFonts w:ascii="Arial" w:hAnsi="Arial" w:cs="Arial"/>
+          <w:b w:val="0"/>
+          <w:i w:val="0"/>
+          <w:sz w:val="22"/>
+        </w:rPr>
+        <w:t xml:space="preserve"> yang mengubah PD Euler-Cauchy menjadi persamaan karakteristik aljabar dalam m, persis seperti PD koefisien konstan diubah menjadi persamaan karakteristik dalam r. Gambar 1 menunjukkan posisi Pertemuan 6 dalam keseluruhan alur mata kuliah.</w:t>
       </w:r>
     </w:p>
     <w:p>
@@ -2712,7 +2788,69 @@
           <w:color w:val="444444"/>
           <w:sz w:val="20"/>
         </w:rPr>
-        <w:t>Gambar 1. Posisi Pertemuan 6 (Euler-Cauchy Homogen) dalam alur mata kuliah Matematika 4, menjembatani PD koefisien konstan (P5) menuju Euler-Cauchy orde tinggi (P7).</w:t>
+        <w:t xml:space="preserve">Gambar 1. Posisi Pertemuan 6 (Euler-Cauchy Homogen) dalam alur mata kuliah Matematika 4, menjembatani PD koefisien konstan (</w:t>
+      </w:r>
+      <w:r>
+        <w:rPr>
+          <w:rFonts w:ascii="Arial" w:hAnsi="Arial" w:cs="Arial"/>
+          <w:b w:val="0"/>
+          <w:i/>
+          <w:color w:val="444444"/>
+          <w:sz w:val="20"/>
+        </w:rPr>
+        <w:t xml:space="preserve">P</w:t>
+      </w:r>
+      <w:r>
+        <w:rPr>
+          <w:rFonts w:ascii="Arial" w:hAnsi="Arial" w:cs="Arial"/>
+          <w:b w:val="0"/>
+          <w:i/>
+          <w:color w:val="444444"/>
+          <w:sz w:val="20"/>
+          <w:vertAlign w:val="subscript"/>
+        </w:rPr>
+        <w:t xml:space="preserve">5</w:t>
+      </w:r>
+      <w:r>
+        <w:rPr>
+          <w:rFonts w:ascii="Arial" w:hAnsi="Arial" w:cs="Arial"/>
+          <w:b w:val="0"/>
+          <w:i/>
+          <w:color w:val="444444"/>
+          <w:sz w:val="20"/>
+        </w:rPr>
+        <w:t xml:space="preserve">) menuju Euler-Cauchy orde tinggi (</w:t>
+      </w:r>
+      <w:r>
+        <w:rPr>
+          <w:rFonts w:ascii="Arial" w:hAnsi="Arial" w:cs="Arial"/>
+          <w:b w:val="0"/>
+          <w:i/>
+          <w:color w:val="444444"/>
+          <w:sz w:val="20"/>
+        </w:rPr>
+        <w:t xml:space="preserve">P</w:t>
+      </w:r>
+      <w:r>
+        <w:rPr>
+          <w:rFonts w:ascii="Arial" w:hAnsi="Arial" w:cs="Arial"/>
+          <w:b w:val="0"/>
+          <w:i/>
+          <w:color w:val="444444"/>
+          <w:sz w:val="20"/>
+          <w:vertAlign w:val="subscript"/>
+        </w:rPr>
+        <w:t xml:space="preserve">7</w:t>
+      </w:r>
+      <w:r>
+        <w:rPr>
+          <w:rFonts w:ascii="Arial" w:hAnsi="Arial" w:cs="Arial"/>
+          <w:b w:val="0"/>
+          <w:i/>
+          <w:color w:val="444444"/>
+          <w:sz w:val="20"/>
+        </w:rPr>
+        <w:t xml:space="preserve">).</w:t>
       </w:r>
     </w:p>
     <w:p>
@@ -2727,7 +2865,26 @@
           <w:i w:val="0"/>
           <w:sz w:val="22"/>
         </w:rPr>
-        <w:t>Gambar 1 memperlihatkan bahwa Pertemuan 6 adalah jembatan konseptual: tiga kasus akar (D lebih besar dari 0, D sama dengan 0, D kurang dari 0) yang telah dipelajari pada Pertemuan 5 muncul kembali di sini, tetapi dengan bentuk fungsi dasar yang berbeda total, yaitu pangkat x dan logaritma natural, bukan eksponensial. Materi mencakup ansatz y = x^m dan persamaan karakteristik, tiga kasus akar beserta bentuk solusinya, independensi linier lewat Wronskian, penentuan konstanta melalui syarat awal maupun syarat batas, analogi kehidupan sehari-hari, aplikasi industri (konduksi panas radial, tegangan tabung bertekanan, defleksi balok tirus), implementasi Python dengan SymPy dan SciPy, serta tugas terstruktur.</w:t>
+        <w:t xml:space="preserve">Gambar 1 memperlihatkan bahwa Pertemuan 6 adalah jembatan konseptual: tiga kasus akar (D lebih besar dari 0, D sama dengan 0, D kurang dari 0) yang telah dipelajari pada Pertemuan 5 muncul kembali di sini, tetapi dengan bentuk fungsi dasar yang berbeda total, yaitu pangkat x dan logaritma natural, bukan eksponensial. Materi mencakup ansatz y = x</w:t>
+      </w:r>
+      <w:r>
+        <w:rPr>
+          <w:rFonts w:ascii="Arial" w:hAnsi="Arial" w:cs="Arial"/>
+          <w:b w:val="0"/>
+          <w:i w:val="0"/>
+          <w:sz w:val="22"/>
+          <w:vertAlign w:val="superscript"/>
+        </w:rPr>
+        <w:t xml:space="preserve">m</w:t>
+      </w:r>
+      <w:r>
+        <w:rPr>
+          <w:rFonts w:ascii="Arial" w:hAnsi="Arial" w:cs="Arial"/>
+          <w:b w:val="0"/>
+          <w:i w:val="0"/>
+          <w:sz w:val="22"/>
+        </w:rPr>
+        <w:t xml:space="preserve"> dan persamaan karakteristik, tiga kasus akar beserta bentuk solusinya, independensi linier lewat Wronskian, penentuan konstanta melalui syarat awal maupun syarat batas, analogi kehidupan sehari-hari, aplikasi industri (konduksi panas radial, tegangan tabung bertekanan, defleksi balok tirus), implementasi Python dengan SymPy dan SciPy, serta tugas terstruktur.</w:t>
       </w:r>
     </w:p>
     <w:p>
@@ -2800,7 +2957,26 @@
           <w:i w:val="0"/>
           <w:sz w:val="22"/>
         </w:rPr>
-        <w:t>Setelah pertemuan ini mahasiswa dapat: mengenali bentuk baku Persamaan Euler-Cauchy ax²y''+bxy'+cy=0; menurunkan persamaan karakteristik am(m-1)+bm+c=0 lewat ansatz y=x^m; menyelesaikan ketiga kasus akar (real berbeda, real berulang, kompleks konjugat) beserta bentuk solusi umumnya; memverifikasi independensi linier dengan Wronskian; menentukan konstanta sembarang lewat IVP maupun BVP; serta menerapkan Euler-Cauchy pada masalah rekayasa berkoordinat radial dengan bantuan Python (SymPy dan SciPy).</w:t>
+        <w:t xml:space="preserve">Setelah pertemuan ini mahasiswa dapat: mengenali bentuk baku Persamaan Euler-Cauchy ax²y''+bxy'+cy=0; menurunkan persamaan karakteristik am(m-1)+bm+c=0 lewat ansatz y=x</w:t>
+      </w:r>
+      <w:r>
+        <w:rPr>
+          <w:rFonts w:ascii="Arial" w:hAnsi="Arial" w:cs="Arial"/>
+          <w:b w:val="0"/>
+          <w:i w:val="0"/>
+          <w:sz w:val="22"/>
+          <w:vertAlign w:val="superscript"/>
+        </w:rPr>
+        <w:t xml:space="preserve">m</w:t>
+      </w:r>
+      <w:r>
+        <w:rPr>
+          <w:rFonts w:ascii="Arial" w:hAnsi="Arial" w:cs="Arial"/>
+          <w:b w:val="0"/>
+          <w:i w:val="0"/>
+          <w:sz w:val="22"/>
+        </w:rPr>
+        <w:t xml:space="preserve">; menyelesaikan ketiga kasus akar (real berbeda, real berulang, kompleks konjugat) beserta bentuk solusi umumnya; memverifikasi independensi linier dengan Wronskian; menentukan konstanta sembarang lewat IVP maupun BVP; serta menerapkan Euler-Cauchy pada masalah rekayasa berkoordinat radial dengan bantuan Python (SymPy dan SciPy).</w:t>
       </w:r>
     </w:p>
     <w:p>
@@ -2823,7 +2999,28 @@
           <w:color w:val="1F3864"/>
           <w:sz w:val="28"/>
         </w:rPr>
-        <w:t>BENTUK UMUM, ANSATZ Y = X^M, DAN PERSAMAAN KARAKTERISTIK</w:t>
+        <w:t xml:space="preserve">BENTUK UMUM, ANSATZ Y = X</w:t>
+      </w:r>
+      <w:r>
+        <w:rPr>
+          <w:rFonts w:ascii="Arial" w:hAnsi="Arial" w:cs="Arial"/>
+          <w:b/>
+          <w:i w:val="0"/>
+          <w:color w:val="1F3864"/>
+          <w:sz w:val="28"/>
+          <w:vertAlign w:val="superscript"/>
+        </w:rPr>
+        <w:t xml:space="preserve">M</w:t>
+      </w:r>
+      <w:r>
+        <w:rPr>
+          <w:rFonts w:ascii="Arial" w:hAnsi="Arial" w:cs="Arial"/>
+          <w:b/>
+          <w:i w:val="0"/>
+          <w:color w:val="1F3864"/>
+          <w:sz w:val="28"/>
+        </w:rPr>
+        <w:t xml:space="preserve">, DAN PERSAMAAN KARAKTERISTIK</w:t>
       </w:r>
     </w:p>
     <w:p>
@@ -2849,6 +3046,15 @@
         </w:rPr>
         <w:t>Persamaan Euler-Cauchy orde dua homogen dikenali dari pola khasnya: setiap suku memiliki pangkat x yang sama dengan orde turunannya, yaitu x² mengalikan y'', x mengalikan y', dan x⁰=1 mengalikan y.</w:t>
       </w:r>
+      <w:r>
+        <w:rPr>
+          <w:rFonts w:ascii="Arial" w:hAnsi="Arial" w:cs="Arial"/>
+          <w:b w:val="0"/>
+          <w:i w:val="0"/>
+          <w:sz w:val="22"/>
+        </w:rPr>
+        <w:t xml:space="preserve"> Hubungan ini dirangkum dalam Persamaan (1).</w:t>
+      </w:r>
     </w:p>
     <w:p>
       <w:pPr>
@@ -2865,6 +3071,16 @@
         </w:rPr>
         <w:t>a·x²·y'' + b·x·y' + c·y = 0,   a,b,c ∈ ℝ, a≠0, x&gt;0</w:t>
       </w:r>
+      <w:r>
+        <w:rPr>
+          <w:rFonts w:ascii="Arial" w:hAnsi="Arial" w:cs="Arial"/>
+          <w:b/>
+          <w:i/>
+          <w:color w:val="305496"/>
+          <w:sz w:val="22"/>
+        </w:rPr>
+        <w:t xml:space="preserve">   (1)</w:t>
+      </w:r>
     </w:p>
     <w:p>
       <w:pPr>
@@ -2878,16 +3094,139 @@
           <w:i w:val="0"/>
           <w:sz w:val="22"/>
         </w:rPr>
-        <w:t xml:space="preserve">Mengapa y=x^m, Bukan e^(rx): </w:t>
-      </w:r>
-      <w:r>
-        <w:rPr>
-          <w:rFonts w:ascii="Arial" w:hAnsi="Arial" w:cs="Arial"/>
-          <w:b w:val="0"/>
-          <w:i w:val="0"/>
-          <w:sz w:val="22"/>
-        </w:rPr>
-        <w:t>Berbeda dengan Pertemuan 5 yang koefisiennya konstan, di sini koefisien bergantung pada x, sehingga ansatz y=e^(rx) tidak lagi menghasilkan penyederhanaan. Trik yang bekerja adalah menebak y = x^m: karena setiap turunan x^m tetap berbentuk kelipatan x^pangkat lain, seluruh suku PD menjadi sebanding dengan x^m dan dapat dibagi habis, meninggalkan persamaan aljabar murni dalam m.</w:t>
+        <w:t xml:space="preserve">Mengapa y=x</w:t>
+      </w:r>
+      <w:r>
+        <w:rPr>
+          <w:rFonts w:ascii="Arial" w:hAnsi="Arial" w:cs="Arial"/>
+          <w:b/>
+          <w:i w:val="0"/>
+          <w:sz w:val="22"/>
+          <w:vertAlign w:val="superscript"/>
+        </w:rPr>
+        <w:t xml:space="preserve">m</w:t>
+      </w:r>
+      <w:r>
+        <w:rPr>
+          <w:rFonts w:ascii="Arial" w:hAnsi="Arial" w:cs="Arial"/>
+          <w:b/>
+          <w:i w:val="0"/>
+          <w:sz w:val="22"/>
+        </w:rPr>
+        <w:t xml:space="preserve">, Bukan e</w:t>
+      </w:r>
+      <w:r>
+        <w:rPr>
+          <w:rFonts w:ascii="Arial" w:hAnsi="Arial" w:cs="Arial"/>
+          <w:b/>
+          <w:i w:val="0"/>
+          <w:sz w:val="22"/>
+          <w:vertAlign w:val="superscript"/>
+        </w:rPr>
+        <w:t xml:space="preserve">rx</w:t>
+      </w:r>
+      <w:r>
+        <w:rPr>
+          <w:rFonts w:ascii="Arial" w:hAnsi="Arial" w:cs="Arial"/>
+          <w:b/>
+          <w:i w:val="0"/>
+          <w:sz w:val="22"/>
+        </w:rPr>
+        <w:t xml:space="preserve">: </w:t>
+      </w:r>
+      <w:r>
+        <w:rPr>
+          <w:rFonts w:ascii="Arial" w:hAnsi="Arial" w:cs="Arial"/>
+          <w:b w:val="0"/>
+          <w:i w:val="0"/>
+          <w:sz w:val="22"/>
+        </w:rPr>
+        <w:t xml:space="preserve">Berbeda dengan Pertemuan 5 yang koefisiennya konstan, di sini koefisien bergantung pada x, sehingga ansatz y=e</w:t>
+      </w:r>
+      <w:r>
+        <w:rPr>
+          <w:rFonts w:ascii="Arial" w:hAnsi="Arial" w:cs="Arial"/>
+          <w:b w:val="0"/>
+          <w:i w:val="0"/>
+          <w:sz w:val="22"/>
+          <w:vertAlign w:val="superscript"/>
+        </w:rPr>
+        <w:t xml:space="preserve">rx</w:t>
+      </w:r>
+      <w:r>
+        <w:rPr>
+          <w:rFonts w:ascii="Arial" w:hAnsi="Arial" w:cs="Arial"/>
+          <w:b w:val="0"/>
+          <w:i w:val="0"/>
+          <w:sz w:val="22"/>
+        </w:rPr>
+        <w:t xml:space="preserve"> tidak lagi menghasilkan penyederhanaan. Trik yang bekerja adalah menebak y = x</w:t>
+      </w:r>
+      <w:r>
+        <w:rPr>
+          <w:rFonts w:ascii="Arial" w:hAnsi="Arial" w:cs="Arial"/>
+          <w:b w:val="0"/>
+          <w:i w:val="0"/>
+          <w:sz w:val="22"/>
+          <w:vertAlign w:val="superscript"/>
+        </w:rPr>
+        <w:t xml:space="preserve">m</w:t>
+      </w:r>
+      <w:r>
+        <w:rPr>
+          <w:rFonts w:ascii="Arial" w:hAnsi="Arial" w:cs="Arial"/>
+          <w:b w:val="0"/>
+          <w:i w:val="0"/>
+          <w:sz w:val="22"/>
+        </w:rPr>
+        <w:t xml:space="preserve">: karena setiap turunan x</w:t>
+      </w:r>
+      <w:r>
+        <w:rPr>
+          <w:rFonts w:ascii="Arial" w:hAnsi="Arial" w:cs="Arial"/>
+          <w:b w:val="0"/>
+          <w:i w:val="0"/>
+          <w:sz w:val="22"/>
+          <w:vertAlign w:val="superscript"/>
+        </w:rPr>
+        <w:t xml:space="preserve">m</w:t>
+      </w:r>
+      <w:r>
+        <w:rPr>
+          <w:rFonts w:ascii="Arial" w:hAnsi="Arial" w:cs="Arial"/>
+          <w:b w:val="0"/>
+          <w:i w:val="0"/>
+          <w:sz w:val="22"/>
+        </w:rPr>
+        <w:t xml:space="preserve"> tetap berbentuk kelipatan x^pangkat lain, seluruh suku PD menjadi sebanding dengan x</w:t>
+      </w:r>
+      <w:r>
+        <w:rPr>
+          <w:rFonts w:ascii="Arial" w:hAnsi="Arial" w:cs="Arial"/>
+          <w:b w:val="0"/>
+          <w:i w:val="0"/>
+          <w:sz w:val="22"/>
+          <w:vertAlign w:val="superscript"/>
+        </w:rPr>
+        <w:t xml:space="preserve">m</w:t>
+      </w:r>
+      <w:r>
+        <w:rPr>
+          <w:rFonts w:ascii="Arial" w:hAnsi="Arial" w:cs="Arial"/>
+          <w:b w:val="0"/>
+          <w:i w:val="0"/>
+          <w:sz w:val="22"/>
+        </w:rPr>
+        <w:t xml:space="preserve"> dan dapat dibagi habis, meninggalkan persamaan aljabar murni dalam m.</w:t>
+      </w:r>
+      <w:r>
+        <w:rPr>
+          <w:rFonts w:ascii="Arial" w:hAnsi="Arial" w:cs="Arial"/>
+          <w:b w:val="0"/>
+          <w:i w:val="0"/>
+          <w:sz w:val="22"/>
+        </w:rPr>
+        <w:t xml:space="preserve"> Bentuk ringkasnya dituliskan pada Persamaan (2).</w:t>
       </w:r>
     </w:p>
     <w:p>
@@ -2903,7 +3242,49 @@
           <w:color w:val="305496"/>
           <w:sz w:val="22"/>
         </w:rPr>
-        <w:t>y'=m·x^(m-1),   y''=m(m-1)·x^(m-2)</w:t>
+        <w:t xml:space="preserve">y'=m·x</w:t>
+      </w:r>
+      <w:r>
+        <w:rPr>
+          <w:rFonts w:ascii="Arial" w:hAnsi="Arial" w:cs="Arial"/>
+          <w:b/>
+          <w:i/>
+          <w:color w:val="305496"/>
+          <w:sz w:val="22"/>
+          <w:vertAlign w:val="superscript"/>
+        </w:rPr>
+        <w:t xml:space="preserve">m-1</w:t>
+      </w:r>
+      <w:r>
+        <w:rPr>
+          <w:rFonts w:ascii="Arial" w:hAnsi="Arial" w:cs="Arial"/>
+          <w:b/>
+          <w:i/>
+          <w:color w:val="305496"/>
+          <w:sz w:val="22"/>
+        </w:rPr>
+        <w:t xml:space="preserve">,   y''=m(m-1)·x</w:t>
+      </w:r>
+      <w:r>
+        <w:rPr>
+          <w:rFonts w:ascii="Arial" w:hAnsi="Arial" w:cs="Arial"/>
+          <w:b/>
+          <w:i/>
+          <w:color w:val="305496"/>
+          <w:sz w:val="22"/>
+          <w:vertAlign w:val="superscript"/>
+        </w:rPr>
+        <w:t xml:space="preserve">m-2</w:t>
+      </w:r>
+      <w:r>
+        <w:rPr>
+          <w:rFonts w:ascii="Arial" w:hAnsi="Arial" w:cs="Arial"/>
+          <w:b/>
+          <w:i/>
+          <w:color w:val="305496"/>
+          <w:sz w:val="22"/>
+        </w:rPr>
+        <w:t xml:space="preserve">   (2)</w:t>
       </w:r>
     </w:p>
     <w:p>
@@ -2927,7 +3308,54 @@
           <w:i w:val="0"/>
           <w:sz w:val="22"/>
         </w:rPr>
-        <w:t>Substitusi ke bentuk baku menghasilkan x^m·[a·m(m-1) + b·m + c] = 0. Karena x^m tidak pernah nol untuk x&gt;0, kurung siku itulah yang harus nol, memberikan persamaan karakteristik. Bentuk ini dapat ditulis dalam dua cara setara: bentuk pertama a·m(m-1)+b·m+c=0 (langsung dari substitusi), bentuk kedua a·m²+(b-a)·m+c=0 (setelah dijabarkan). Bentuk kedua lebih disarankan untuk menghitung diskriminan karena strukturnya identik dengan persamaan kuadrat biasa.</w:t>
+        <w:t xml:space="preserve">Substitusi ke bentuk baku menghasilkan x</w:t>
+      </w:r>
+      <w:r>
+        <w:rPr>
+          <w:rFonts w:ascii="Arial" w:hAnsi="Arial" w:cs="Arial"/>
+          <w:b w:val="0"/>
+          <w:i w:val="0"/>
+          <w:sz w:val="22"/>
+          <w:vertAlign w:val="superscript"/>
+        </w:rPr>
+        <w:t xml:space="preserve">m</w:t>
+      </w:r>
+      <w:r>
+        <w:rPr>
+          <w:rFonts w:ascii="Arial" w:hAnsi="Arial" w:cs="Arial"/>
+          <w:b w:val="0"/>
+          <w:i w:val="0"/>
+          <w:sz w:val="22"/>
+        </w:rPr>
+        <w:t xml:space="preserve">·[a·m(m-1) + b·m + c] = 0. Karena x</w:t>
+      </w:r>
+      <w:r>
+        <w:rPr>
+          <w:rFonts w:ascii="Arial" w:hAnsi="Arial" w:cs="Arial"/>
+          <w:b w:val="0"/>
+          <w:i w:val="0"/>
+          <w:sz w:val="22"/>
+          <w:vertAlign w:val="superscript"/>
+        </w:rPr>
+        <w:t xml:space="preserve">m</w:t>
+      </w:r>
+      <w:r>
+        <w:rPr>
+          <w:rFonts w:ascii="Arial" w:hAnsi="Arial" w:cs="Arial"/>
+          <w:b w:val="0"/>
+          <w:i w:val="0"/>
+          <w:sz w:val="22"/>
+        </w:rPr>
+        <w:t xml:space="preserve"> tidak pernah nol untuk x&gt;0, kurung siku itulah yang harus nol, memberikan persamaan karakteristik. Bentuk ini dapat ditulis dalam dua cara setara: bentuk pertama a·m(m-1)+b·m+c=0 (langsung dari substitusi), bentuk kedua a·m²+(b-a)·m+c=0 (setelah dijabarkan). Bentuk kedua lebih disarankan untuk menghitung diskriminan karena strukturnya identik dengan persamaan kuadrat biasa.</w:t>
+      </w:r>
+      <w:r>
+        <w:rPr>
+          <w:rFonts w:ascii="Arial" w:hAnsi="Arial" w:cs="Arial"/>
+          <w:b w:val="0"/>
+          <w:i w:val="0"/>
+          <w:sz w:val="22"/>
+        </w:rPr>
+        <w:t xml:space="preserve"> Persamaan (3) memadatkan aturan tersebut.</w:t>
       </w:r>
     </w:p>
     <w:p>
@@ -2944,6 +3372,16 @@
           <w:sz w:val="22"/>
         </w:rPr>
         <w:t>a·m(m-1) + b·m + c = 0   ⟺   a·m² + (b-a)·m + c = 0</w:t>
+      </w:r>
+      <w:r>
+        <w:rPr>
+          <w:rFonts w:ascii="Arial" w:hAnsi="Arial" w:cs="Arial"/>
+          <w:b/>
+          <w:i/>
+          <w:color w:val="305496"/>
+          <w:sz w:val="22"/>
+        </w:rPr>
+        <w:t xml:space="preserve">   (3)</w:t>
       </w:r>
     </w:p>
     <w:p>
@@ -3000,7 +3438,28 @@
           <w:color w:val="444444"/>
           <w:sz w:val="20"/>
         </w:rPr>
-        <w:t>Gambar 2. Lima langkah baku menurunkan persamaan karakteristik Euler-Cauchy dari ansatz y = x^m.</w:t>
+        <w:t xml:space="preserve">Gambar 2. Lima langkah baku menurunkan persamaan karakteristik Euler-Cauchy dari ansatz y = x</w:t>
+      </w:r>
+      <w:r>
+        <w:rPr>
+          <w:rFonts w:ascii="Arial" w:hAnsi="Arial" w:cs="Arial"/>
+          <w:b w:val="0"/>
+          <w:i/>
+          <w:color w:val="444444"/>
+          <w:sz w:val="20"/>
+          <w:vertAlign w:val="superscript"/>
+        </w:rPr>
+        <w:t xml:space="preserve">m</w:t>
+      </w:r>
+      <w:r>
+        <w:rPr>
+          <w:rFonts w:ascii="Arial" w:hAnsi="Arial" w:cs="Arial"/>
+          <w:b w:val="0"/>
+          <w:i/>
+          <w:color w:val="444444"/>
+          <w:sz w:val="20"/>
+        </w:rPr>
+        <w:t xml:space="preserve">.</w:t>
       </w:r>
     </w:p>
     <w:p>
@@ -3026,6 +3485,15 @@
         </w:rPr>
         <w:t>Gambar 2 merangkum lima langkah yang berlaku untuk setiap PD Euler-Cauchy orde dua, betapapun besar koefisien a, b, c-nya. Diskriminan dari bentuk kedua adalah D = (b-a)² - 4ac, bukan b²-4ac seperti pada PD koefisien konstan; kesalahan menggunakan rumus diskriminan yang salah adalah kesalahan paling umum pada tahap ini. Tabel 1 menuliskan ringkasan hubungan diskriminan D dengan sifat akar dan bentuk solusi umum, yang akan dijabarkan satu per satu pada bagian berikutnya.</w:t>
       </w:r>
+      <w:r>
+        <w:rPr>
+          <w:rFonts w:ascii="Arial" w:hAnsi="Arial" w:cs="Arial"/>
+          <w:b w:val="0"/>
+          <w:i w:val="0"/>
+          <w:sz w:val="22"/>
+        </w:rPr>
+        <w:t xml:space="preserve"> Rangkuman kuantitatifnya tertulis pada Persamaan (4).</w:t>
+      </w:r>
     </w:p>
     <w:p>
       <w:pPr>
@@ -3041,6 +3509,16 @@
           <w:sz w:val="22"/>
         </w:rPr>
         <w:t>D = (b-a)² - 4ac      m = [(a-b) ± √D] / (2a)</w:t>
+      </w:r>
+      <w:r>
+        <w:rPr>
+          <w:rFonts w:ascii="Arial" w:hAnsi="Arial" w:cs="Arial"/>
+          <w:b/>
+          <w:i/>
+          <w:color w:val="305496"/>
+          <w:sz w:val="22"/>
+        </w:rPr>
+        <w:t xml:space="preserve">   (4)</w:t>
       </w:r>
     </w:p>
     <w:p>
@@ -3234,7 +3712,45 @@
                 <w:i w:val="0"/>
                 <w:sz w:val="19"/>
               </w:rPr>
-              <w:t>y = c₁·x^m₁ + c₂·x^m₂</w:t>
+              <w:t xml:space="preserve">y = c₁·x</w:t>
+            </w:r>
+            <w:r>
+              <w:rPr>
+                <w:rFonts w:ascii="Arial" w:hAnsi="Arial" w:cs="Arial"/>
+                <w:b w:val="0"/>
+                <w:i w:val="0"/>
+                <w:sz w:val="19"/>
+                <w:vertAlign w:val="superscript"/>
+              </w:rPr>
+              <w:t xml:space="preserve">m</w:t>
+            </w:r>
+            <w:r>
+              <w:rPr>
+                <w:rFonts w:ascii="Arial" w:hAnsi="Arial" w:cs="Arial"/>
+                <w:b w:val="0"/>
+                <w:i w:val="0"/>
+                <w:sz w:val="19"/>
+              </w:rPr>
+              <w:t xml:space="preserve">₁ + c₂·x</w:t>
+            </w:r>
+            <w:r>
+              <w:rPr>
+                <w:rFonts w:ascii="Arial" w:hAnsi="Arial" w:cs="Arial"/>
+                <w:b w:val="0"/>
+                <w:i w:val="0"/>
+                <w:sz w:val="19"/>
+                <w:vertAlign w:val="superscript"/>
+              </w:rPr>
+              <w:t xml:space="preserve">m</w:t>
+            </w:r>
+            <w:r>
+              <w:rPr>
+                <w:rFonts w:ascii="Arial" w:hAnsi="Arial" w:cs="Arial"/>
+                <w:b w:val="0"/>
+                <w:i w:val="0"/>
+                <w:sz w:val="19"/>
+              </w:rPr>
+              <w:t xml:space="preserve">₂</w:t>
             </w:r>
           </w:p>
         </w:tc>
@@ -3317,7 +3833,17 @@
                 <w:i w:val="0"/>
                 <w:sz w:val="19"/>
               </w:rPr>
-              <w:t>y = (c₁ + c₂·ln x)·x^m</w:t>
+              <w:t xml:space="preserve">y = (c₁ + c₂·ln x)·x</w:t>
+            </w:r>
+            <w:r>
+              <w:rPr>
+                <w:rFonts w:ascii="Arial" w:hAnsi="Arial" w:cs="Arial"/>
+                <w:b w:val="0"/>
+                <w:i w:val="0"/>
+                <w:sz w:val="19"/>
+                <w:vertAlign w:val="superscript"/>
+              </w:rPr>
+              <w:t xml:space="preserve">m</w:t>
             </w:r>
           </w:p>
         </w:tc>
@@ -3397,7 +3923,26 @@
                 <w:i w:val="0"/>
                 <w:sz w:val="19"/>
               </w:rPr>
-              <w:t>y = x^α·[c₁·cos(β ln x) + c₂·sin(β ln x)]</w:t>
+              <w:t xml:space="preserve">y = x</w:t>
+            </w:r>
+            <w:r>
+              <w:rPr>
+                <w:rFonts w:ascii="Arial" w:hAnsi="Arial" w:cs="Arial"/>
+                <w:b w:val="0"/>
+                <w:i w:val="0"/>
+                <w:sz w:val="19"/>
+                <w:vertAlign w:val="superscript"/>
+              </w:rPr>
+              <w:t xml:space="preserve">α</w:t>
+            </w:r>
+            <w:r>
+              <w:rPr>
+                <w:rFonts w:ascii="Arial" w:hAnsi="Arial" w:cs="Arial"/>
+                <w:b w:val="0"/>
+                <w:i w:val="0"/>
+                <w:sz w:val="19"/>
+              </w:rPr>
+              <w:t xml:space="preserve">·[c₁·cos(β ln x) + c₂·sin(β ln x)]</w:t>
             </w:r>
           </w:p>
         </w:tc>
@@ -3429,7 +3974,35 @@
           <w:i w:val="0"/>
           <w:sz w:val="22"/>
         </w:rPr>
-        <w:t>Pendekatan kedua yang sepenuhnya setara adalah substitusi x = e^t (atau t = ln x). Karena dx/dt = x, aturan rantai mengubah turunan terhadap x menjadi turunan terhadap t sedemikian rupa sehingga seluruh PD Euler-Cauchy tereduksi menjadi PD koefisien konstan dalam variabel t, yang sudah dikuasai sejak Pertemuan 5.</w:t>
+        <w:t xml:space="preserve">Pendekatan kedua yang sepenuhnya setara adalah substitusi x = e</w:t>
+      </w:r>
+      <w:r>
+        <w:rPr>
+          <w:rFonts w:ascii="Arial" w:hAnsi="Arial" w:cs="Arial"/>
+          <w:b w:val="0"/>
+          <w:i w:val="0"/>
+          <w:sz w:val="22"/>
+          <w:vertAlign w:val="superscript"/>
+        </w:rPr>
+        <w:t xml:space="preserve">t</w:t>
+      </w:r>
+      <w:r>
+        <w:rPr>
+          <w:rFonts w:ascii="Arial" w:hAnsi="Arial" w:cs="Arial"/>
+          <w:b w:val="0"/>
+          <w:i w:val="0"/>
+          <w:sz w:val="22"/>
+        </w:rPr>
+        <w:t xml:space="preserve"> (atau t = ln x). Karena dx/dt = x, aturan rantai mengubah turunan terhadap x menjadi turunan terhadap t sedemikian rupa sehingga seluruh PD Euler-Cauchy tereduksi menjadi PD koefisien konstan dalam variabel t, yang sudah dikuasai sejak Pertemuan 5.</w:t>
+      </w:r>
+      <w:r>
+        <w:rPr>
+          <w:rFonts w:ascii="Arial" w:hAnsi="Arial" w:cs="Arial"/>
+          <w:b w:val="0"/>
+          <w:i w:val="0"/>
+          <w:sz w:val="22"/>
+        </w:rPr>
+        <w:t xml:space="preserve"> Hubungan ini dirangkum dalam Persamaan (5).</w:t>
       </w:r>
     </w:p>
     <w:p>
@@ -3445,7 +4018,59 @@
           <w:color w:val="305496"/>
           <w:sz w:val="22"/>
         </w:rPr>
-        <w:t>x = e^t  ⟹  a·Y''(t) + (b-a)·Y'(t) + c·Y(t) = 0,   Y(t) = y(e^t)</w:t>
+        <w:t xml:space="preserve">x = e</w:t>
+      </w:r>
+      <w:r>
+        <w:rPr>
+          <w:rFonts w:ascii="Arial" w:hAnsi="Arial" w:cs="Arial"/>
+          <w:b/>
+          <w:i/>
+          <w:color w:val="305496"/>
+          <w:sz w:val="22"/>
+          <w:vertAlign w:val="superscript"/>
+        </w:rPr>
+        <w:t xml:space="preserve">t</w:t>
+      </w:r>
+      <w:r>
+        <w:rPr>
+          <w:rFonts w:ascii="Arial" w:hAnsi="Arial" w:cs="Arial"/>
+          <w:b/>
+          <w:i/>
+          <w:color w:val="305496"/>
+          <w:sz w:val="22"/>
+        </w:rPr>
+        <w:t xml:space="preserve">  ⟹  a·Y''(t) + (b-a)·Y'(t) + c·Y(t) = 0,   Y(t) = y(e</w:t>
+      </w:r>
+      <w:r>
+        <w:rPr>
+          <w:rFonts w:ascii="Arial" w:hAnsi="Arial" w:cs="Arial"/>
+          <w:b/>
+          <w:i/>
+          <w:color w:val="305496"/>
+          <w:sz w:val="22"/>
+          <w:vertAlign w:val="superscript"/>
+        </w:rPr>
+        <w:t xml:space="preserve">t</w:t>
+      </w:r>
+      <w:r>
+        <w:rPr>
+          <w:rFonts w:ascii="Arial" w:hAnsi="Arial" w:cs="Arial"/>
+          <w:b/>
+          <w:i/>
+          <w:color w:val="305496"/>
+          <w:sz w:val="22"/>
+        </w:rPr>
+        <w:t xml:space="preserve">)</w:t>
+      </w:r>
+      <w:r>
+        <w:rPr>
+          <w:rFonts w:ascii="Arial" w:hAnsi="Arial" w:cs="Arial"/>
+          <w:b/>
+          <w:i/>
+          <w:color w:val="305496"/>
+          <w:sz w:val="22"/>
+        </w:rPr>
+        <w:t xml:space="preserve">   (5)</w:t>
       </w:r>
     </w:p>
     <w:p>
@@ -3469,7 +4094,64 @@
           <w:i w:val="0"/>
           <w:sz w:val="22"/>
         </w:rPr>
-        <w:t>Kedua metode, ansatz y=x^m dan substitusi t=ln x, selalu memberi jawaban identik karena keduanya bermuara pada persamaan karakteristik yang sama persis: am²+(b-a)m+c=0. Ansatz y=x^m lebih cepat untuk mendapatkan solusi umum secara langsung, sedangkan substitusi t=ln x lebih memudahkan penyelesaian numerik dengan SciPy karena PD koefisien konstan dalam t dapat langsung diintegrasikan dengan solve_ivp standar, sebagaimana akan dipraktikkan pada bagian implementasi Python. Domain solusi Euler-Cauchy secara default dibatasi pada x lebih besar dari 0, karena baik x^m untuk m non-integer maupun ln x hanya terdefinisi di sana; untuk x kurang dari 0 penyelesaian serupa dapat diperoleh dengan mengganti x menjadi nilai mutlak x, tetapi hampir seluruh aplikasi fisik pada modul ini secara alami berada di x lebih besar dari 0 (jari-jari, harga saham, waktu, dan besaran lain yang secara fisik tidak pernah negatif).</w:t>
+        <w:t xml:space="preserve">Kedua metode, ansatz y=x</w:t>
+      </w:r>
+      <w:r>
+        <w:rPr>
+          <w:rFonts w:ascii="Arial" w:hAnsi="Arial" w:cs="Arial"/>
+          <w:b w:val="0"/>
+          <w:i w:val="0"/>
+          <w:sz w:val="22"/>
+          <w:vertAlign w:val="superscript"/>
+        </w:rPr>
+        <w:t xml:space="preserve">m</w:t>
+      </w:r>
+      <w:r>
+        <w:rPr>
+          <w:rFonts w:ascii="Arial" w:hAnsi="Arial" w:cs="Arial"/>
+          <w:b w:val="0"/>
+          <w:i w:val="0"/>
+          <w:sz w:val="22"/>
+        </w:rPr>
+        <w:t xml:space="preserve"> dan substitusi t=ln x, selalu memberi jawaban identik karena keduanya bermuara pada persamaan karakteristik yang sama persis: am²+(b-a)m+c=0. Ansatz y=x</w:t>
+      </w:r>
+      <w:r>
+        <w:rPr>
+          <w:rFonts w:ascii="Arial" w:hAnsi="Arial" w:cs="Arial"/>
+          <w:b w:val="0"/>
+          <w:i w:val="0"/>
+          <w:sz w:val="22"/>
+          <w:vertAlign w:val="superscript"/>
+        </w:rPr>
+        <w:t xml:space="preserve">m</w:t>
+      </w:r>
+      <w:r>
+        <w:rPr>
+          <w:rFonts w:ascii="Arial" w:hAnsi="Arial" w:cs="Arial"/>
+          <w:b w:val="0"/>
+          <w:i w:val="0"/>
+          <w:sz w:val="22"/>
+        </w:rPr>
+        <w:t xml:space="preserve"> lebih cepat untuk mendapatkan solusi umum secara langsung, sedangkan substitusi t=ln x lebih memudahkan penyelesaian numerik dengan SciPy karena PD koefisien konstan dalam t dapat langsung diintegrasikan dengan solve_ivp standar, sebagaimana akan dipraktikkan pada bagian implementasi Python. Domain solusi Euler-Cauchy secara default dibatasi pada x lebih besar dari 0, karena baik x</w:t>
+      </w:r>
+      <w:r>
+        <w:rPr>
+          <w:rFonts w:ascii="Arial" w:hAnsi="Arial" w:cs="Arial"/>
+          <w:b w:val="0"/>
+          <w:i w:val="0"/>
+          <w:sz w:val="22"/>
+          <w:vertAlign w:val="superscript"/>
+        </w:rPr>
+        <w:t xml:space="preserve">m</w:t>
+      </w:r>
+      <w:r>
+        <w:rPr>
+          <w:rFonts w:ascii="Arial" w:hAnsi="Arial" w:cs="Arial"/>
+          <w:b w:val="0"/>
+          <w:i w:val="0"/>
+          <w:sz w:val="22"/>
+        </w:rPr>
+        <w:t xml:space="preserve"> untuk m non-integer maupun ln x hanya terdefinisi di sana; untuk x kurang dari 0 penyelesaian serupa dapat diperoleh dengan mengganti x menjadi nilai mutlak x, tetapi hampir seluruh aplikasi fisik pada modul ini secara alami berada di x lebih besar dari 0 (jari-jari, harga saham, waktu, dan besaran lain yang secara fisik tidak pernah negatif).</w:t>
       </w:r>
     </w:p>
     <w:p>
@@ -3516,7 +4198,45 @@
           <w:i w:val="0"/>
           <w:sz w:val="22"/>
         </w:rPr>
-        <w:t>Bagian ini menjabarkan ketiga kasus pada Tabel 1 satu per satu, masing-masing dengan contoh terselesaikan penuh. Perhatikan bahwa struktur penyelesaiannya sejajar dengan Pertemuan 5, tetapi fungsi dasarnya berbeda: x^m menggantikan e^(rx), dan ln x menggantikan x biasa sebagai faktor pendamping pada akar berulang.</w:t>
+        <w:t xml:space="preserve">Bagian ini menjabarkan ketiga kasus pada Tabel 1 satu per satu, masing-masing dengan contoh terselesaikan penuh. Perhatikan bahwa struktur penyelesaiannya sejajar dengan Pertemuan 5, tetapi fungsi dasarnya berbeda: x</w:t>
+      </w:r>
+      <w:r>
+        <w:rPr>
+          <w:rFonts w:ascii="Arial" w:hAnsi="Arial" w:cs="Arial"/>
+          <w:b w:val="0"/>
+          <w:i w:val="0"/>
+          <w:sz w:val="22"/>
+          <w:vertAlign w:val="superscript"/>
+        </w:rPr>
+        <w:t xml:space="preserve">m</w:t>
+      </w:r>
+      <w:r>
+        <w:rPr>
+          <w:rFonts w:ascii="Arial" w:hAnsi="Arial" w:cs="Arial"/>
+          <w:b w:val="0"/>
+          <w:i w:val="0"/>
+          <w:sz w:val="22"/>
+        </w:rPr>
+        <w:t xml:space="preserve"> menggantikan e</w:t>
+      </w:r>
+      <w:r>
+        <w:rPr>
+          <w:rFonts w:ascii="Arial" w:hAnsi="Arial" w:cs="Arial"/>
+          <w:b w:val="0"/>
+          <w:i w:val="0"/>
+          <w:sz w:val="22"/>
+          <w:vertAlign w:val="superscript"/>
+        </w:rPr>
+        <w:t xml:space="preserve">rx</w:t>
+      </w:r>
+      <w:r>
+        <w:rPr>
+          <w:rFonts w:ascii="Arial" w:hAnsi="Arial" w:cs="Arial"/>
+          <w:b w:val="0"/>
+          <w:i w:val="0"/>
+          <w:sz w:val="22"/>
+        </w:rPr>
+        <w:t xml:space="preserve">, dan ln x menggantikan x biasa sebagai faktor pendamping pada akar berulang.</w:t>
       </w:r>
     </w:p>
     <w:p>
@@ -3556,7 +4276,54 @@
           <w:i w:val="0"/>
           <w:sz w:val="22"/>
         </w:rPr>
-        <w:t>Basis solusinya adalah {x^m₁, x^m₂}, independen linier selama m₁≠m₂. Perilaku solusi bergantung tanda kedua akar: bila keduanya negatif, solusi meluruh menuju 0 saat x menuju tak hingga tetapi divergen saat x mendekati 0 dari kanan; bila keduanya positif, solusi tumbuh polinomial saat x membesar namun tetap terbatas (regular) di x=0, sifat penting untuk syarat batas di pusat koordinat radial.</w:t>
+        <w:t xml:space="preserve">Basis solusinya adalah {x</w:t>
+      </w:r>
+      <w:r>
+        <w:rPr>
+          <w:rFonts w:ascii="Arial" w:hAnsi="Arial" w:cs="Arial"/>
+          <w:b w:val="0"/>
+          <w:i w:val="0"/>
+          <w:sz w:val="22"/>
+          <w:vertAlign w:val="superscript"/>
+        </w:rPr>
+        <w:t xml:space="preserve">m</w:t>
+      </w:r>
+      <w:r>
+        <w:rPr>
+          <w:rFonts w:ascii="Arial" w:hAnsi="Arial" w:cs="Arial"/>
+          <w:b w:val="0"/>
+          <w:i w:val="0"/>
+          <w:sz w:val="22"/>
+        </w:rPr>
+        <w:t xml:space="preserve">₁, x</w:t>
+      </w:r>
+      <w:r>
+        <w:rPr>
+          <w:rFonts w:ascii="Arial" w:hAnsi="Arial" w:cs="Arial"/>
+          <w:b w:val="0"/>
+          <w:i w:val="0"/>
+          <w:sz w:val="22"/>
+          <w:vertAlign w:val="superscript"/>
+        </w:rPr>
+        <w:t xml:space="preserve">m</w:t>
+      </w:r>
+      <w:r>
+        <w:rPr>
+          <w:rFonts w:ascii="Arial" w:hAnsi="Arial" w:cs="Arial"/>
+          <w:b w:val="0"/>
+          <w:i w:val="0"/>
+          <w:sz w:val="22"/>
+        </w:rPr>
+        <w:t xml:space="preserve">₂}, independen linier selama m₁≠m₂. Perilaku solusi bergantung tanda kedua akar: bila keduanya negatif, solusi meluruh menuju 0 saat x menuju tak hingga tetapi divergen saat x mendekati 0 dari kanan; bila keduanya positif, solusi tumbuh polinomial saat x membesar namun tetap terbatas (regular) di x=0, sifat penting untuk syarat batas di pusat koordinat radial.</w:t>
+      </w:r>
+      <w:r>
+        <w:rPr>
+          <w:rFonts w:ascii="Arial" w:hAnsi="Arial" w:cs="Arial"/>
+          <w:b w:val="0"/>
+          <w:i w:val="0"/>
+          <w:sz w:val="22"/>
+        </w:rPr>
+        <w:t xml:space="preserve"> Bentuk ringkasnya dituliskan pada Persamaan (6).</w:t>
       </w:r>
     </w:p>
     <w:p>
@@ -3572,7 +4339,59 @@
           <w:color w:val="305496"/>
           <w:sz w:val="22"/>
         </w:rPr>
-        <w:t>y(x) = c₁·x^m₁ + c₂·x^m₂   (x &gt; 0)</w:t>
+        <w:t xml:space="preserve">y(x) = c₁·x</w:t>
+      </w:r>
+      <w:r>
+        <w:rPr>
+          <w:rFonts w:ascii="Arial" w:hAnsi="Arial" w:cs="Arial"/>
+          <w:b/>
+          <w:i/>
+          <w:color w:val="305496"/>
+          <w:sz w:val="22"/>
+          <w:vertAlign w:val="superscript"/>
+        </w:rPr>
+        <w:t xml:space="preserve">m</w:t>
+      </w:r>
+      <w:r>
+        <w:rPr>
+          <w:rFonts w:ascii="Arial" w:hAnsi="Arial" w:cs="Arial"/>
+          <w:b/>
+          <w:i/>
+          <w:color w:val="305496"/>
+          <w:sz w:val="22"/>
+        </w:rPr>
+        <w:t xml:space="preserve">₁ + c₂·x</w:t>
+      </w:r>
+      <w:r>
+        <w:rPr>
+          <w:rFonts w:ascii="Arial" w:hAnsi="Arial" w:cs="Arial"/>
+          <w:b/>
+          <w:i/>
+          <w:color w:val="305496"/>
+          <w:sz w:val="22"/>
+          <w:vertAlign w:val="superscript"/>
+        </w:rPr>
+        <w:t xml:space="preserve">m</w:t>
+      </w:r>
+      <w:r>
+        <w:rPr>
+          <w:rFonts w:ascii="Arial" w:hAnsi="Arial" w:cs="Arial"/>
+          <w:b/>
+          <w:i/>
+          <w:color w:val="305496"/>
+          <w:sz w:val="22"/>
+        </w:rPr>
+        <w:t xml:space="preserve">₂   (x &gt; 0)</w:t>
+      </w:r>
+      <w:r>
+        <w:rPr>
+          <w:rFonts w:ascii="Arial" w:hAnsi="Arial" w:cs="Arial"/>
+          <w:b/>
+          <w:i/>
+          <w:color w:val="305496"/>
+          <w:sz w:val="22"/>
+        </w:rPr>
+        <w:t xml:space="preserve">   (6)</w:t>
       </w:r>
     </w:p>
     <w:p>
@@ -3598,6 +4417,15 @@
         </w:rPr>
         <w:t>Selesaikan PD x²y''-2xy'-4y=0 dengan syarat awal y(1)=2, y'(1)=-3. Identifikasi a=1, b=-2, c=-4. Persamaan karakteristik: m(m-1)-2m-4=0, sederhanakan menjadi m²-3m-4=0. Diskriminan D=(b-a)²-4ac=(-2-1)²-4(1)(-4)=9+16=25&gt;0, memfaktorkan menjadi (m-4)(m+1)=0, sehingga m₁=4, m₂=-1. Solusi umum y=c₁x⁴+c₂/x. Turunkan: y'=4c₁x³-c₂/x². Substitusi syarat awal pada x=1: c₁+c₂=2 dan 4c₁-c₂=-3, sistem ini memberi c₁=-0,2 dan c₂=2,2.</w:t>
       </w:r>
+      <w:r>
+        <w:rPr>
+          <w:rFonts w:ascii="Arial" w:hAnsi="Arial" w:cs="Arial"/>
+          <w:b w:val="0"/>
+          <w:i w:val="0"/>
+          <w:sz w:val="22"/>
+        </w:rPr>
+        <w:t xml:space="preserve"> Persamaan (7) memadatkan aturan tersebut.</w:t>
+      </w:r>
     </w:p>
     <w:p>
       <w:pPr>
@@ -3614,6 +4442,16 @@
         </w:rPr>
         <w:t>✓ Solusi Khusus:   y(x) = -0,2·x⁴ + 2,2/x</w:t>
       </w:r>
+      <w:r>
+        <w:rPr>
+          <w:rFonts w:ascii="Arial" w:hAnsi="Arial" w:cs="Arial"/>
+          <w:b/>
+          <w:i/>
+          <w:color w:val="305496"/>
+          <w:sz w:val="22"/>
+        </w:rPr>
+        <w:t xml:space="preserve">   (7)</w:t>
+      </w:r>
     </w:p>
     <w:p>
       <w:pPr>
@@ -3676,7 +4514,54 @@
           <w:i w:val="0"/>
           <w:sz w:val="22"/>
         </w:rPr>
-        <w:t>Diskriminan nol hanya memberi satu akar m=(a-b)/(2a). PD orde dua tetap membutuhkan dua solusi independen; solusi kedua diperoleh lewat perkalian dengan ln x, bukan dengan x seperti pada PD koefisien konstan. Pendekatan reduksi orde formal (mencari y₂=u(x)x^m, substitusi ke PD asli) menghasilkan (x·u')'=0, yang setelah diintegralkan dua kali memberi u(x)=ln x, membuktikan y₂=x^m·ln x.</w:t>
+        <w:t xml:space="preserve">Diskriminan nol hanya memberi satu akar m=(a-b)/(2a). PD orde dua tetap membutuhkan dua solusi independen; solusi kedua diperoleh lewat perkalian dengan ln x, bukan dengan x seperti pada PD koefisien konstan. Pendekatan reduksi orde formal (mencari y₂=u(x)x</w:t>
+      </w:r>
+      <w:r>
+        <w:rPr>
+          <w:rFonts w:ascii="Arial" w:hAnsi="Arial" w:cs="Arial"/>
+          <w:b w:val="0"/>
+          <w:i w:val="0"/>
+          <w:sz w:val="22"/>
+          <w:vertAlign w:val="superscript"/>
+        </w:rPr>
+        <w:t xml:space="preserve">m</w:t>
+      </w:r>
+      <w:r>
+        <w:rPr>
+          <w:rFonts w:ascii="Arial" w:hAnsi="Arial" w:cs="Arial"/>
+          <w:b w:val="0"/>
+          <w:i w:val="0"/>
+          <w:sz w:val="22"/>
+        </w:rPr>
+        <w:t xml:space="preserve">, substitusi ke PD asli) menghasilkan (x·u')'=0, yang setelah diintegralkan dua kali memberi u(x)=ln x, membuktikan y₂=x</w:t>
+      </w:r>
+      <w:r>
+        <w:rPr>
+          <w:rFonts w:ascii="Arial" w:hAnsi="Arial" w:cs="Arial"/>
+          <w:b w:val="0"/>
+          <w:i w:val="0"/>
+          <w:sz w:val="22"/>
+          <w:vertAlign w:val="superscript"/>
+        </w:rPr>
+        <w:t xml:space="preserve">m</w:t>
+      </w:r>
+      <w:r>
+        <w:rPr>
+          <w:rFonts w:ascii="Arial" w:hAnsi="Arial" w:cs="Arial"/>
+          <w:b w:val="0"/>
+          <w:i w:val="0"/>
+          <w:sz w:val="22"/>
+        </w:rPr>
+        <w:t xml:space="preserve">·ln x.</w:t>
+      </w:r>
+      <w:r>
+        <w:rPr>
+          <w:rFonts w:ascii="Arial" w:hAnsi="Arial" w:cs="Arial"/>
+          <w:b w:val="0"/>
+          <w:i w:val="0"/>
+          <w:sz w:val="22"/>
+        </w:rPr>
+        <w:t xml:space="preserve"> Rangkuman kuantitatifnya tertulis pada Persamaan (8).</w:t>
       </w:r>
     </w:p>
     <w:p>
@@ -3692,7 +4577,38 @@
           <w:color w:val="305496"/>
           <w:sz w:val="22"/>
         </w:rPr>
-        <w:t>y(x) = (c₁ + c₂·ln x)·x^m,   m = (a-b)/(2a)</w:t>
+        <w:t xml:space="preserve">y(x) = (c₁ + c₂·ln x)·x</w:t>
+      </w:r>
+      <w:r>
+        <w:rPr>
+          <w:rFonts w:ascii="Arial" w:hAnsi="Arial" w:cs="Arial"/>
+          <w:b/>
+          <w:i/>
+          <w:color w:val="305496"/>
+          <w:sz w:val="22"/>
+          <w:vertAlign w:val="superscript"/>
+        </w:rPr>
+        <w:t xml:space="preserve">m</w:t>
+      </w:r>
+      <w:r>
+        <w:rPr>
+          <w:rFonts w:ascii="Arial" w:hAnsi="Arial" w:cs="Arial"/>
+          <w:b/>
+          <w:i/>
+          <w:color w:val="305496"/>
+          <w:sz w:val="22"/>
+        </w:rPr>
+        <w:t xml:space="preserve">,   m = (a-b)/(2a)</w:t>
+      </w:r>
+      <w:r>
+        <w:rPr>
+          <w:rFonts w:ascii="Arial" w:hAnsi="Arial" w:cs="Arial"/>
+          <w:b/>
+          <w:i/>
+          <w:color w:val="305496"/>
+          <w:sz w:val="22"/>
+        </w:rPr>
+        <w:t xml:space="preserve">   (8)</w:t>
       </w:r>
     </w:p>
     <w:p>
@@ -3718,6 +4634,15 @@
         </w:rPr>
         <w:t>Selesaikan PD x²y''+5xy'+4y=0 dengan syarat awal y(1)=3, y'(1)=-4. Identifikasi a=1, b=5, c=4. Persamaan karakteristik: m(m-1)+5m+4=0, sederhanakan menjadi m²+4m+4=0. Diskriminan D=16-16=0, memfaktorkan menjadi (m+2)²=0, sehingga m=-2 (berulang). Solusi umum y=(c₁+c₂ln x)/x². Turunkan dengan aturan hasil kali: y'=(c₂/x)/x²+(c₁+c₂ln x)(-2/x³). Substitusi syarat awal pada x=1 (ln 1=0): c₁=3, lalu c₂-2c₁=-4 memberi c₂=2.</w:t>
       </w:r>
+      <w:r>
+        <w:rPr>
+          <w:rFonts w:ascii="Arial" w:hAnsi="Arial" w:cs="Arial"/>
+          <w:b w:val="0"/>
+          <w:i w:val="0"/>
+          <w:sz w:val="22"/>
+        </w:rPr>
+        <w:t xml:space="preserve"> Hubungan ini dirangkum dalam Persamaan (9).</w:t>
+      </w:r>
     </w:p>
     <w:p>
       <w:pPr>
@@ -3734,6 +4659,16 @@
         </w:rPr>
         <w:t>✓ Solusi Khusus:   y(x) = (3 + 2·ln x)/x²</w:t>
       </w:r>
+      <w:r>
+        <w:rPr>
+          <w:rFonts w:ascii="Arial" w:hAnsi="Arial" w:cs="Arial"/>
+          <w:b/>
+          <w:i/>
+          <w:color w:val="305496"/>
+          <w:sz w:val="22"/>
+        </w:rPr>
+        <w:t xml:space="preserve">   (9)</w:t>
+      </w:r>
     </w:p>
     <w:p>
       <w:pPr>
@@ -3756,7 +4691,45 @@
           <w:i w:val="0"/>
           <w:sz w:val="22"/>
         </w:rPr>
-        <w:t>Kesalahan paling klasik pada kasus ini adalah menulis (c₁+c₂x)x^m alih-alih (c₁+c₂ln x)x^m, langsung meniru pola PD koefisien konstan tanpa menyesuaikan struktur Euler-Cauchy. Cara mudah mengingat perbedaannya: PD koefisien konstan berdomain seluruh ℝ, sedangkan Euler-Cauchy berdomain x lebih besar dari 0 karena kehadiran ln x. Kasus akar berulang muncul secara alami pada konduksi panas radial tanpa suku konveksi (r²T''+rT'=0 memberi m=0 berulang, T(r)=c₁+c₂ln r) dan pada tegangan radial cangkang silinder homogen; kedua aplikasi ini dibahas lebih lanjut pada bagian aplikasi industri.</w:t>
+        <w:t xml:space="preserve">Kesalahan paling klasik pada kasus ini adalah menulis (c₁+c₂x)x</w:t>
+      </w:r>
+      <w:r>
+        <w:rPr>
+          <w:rFonts w:ascii="Arial" w:hAnsi="Arial" w:cs="Arial"/>
+          <w:b w:val="0"/>
+          <w:i w:val="0"/>
+          <w:sz w:val="22"/>
+          <w:vertAlign w:val="superscript"/>
+        </w:rPr>
+        <w:t xml:space="preserve">m</w:t>
+      </w:r>
+      <w:r>
+        <w:rPr>
+          <w:rFonts w:ascii="Arial" w:hAnsi="Arial" w:cs="Arial"/>
+          <w:b w:val="0"/>
+          <w:i w:val="0"/>
+          <w:sz w:val="22"/>
+        </w:rPr>
+        <w:t xml:space="preserve"> alih-alih (c₁+c₂ln x)x</w:t>
+      </w:r>
+      <w:r>
+        <w:rPr>
+          <w:rFonts w:ascii="Arial" w:hAnsi="Arial" w:cs="Arial"/>
+          <w:b w:val="0"/>
+          <w:i w:val="0"/>
+          <w:sz w:val="22"/>
+          <w:vertAlign w:val="superscript"/>
+        </w:rPr>
+        <w:t xml:space="preserve">m</w:t>
+      </w:r>
+      <w:r>
+        <w:rPr>
+          <w:rFonts w:ascii="Arial" w:hAnsi="Arial" w:cs="Arial"/>
+          <w:b w:val="0"/>
+          <w:i w:val="0"/>
+          <w:sz w:val="22"/>
+        </w:rPr>
+        <w:t xml:space="preserve">, langsung meniru pola PD koefisien konstan tanpa menyesuaikan struktur Euler-Cauchy. Cara mudah mengingat perbedaannya: PD koefisien konstan berdomain seluruh ℝ, sedangkan Euler-Cauchy berdomain x lebih besar dari 0 karena kehadiran ln x. Kasus akar berulang muncul secara alami pada konduksi panas radial tanpa suku konveksi (r²T''+rT'=0 memberi m=0 berulang, T(r)=c₁+c₂ln r) dan pada tegangan radial cangkang silinder homogen; kedua aplikasi ini dibahas lebih lanjut pada bagian aplikasi industri.</w:t>
       </w:r>
     </w:p>
     <w:p>
@@ -3796,7 +4769,92 @@
           <w:i w:val="0"/>
           <w:sz w:val="22"/>
         </w:rPr>
-        <w:t>Diskriminan negatif memberi akar m=α±βi. Karena x^(βi)=e^(iβ ln x)=cos(β ln x)+i·sin(β ln x), bagian real dan imajiner dari x^m masing-masing menjadi solusi real independen. Berbeda dari PD koefisien konstan yang berosilasi dalam x, Euler-Cauchy berosilasi dalam ln x, sebuah fenomena yang disebut osilasi logaritmik: amplitudo mengikuti pangkat x^α (tumbuh atau meluruh secara polinomial), sedangkan frekuensi osilasi terhadap x sendiri melambat seiring x membesar karena ln x tumbuh semakin lambat.</w:t>
+        <w:t xml:space="preserve">Diskriminan negatif memberi akar m=α±βi. Karena x</w:t>
+      </w:r>
+      <w:r>
+        <w:rPr>
+          <w:rFonts w:ascii="Arial" w:hAnsi="Arial" w:cs="Arial"/>
+          <w:b w:val="0"/>
+          <w:i w:val="0"/>
+          <w:sz w:val="22"/>
+          <w:vertAlign w:val="superscript"/>
+        </w:rPr>
+        <w:t xml:space="preserve">βi</w:t>
+      </w:r>
+      <w:r>
+        <w:rPr>
+          <w:rFonts w:ascii="Arial" w:hAnsi="Arial" w:cs="Arial"/>
+          <w:b w:val="0"/>
+          <w:i w:val="0"/>
+          <w:sz w:val="22"/>
+        </w:rPr>
+        <w:t xml:space="preserve">=e</w:t>
+      </w:r>
+      <w:r>
+        <w:rPr>
+          <w:rFonts w:ascii="Arial" w:hAnsi="Arial" w:cs="Arial"/>
+          <w:b w:val="0"/>
+          <w:i w:val="0"/>
+          <w:sz w:val="22"/>
+          <w:vertAlign w:val="superscript"/>
+        </w:rPr>
+        <w:t xml:space="preserve">iβ ln x</w:t>
+      </w:r>
+      <w:r>
+        <w:rPr>
+          <w:rFonts w:ascii="Arial" w:hAnsi="Arial" w:cs="Arial"/>
+          <w:b w:val="0"/>
+          <w:i w:val="0"/>
+          <w:sz w:val="22"/>
+        </w:rPr>
+        <w:t xml:space="preserve">=cos(β ln x)+i·sin(β ln x), bagian real dan imajiner dari x</w:t>
+      </w:r>
+      <w:r>
+        <w:rPr>
+          <w:rFonts w:ascii="Arial" w:hAnsi="Arial" w:cs="Arial"/>
+          <w:b w:val="0"/>
+          <w:i w:val="0"/>
+          <w:sz w:val="22"/>
+          <w:vertAlign w:val="superscript"/>
+        </w:rPr>
+        <w:t xml:space="preserve">m</w:t>
+      </w:r>
+      <w:r>
+        <w:rPr>
+          <w:rFonts w:ascii="Arial" w:hAnsi="Arial" w:cs="Arial"/>
+          <w:b w:val="0"/>
+          <w:i w:val="0"/>
+          <w:sz w:val="22"/>
+        </w:rPr>
+        <w:t xml:space="preserve"> masing-masing menjadi solusi real independen. Berbeda dari PD koefisien konstan yang berosilasi dalam x, Euler-Cauchy berosilasi dalam ln x, sebuah fenomena yang disebut osilasi logaritmik: amplitudo mengikuti pangkat x</w:t>
+      </w:r>
+      <w:r>
+        <w:rPr>
+          <w:rFonts w:ascii="Arial" w:hAnsi="Arial" w:cs="Arial"/>
+          <w:b w:val="0"/>
+          <w:i w:val="0"/>
+          <w:sz w:val="22"/>
+          <w:vertAlign w:val="superscript"/>
+        </w:rPr>
+        <w:t xml:space="preserve">α</w:t>
+      </w:r>
+      <w:r>
+        <w:rPr>
+          <w:rFonts w:ascii="Arial" w:hAnsi="Arial" w:cs="Arial"/>
+          <w:b w:val="0"/>
+          <w:i w:val="0"/>
+          <w:sz w:val="22"/>
+        </w:rPr>
+        <w:t xml:space="preserve"> (tumbuh atau meluruh secara polinomial), sedangkan frekuensi osilasi terhadap x sendiri melambat seiring x membesar karena ln x tumbuh semakin lambat.</w:t>
+      </w:r>
+      <w:r>
+        <w:rPr>
+          <w:rFonts w:ascii="Arial" w:hAnsi="Arial" w:cs="Arial"/>
+          <w:b w:val="0"/>
+          <w:i w:val="0"/>
+          <w:sz w:val="22"/>
+        </w:rPr>
+        <w:t xml:space="preserve"> Bentuk ringkasnya dituliskan pada Persamaan (10).</w:t>
       </w:r>
     </w:p>
     <w:p>
@@ -3812,7 +4870,38 @@
           <w:color w:val="305496"/>
           <w:sz w:val="22"/>
         </w:rPr>
-        <w:t>m = α ± βi  ⟹  y(x) = x^α·[c₁·cos(β·ln x) + c₂·sin(β·ln x)]</w:t>
+        <w:t xml:space="preserve">m = α ± βi  ⟹  y(x) = x</w:t>
+      </w:r>
+      <w:r>
+        <w:rPr>
+          <w:rFonts w:ascii="Arial" w:hAnsi="Arial" w:cs="Arial"/>
+          <w:b/>
+          <w:i/>
+          <w:color w:val="305496"/>
+          <w:sz w:val="22"/>
+          <w:vertAlign w:val="superscript"/>
+        </w:rPr>
+        <w:t xml:space="preserve">α</w:t>
+      </w:r>
+      <w:r>
+        <w:rPr>
+          <w:rFonts w:ascii="Arial" w:hAnsi="Arial" w:cs="Arial"/>
+          <w:b/>
+          <w:i/>
+          <w:color w:val="305496"/>
+          <w:sz w:val="22"/>
+        </w:rPr>
+        <w:t xml:space="preserve">·[c₁·cos(β·ln x) + c₂·sin(β·ln x)]</w:t>
+      </w:r>
+      <w:r>
+        <w:rPr>
+          <w:rFonts w:ascii="Arial" w:hAnsi="Arial" w:cs="Arial"/>
+          <w:b/>
+          <w:i/>
+          <w:color w:val="305496"/>
+          <w:sz w:val="22"/>
+        </w:rPr>
+        <w:t xml:space="preserve">   (10)</w:t>
       </w:r>
     </w:p>
     <w:p>
@@ -3838,6 +4927,15 @@
         </w:rPr>
         <w:t>Selesaikan PD x²y''+xy'+4y=0 dengan syarat awal y(1)=1, y'(1)=0. Identifikasi a=1, b=1, c=4. Persamaan karakteristik: m(m-1)+m+4=0, sederhanakan menjadi m²+4=0, sehingga m=±2i, artinya α=0 dan β=2. Solusi umum y=c₁cos(2ln x)+c₂sin(2ln x). Turunkan dengan aturan rantai: y'=(-2c₁sin(2ln x)+2c₂cos(2ln x))/x. Substitusi syarat awal pada x=1 (ln 1=0, sin 0=0, cos 0=1): c₁=1, lalu 2c₂=0 memberi c₂=0.</w:t>
       </w:r>
+      <w:r>
+        <w:rPr>
+          <w:rFonts w:ascii="Arial" w:hAnsi="Arial" w:cs="Arial"/>
+          <w:b w:val="0"/>
+          <w:i w:val="0"/>
+          <w:sz w:val="22"/>
+        </w:rPr>
+        <w:t xml:space="preserve"> Persamaan (11) memadatkan aturan tersebut.</w:t>
+      </w:r>
     </w:p>
     <w:p>
       <w:pPr>
@@ -3853,6 +4951,16 @@
           <w:sz w:val="22"/>
         </w:rPr>
         <w:t>✓ Solusi Khusus:   y(x) = cos(2·ln x)</w:t>
+      </w:r>
+      <w:r>
+        <w:rPr>
+          <w:rFonts w:ascii="Arial" w:hAnsi="Arial" w:cs="Arial"/>
+          <w:b/>
+          <w:i/>
+          <w:color w:val="305496"/>
+          <w:sz w:val="22"/>
+        </w:rPr>
+        <w:t xml:space="preserve">   (11)</w:t>
       </w:r>
     </w:p>
     <w:p>
@@ -4005,7 +5113,26 @@
           <w:i w:val="0"/>
           <w:sz w:val="22"/>
         </w:rPr>
-        <w:t>Gambar 4 memetakan seluruh akar m dari contoh-contoh pada bagian ini ke bidang kompleks. Tanda Re(m) menentukan perilaku x^m saat x menuju tak hingga: Re(m) lebih besar dari 0 berarti solusi tumbuh, Re(m) lebih kecil dari 0 berarti solusi meluruh, dan Re(m) tepat 0 (seperti pada Contoh 6.3) berarti solusi berosilasi murni tanpa amplop tumbuh maupun meluruh. Perhatikan bahwa titik m=3±2i (dari x²y''-5xy'+13y=0, Re(m) lebih besar dari 0) menghasilkan osilasi dengan amplop membesar x³, sedangkan titik m=-3±4i (dari x²y''+7xy'+25y=0, Re(m) lebih kecil dari 0) menghasilkan osilasi yang meluruh dengan amplop x⁻³; kedua pola ini penting dibedakan saat menafsirkan hasil komputasi pada aplikasi rekayasa.</w:t>
+        <w:t xml:space="preserve">Gambar 4 memetakan seluruh akar m dari contoh-contoh pada bagian ini ke bidang kompleks. Tanda Re(m) menentukan perilaku x</w:t>
+      </w:r>
+      <w:r>
+        <w:rPr>
+          <w:rFonts w:ascii="Arial" w:hAnsi="Arial" w:cs="Arial"/>
+          <w:b w:val="0"/>
+          <w:i w:val="0"/>
+          <w:sz w:val="22"/>
+          <w:vertAlign w:val="superscript"/>
+        </w:rPr>
+        <w:t xml:space="preserve">m</w:t>
+      </w:r>
+      <w:r>
+        <w:rPr>
+          <w:rFonts w:ascii="Arial" w:hAnsi="Arial" w:cs="Arial"/>
+          <w:b w:val="0"/>
+          <w:i w:val="0"/>
+          <w:sz w:val="22"/>
+        </w:rPr>
+        <w:t xml:space="preserve"> saat x menuju tak hingga: Re(m) lebih besar dari 0 berarti solusi tumbuh, Re(m) lebih kecil dari 0 berarti solusi meluruh, dan Re(m) tepat 0 (seperti pada Contoh 6.3) berarti solusi berosilasi murni tanpa amplop tumbuh maupun meluruh. Perhatikan bahwa titik m=3±2i (dari x²y''-5xy'+13y=0, Re(m) lebih besar dari 0) menghasilkan osilasi dengan amplop membesar x³, sedangkan titik m=-3±4i (dari x²y''+7xy'+25y=0, Re(m) lebih kecil dari 0) menghasilkan osilasi yang meluruh dengan amplop x⁻³; kedua pola ini penting dibedakan saat menafsirkan hasil komputasi pada aplikasi rekayasa.</w:t>
       </w:r>
     </w:p>
     <w:p>
@@ -4183,6 +5310,15 @@
         </w:rPr>
         <w:t>Solusi umum y=c₁y₁+c₂y₂ hanya sah sebagai solusi umum bila y₁ dan y₂ independen linier di interval x lebih besar dari 0. Wronskian adalah determinan 2×2 yang menjadi alat sistematik untuk memverifikasinya.</w:t>
       </w:r>
+      <w:r>
+        <w:rPr>
+          <w:rFonts w:ascii="Arial" w:hAnsi="Arial" w:cs="Arial"/>
+          <w:b w:val="0"/>
+          <w:i w:val="0"/>
+          <w:sz w:val="22"/>
+        </w:rPr>
+        <w:t xml:space="preserve"> Rangkuman kuantitatifnya tertulis pada Persamaan (12).</w:t>
+      </w:r>
     </w:p>
     <w:p>
       <w:pPr>
@@ -4199,6 +5335,16 @@
         </w:rPr>
         <w:t>W(y₁,y₂)(x) = y₁·y₂' − y₂·y₁'</w:t>
       </w:r>
+      <w:r>
+        <w:rPr>
+          <w:rFonts w:ascii="Arial" w:hAnsi="Arial" w:cs="Arial"/>
+          <w:b/>
+          <w:i/>
+          <w:color w:val="305496"/>
+          <w:sz w:val="22"/>
+        </w:rPr>
+        <w:t xml:space="preserve">   (12)</w:t>
+      </w:r>
     </w:p>
     <w:p>
       <w:pPr>
@@ -4221,7 +5367,35 @@
           <w:i w:val="0"/>
           <w:sz w:val="22"/>
         </w:rPr>
-        <w:t>Teorema independensi menyatakan: bila y₁, y₂ adalah solusi PD orde dua homogen pada interval I dan W(x₀)≠0 untuk suatu x₀ di I, maka {y₁,y₂} independen linier dan membentuk basis solusi. Untuk Euler-Cauchy, interval default adalah I=(0,∞). Membagi PD Euler-Cauchy dengan ax² memberi bentuk y''+(b/(ax))y'+(c/(ax²))y=0 dengan koefisien P(x)=b/(ax); Identitas Abel kemudian memberi W(x)=W(x₀)·(x₀/x)^(b/a), yang tidak pernah nol di x lebih besar dari 0 selama W(x₀)≠0, apapun tanda b/a.</w:t>
+        <w:t xml:space="preserve">Teorema independensi menyatakan: bila y₁, y₂ adalah solusi PD orde dua homogen pada interval I dan W(x₀)≠0 untuk suatu x₀ di I, maka {y₁,y₂} independen linier dan membentuk basis solusi. Untuk Euler-Cauchy, interval default adalah I=(0,∞). Membagi PD Euler-Cauchy dengan ax² memberi bentuk y''+(b/(ax))y'+(c/(ax²))y=0 dengan koefisien P(x)=b/(ax); Identitas Abel kemudian memberi W(x)=W(x₀)·(x₀/x)</w:t>
+      </w:r>
+      <w:r>
+        <w:rPr>
+          <w:rFonts w:ascii="Arial" w:hAnsi="Arial" w:cs="Arial"/>
+          <w:b w:val="0"/>
+          <w:i w:val="0"/>
+          <w:sz w:val="22"/>
+          <w:vertAlign w:val="superscript"/>
+        </w:rPr>
+        <w:t xml:space="preserve">b/a</w:t>
+      </w:r>
+      <w:r>
+        <w:rPr>
+          <w:rFonts w:ascii="Arial" w:hAnsi="Arial" w:cs="Arial"/>
+          <w:b w:val="0"/>
+          <w:i w:val="0"/>
+          <w:sz w:val="22"/>
+        </w:rPr>
+        <w:t xml:space="preserve">, yang tidak pernah nol di x lebih besar dari 0 selama W(x₀)≠0, apapun tanda b/a.</w:t>
+      </w:r>
+      <w:r>
+        <w:rPr>
+          <w:rFonts w:ascii="Arial" w:hAnsi="Arial" w:cs="Arial"/>
+          <w:b w:val="0"/>
+          <w:i w:val="0"/>
+          <w:sz w:val="22"/>
+        </w:rPr>
+        <w:t xml:space="preserve"> Hubungan ini dirangkum dalam Persamaan (13).</w:t>
       </w:r>
     </w:p>
     <w:p>
@@ -4237,7 +5411,28 @@
           <w:color w:val="305496"/>
           <w:sz w:val="22"/>
         </w:rPr>
-        <w:t>W(x) = W(x₀)·(x₀/x)^(b/a)</w:t>
+        <w:t xml:space="preserve">W(x) = W(x₀)·(x₀/x)</w:t>
+      </w:r>
+      <w:r>
+        <w:rPr>
+          <w:rFonts w:ascii="Arial" w:hAnsi="Arial" w:cs="Arial"/>
+          <w:b/>
+          <w:i/>
+          <w:color w:val="305496"/>
+          <w:sz w:val="22"/>
+          <w:vertAlign w:val="superscript"/>
+        </w:rPr>
+        <w:t xml:space="preserve">b/a</w:t>
+      </w:r>
+      <w:r>
+        <w:rPr>
+          <w:rFonts w:ascii="Arial" w:hAnsi="Arial" w:cs="Arial"/>
+          <w:b/>
+          <w:i/>
+          <w:color w:val="305496"/>
+          <w:sz w:val="22"/>
+        </w:rPr>
+        <w:t xml:space="preserve">   (13)</w:t>
       </w:r>
     </w:p>
     <w:p>
@@ -4261,7 +5456,139 @@
           <w:i w:val="0"/>
           <w:sz w:val="22"/>
         </w:rPr>
-        <w:t>Sebagai verifikasi numerik Identitas Abel, tinjau kembali Contoh 6.1 (x²y''-2xy'-4y=0) dengan a=1, b=-2, sehingga b/a=-2. Hitung Wronskian langsung di x₀=1 dari basis {x⁴, 1/x}: W(1)=x⁴·(-1/x²)-(1/x)·4x³ dievaluasi di x=1, yaitu (1)(-1)-(1)(4)=-5. Identitas Abel memprediksi W(x)=W(1)·(1/x)^(b/a)=-5·(1/x)^(-2)=-5·x², tepat sama dengan hasil langsung (m₂-m₁)x^(m₁+m₂-1)=(-1-4)x^(4-1-1)=-5x² yang telah diturunkan sebelumnya secara analitik murni. Kesesuaian dua jalur perhitungan yang berbeda ini, satu lewat evaluasi langsung determinan Wronskian pada satu titik lalu diskalakan dengan Identitas Abel, satu lagi lewat rumus tertutup berbasis akar karakteristik, adalah cara praktis memverifikasi bahwa kedua solusi basis yang dipilih benar-benar independen linier tanpa harus menghitung ulang seluruh turunan pada setiap titik x yang diinginkan. Keuntungan praktis Identitas Abel semakin terasa pada PD Euler-Cauchy orde tinggi (dibahas Pertemuan 7) atau pada PD koefisien variabel yang lebih umum, di mana solusi eksplisit y1, y2 mungkin sulit dituliskan tetapi P(x) pada bentuk baku tetap mudah diidentifikasi.</w:t>
+        <w:t xml:space="preserve">Sebagai verifikasi numerik Identitas Abel, tinjau kembali Contoh 6.1 (x²y''-2xy'-4y=0) dengan a=1, b=-2, sehingga b/a=-2. Hitung Wronskian langsung di x₀=1 dari basis {x⁴, 1/x}: W(1)=x⁴·(-1/x²)-(1/x)·4x³ dievaluasi di x=1, yaitu (1)(-1)-(1)(4)=-5. Identitas Abel memprediksi W(x)=W(1)·(1/x)</w:t>
+      </w:r>
+      <w:r>
+        <w:rPr>
+          <w:rFonts w:ascii="Arial" w:hAnsi="Arial" w:cs="Arial"/>
+          <w:b w:val="0"/>
+          <w:i w:val="0"/>
+          <w:sz w:val="22"/>
+          <w:vertAlign w:val="superscript"/>
+        </w:rPr>
+        <w:t xml:space="preserve">b/a</w:t>
+      </w:r>
+      <w:r>
+        <w:rPr>
+          <w:rFonts w:ascii="Arial" w:hAnsi="Arial" w:cs="Arial"/>
+          <w:b w:val="0"/>
+          <w:i w:val="0"/>
+          <w:sz w:val="22"/>
+        </w:rPr>
+        <w:t xml:space="preserve">=-5·(1/x)</w:t>
+      </w:r>
+      <w:r>
+        <w:rPr>
+          <w:rFonts w:ascii="Arial" w:hAnsi="Arial" w:cs="Arial"/>
+          <w:b w:val="0"/>
+          <w:i w:val="0"/>
+          <w:sz w:val="22"/>
+          <w:vertAlign w:val="superscript"/>
+        </w:rPr>
+        <w:t xml:space="preserve">-2</w:t>
+      </w:r>
+      <w:r>
+        <w:rPr>
+          <w:rFonts w:ascii="Arial" w:hAnsi="Arial" w:cs="Arial"/>
+          <w:b w:val="0"/>
+          <w:i w:val="0"/>
+          <w:sz w:val="22"/>
+        </w:rPr>
+        <w:t xml:space="preserve">=-5·x², tepat sama dengan hasil langsung (m₂-m₁)x</w:t>
+      </w:r>
+      <w:r>
+        <w:rPr>
+          <w:rFonts w:ascii="Arial" w:hAnsi="Arial" w:cs="Arial"/>
+          <w:b w:val="0"/>
+          <w:i w:val="0"/>
+          <w:sz w:val="22"/>
+          <w:vertAlign w:val="superscript"/>
+        </w:rPr>
+        <w:t xml:space="preserve">m₁+m₂-1</w:t>
+      </w:r>
+      <w:r>
+        <w:rPr>
+          <w:rFonts w:ascii="Arial" w:hAnsi="Arial" w:cs="Arial"/>
+          <w:b w:val="0"/>
+          <w:i w:val="0"/>
+          <w:sz w:val="22"/>
+        </w:rPr>
+        <w:t xml:space="preserve">=(-1-4)x</w:t>
+      </w:r>
+      <w:r>
+        <w:rPr>
+          <w:rFonts w:ascii="Arial" w:hAnsi="Arial" w:cs="Arial"/>
+          <w:b w:val="0"/>
+          <w:i w:val="0"/>
+          <w:sz w:val="22"/>
+          <w:vertAlign w:val="superscript"/>
+        </w:rPr>
+        <w:t xml:space="preserve">4-1-1</w:t>
+      </w:r>
+      <w:r>
+        <w:rPr>
+          <w:rFonts w:ascii="Arial" w:hAnsi="Arial" w:cs="Arial"/>
+          <w:b w:val="0"/>
+          <w:i w:val="0"/>
+          <w:sz w:val="22"/>
+        </w:rPr>
+        <w:t xml:space="preserve">=-5x² yang telah diturunkan sebelumnya secara analitik murni. Kesesuaian dua jalur perhitungan yang berbeda ini, satu lewat evaluasi langsung determinan Wronskian pada satu titik lalu diskalakan dengan Identitas Abel, satu lagi lewat rumus tertutup berbasis akar karakteristik, adalah cara praktis memverifikasi bahwa kedua solusi basis yang dipilih benar-benar independen linier tanpa harus menghitung ulang seluruh turunan pada setiap titik x yang diinginkan. Keuntungan praktis Identitas Abel semakin terasa pada PD Euler-Cauchy orde tinggi (dibahas Pertemuan 7) atau pada PD koefisien variabel yang lebih umum, di mana solusi eksplisit </w:t>
+      </w:r>
+      <w:r>
+        <w:rPr>
+          <w:rFonts w:ascii="Arial" w:hAnsi="Arial" w:cs="Arial"/>
+          <w:b w:val="0"/>
+          <w:i w:val="0"/>
+          <w:sz w:val="22"/>
+        </w:rPr>
+        <w:t xml:space="preserve">y</w:t>
+      </w:r>
+      <w:r>
+        <w:rPr>
+          <w:rFonts w:ascii="Arial" w:hAnsi="Arial" w:cs="Arial"/>
+          <w:b w:val="0"/>
+          <w:i w:val="0"/>
+          <w:sz w:val="22"/>
+          <w:vertAlign w:val="subscript"/>
+        </w:rPr>
+        <w:t xml:space="preserve">1</w:t>
+      </w:r>
+      <w:r>
+        <w:rPr>
+          <w:rFonts w:ascii="Arial" w:hAnsi="Arial" w:cs="Arial"/>
+          <w:b w:val="0"/>
+          <w:i w:val="0"/>
+          <w:sz w:val="22"/>
+        </w:rPr>
+        <w:t xml:space="preserve">, </w:t>
+      </w:r>
+      <w:r>
+        <w:rPr>
+          <w:rFonts w:ascii="Arial" w:hAnsi="Arial" w:cs="Arial"/>
+          <w:b w:val="0"/>
+          <w:i w:val="0"/>
+          <w:sz w:val="22"/>
+        </w:rPr>
+        <w:t xml:space="preserve">y</w:t>
+      </w:r>
+      <w:r>
+        <w:rPr>
+          <w:rFonts w:ascii="Arial" w:hAnsi="Arial" w:cs="Arial"/>
+          <w:b w:val="0"/>
+          <w:i w:val="0"/>
+          <w:sz w:val="22"/>
+          <w:vertAlign w:val="subscript"/>
+        </w:rPr>
+        <w:t xml:space="preserve">2</w:t>
+      </w:r>
+      <w:r>
+        <w:rPr>
+          <w:rFonts w:ascii="Arial" w:hAnsi="Arial" w:cs="Arial"/>
+          <w:b w:val="0"/>
+          <w:i w:val="0"/>
+          <w:sz w:val="22"/>
+        </w:rPr>
+        <w:t xml:space="preserve"> mungkin sulit dituliskan tetapi P(x) pada bentuk baku tetap mudah diidentifikasi.</w:t>
       </w:r>
     </w:p>
     <w:p>
@@ -4342,7 +5669,64 @@
           <w:i w:val="0"/>
           <w:sz w:val="22"/>
         </w:rPr>
-        <w:t>Gambar 6 memverifikasi secara visual bahwa ketiga kasus akar selalu memberi basis solusi yang valid: untuk Contoh 6.1 (m₁=4,m₂=-1), W=(m₂-m₁)x^(m₁+m₂-1)=-5x², magnitudonya tumbuh tanpa pernah menyentuh nol; untuk Contoh 6.2 (m=-2 berulang), W=x^(2m-1)=x⁻⁵, meluruh namun tetap tak nol; untuk Contoh 6.3 (α=0,β=2), W=β·x^(2α-1)=2/x, juga tak pernah nol. Kesalahan umum yang terdeteksi lewat Wronskian: bila y₂ ditulis sebagai kelipatan skalar dari y₁ (misalnya y₁=x², y₂=5x²), maka W=x²·10x-5x²·2x=0, menandakan bukan basis yang valid; sering terjadi saat mahasiswa lupa menambahkan faktor ln x pada kasus akar berulang.</w:t>
+        <w:t xml:space="preserve">Gambar 6 memverifikasi secara visual bahwa ketiga kasus akar selalu memberi basis solusi yang valid: untuk Contoh 6.1 (m₁=4,m₂=-1), W=(m₂-m₁)x</w:t>
+      </w:r>
+      <w:r>
+        <w:rPr>
+          <w:rFonts w:ascii="Arial" w:hAnsi="Arial" w:cs="Arial"/>
+          <w:b w:val="0"/>
+          <w:i w:val="0"/>
+          <w:sz w:val="22"/>
+          <w:vertAlign w:val="superscript"/>
+        </w:rPr>
+        <w:t xml:space="preserve">m₁+m₂-1</w:t>
+      </w:r>
+      <w:r>
+        <w:rPr>
+          <w:rFonts w:ascii="Arial" w:hAnsi="Arial" w:cs="Arial"/>
+          <w:b w:val="0"/>
+          <w:i w:val="0"/>
+          <w:sz w:val="22"/>
+        </w:rPr>
+        <w:t xml:space="preserve">=-5x², magnitudonya tumbuh tanpa pernah menyentuh nol; untuk Contoh 6.2 (m=-2 berulang), W=x</w:t>
+      </w:r>
+      <w:r>
+        <w:rPr>
+          <w:rFonts w:ascii="Arial" w:hAnsi="Arial" w:cs="Arial"/>
+          <w:b w:val="0"/>
+          <w:i w:val="0"/>
+          <w:sz w:val="22"/>
+          <w:vertAlign w:val="superscript"/>
+        </w:rPr>
+        <w:t xml:space="preserve">2m-1</w:t>
+      </w:r>
+      <w:r>
+        <w:rPr>
+          <w:rFonts w:ascii="Arial" w:hAnsi="Arial" w:cs="Arial"/>
+          <w:b w:val="0"/>
+          <w:i w:val="0"/>
+          <w:sz w:val="22"/>
+        </w:rPr>
+        <w:t xml:space="preserve">=x⁻⁵, meluruh namun tetap tak nol; untuk Contoh 6.3 (α=0,β=2), W=β·x</w:t>
+      </w:r>
+      <w:r>
+        <w:rPr>
+          <w:rFonts w:ascii="Arial" w:hAnsi="Arial" w:cs="Arial"/>
+          <w:b w:val="0"/>
+          <w:i w:val="0"/>
+          <w:sz w:val="22"/>
+          <w:vertAlign w:val="superscript"/>
+        </w:rPr>
+        <w:t xml:space="preserve">2α-1</w:t>
+      </w:r>
+      <w:r>
+        <w:rPr>
+          <w:rFonts w:ascii="Arial" w:hAnsi="Arial" w:cs="Arial"/>
+          <w:b w:val="0"/>
+          <w:i w:val="0"/>
+          <w:sz w:val="22"/>
+        </w:rPr>
+        <w:t xml:space="preserve">=2/x, juga tak pernah nol. Kesalahan umum yang terdeteksi lewat Wronskian: bila y₂ ditulis sebagai kelipatan skalar dari y₁ (misalnya y₁=x², y₂=5x²), maka W=x²·10x-5x²·2x=0, menandakan bukan basis yang valid; sering terjadi saat mahasiswa lupa menambahkan faktor ln x pada kasus akar berulang.</w:t>
       </w:r>
     </w:p>
     <w:p>
@@ -4382,7 +5766,121 @@
           <w:color w:val="305496"/>
           <w:sz w:val="22"/>
         </w:rPr>
-        <w:t>IVP: y(x₀)=y₀, y'(x₀)=v₀      BVP: y(x_dalam)=y_dalam, y(x_luar)=y_luar</w:t>
+        <w:t xml:space="preserve">IVP: y(x₀)=y₀, y'(x₀)=v₀      BVP: y(</w:t>
+      </w:r>
+      <w:r>
+        <w:rPr>
+          <w:rFonts w:ascii="Arial" w:hAnsi="Arial" w:cs="Arial"/>
+          <w:b/>
+          <w:i/>
+          <w:color w:val="305496"/>
+          <w:sz w:val="22"/>
+        </w:rPr>
+        <w:t xml:space="preserve">x</w:t>
+      </w:r>
+      <w:r>
+        <w:rPr>
+          <w:rFonts w:ascii="Arial" w:hAnsi="Arial" w:cs="Arial"/>
+          <w:b/>
+          <w:i/>
+          <w:color w:val="305496"/>
+          <w:sz w:val="22"/>
+          <w:vertAlign w:val="subscript"/>
+        </w:rPr>
+        <w:t xml:space="preserve">dalam</w:t>
+      </w:r>
+      <w:r>
+        <w:rPr>
+          <w:rFonts w:ascii="Arial" w:hAnsi="Arial" w:cs="Arial"/>
+          <w:b/>
+          <w:i/>
+          <w:color w:val="305496"/>
+          <w:sz w:val="22"/>
+        </w:rPr>
+        <w:t xml:space="preserve">)=</w:t>
+      </w:r>
+      <w:r>
+        <w:rPr>
+          <w:rFonts w:ascii="Arial" w:hAnsi="Arial" w:cs="Arial"/>
+          <w:b/>
+          <w:i/>
+          <w:color w:val="305496"/>
+          <w:sz w:val="22"/>
+        </w:rPr>
+        <w:t xml:space="preserve">y</w:t>
+      </w:r>
+      <w:r>
+        <w:rPr>
+          <w:rFonts w:ascii="Arial" w:hAnsi="Arial" w:cs="Arial"/>
+          <w:b/>
+          <w:i/>
+          <w:color w:val="305496"/>
+          <w:sz w:val="22"/>
+          <w:vertAlign w:val="subscript"/>
+        </w:rPr>
+        <w:t xml:space="preserve">dalam</w:t>
+      </w:r>
+      <w:r>
+        <w:rPr>
+          <w:rFonts w:ascii="Arial" w:hAnsi="Arial" w:cs="Arial"/>
+          <w:b/>
+          <w:i/>
+          <w:color w:val="305496"/>
+          <w:sz w:val="22"/>
+        </w:rPr>
+        <w:t xml:space="preserve">, y(</w:t>
+      </w:r>
+      <w:r>
+        <w:rPr>
+          <w:rFonts w:ascii="Arial" w:hAnsi="Arial" w:cs="Arial"/>
+          <w:b/>
+          <w:i/>
+          <w:color w:val="305496"/>
+          <w:sz w:val="22"/>
+        </w:rPr>
+        <w:t xml:space="preserve">x</w:t>
+      </w:r>
+      <w:r>
+        <w:rPr>
+          <w:rFonts w:ascii="Arial" w:hAnsi="Arial" w:cs="Arial"/>
+          <w:b/>
+          <w:i/>
+          <w:color w:val="305496"/>
+          <w:sz w:val="22"/>
+          <w:vertAlign w:val="subscript"/>
+        </w:rPr>
+        <w:t xml:space="preserve">luar</w:t>
+      </w:r>
+      <w:r>
+        <w:rPr>
+          <w:rFonts w:ascii="Arial" w:hAnsi="Arial" w:cs="Arial"/>
+          <w:b/>
+          <w:i/>
+          <w:color w:val="305496"/>
+          <w:sz w:val="22"/>
+        </w:rPr>
+        <w:t xml:space="preserve">)=</w:t>
+      </w:r>
+      <w:r>
+        <w:rPr>
+          <w:rFonts w:ascii="Arial" w:hAnsi="Arial" w:cs="Arial"/>
+          <w:b/>
+          <w:i/>
+          <w:color w:val="305496"/>
+          <w:sz w:val="22"/>
+        </w:rPr>
+        <w:t xml:space="preserve">y</w:t>
+      </w:r>
+      <w:r>
+        <w:rPr>
+          <w:rFonts w:ascii="Arial" w:hAnsi="Arial" w:cs="Arial"/>
+          <w:b/>
+          <w:i/>
+          <w:color w:val="305496"/>
+          <w:sz w:val="22"/>
+          <w:vertAlign w:val="subscript"/>
+        </w:rPr>
+        <w:t xml:space="preserve">luar</w:t>
       </w:r>
     </w:p>
     <w:p>
@@ -4406,7 +5904,26 @@
           <w:i w:val="0"/>
           <w:sz w:val="22"/>
         </w:rPr>
-        <w:t>Bila syarat boleh dipilih bebas, memilih x₀=1 sangat menyederhanakan aljabar karena x^m=1, ln 1=0, cos(0)=1, sin(0)=0 untuk semua nilai m, sehingga sistem 2×2 menjadi diagonal dan c₁, c₂ dapat langsung dibaca tanpa eliminasi. Inilah sebabnya seluruh Contoh 6.1 sampai 6.3 di atas sengaja diberi syarat awal pada x=1. Sebagai kebiasaan wajib setelah menyelesaikan IVP atau BVP manapun, selalu substitusikan kembali solusi akhir ke PD asal dan ke kedua syarat untuk memverifikasi konsistensi numerik; kesalahan tanda pada turunan ln x (yaitu 1/x, bukan x) adalah sumber kesalahan paling sering ditemukan pada tahap ini.</w:t>
+        <w:t xml:space="preserve">Bila syarat boleh dipilih bebas, memilih x₀=1 sangat menyederhanakan aljabar karena x</w:t>
+      </w:r>
+      <w:r>
+        <w:rPr>
+          <w:rFonts w:ascii="Arial" w:hAnsi="Arial" w:cs="Arial"/>
+          <w:b w:val="0"/>
+          <w:i w:val="0"/>
+          <w:sz w:val="22"/>
+          <w:vertAlign w:val="superscript"/>
+        </w:rPr>
+        <w:t xml:space="preserve">m</w:t>
+      </w:r>
+      <w:r>
+        <w:rPr>
+          <w:rFonts w:ascii="Arial" w:hAnsi="Arial" w:cs="Arial"/>
+          <w:b w:val="0"/>
+          <w:i w:val="0"/>
+          <w:sz w:val="22"/>
+        </w:rPr>
+        <w:t xml:space="preserve">=1, ln 1=0, cos(0)=1, sin(0)=0 untuk semua nilai m, sehingga sistem 2×2 menjadi diagonal dan c₁, c₂ dapat langsung dibaca tanpa eliminasi. Inilah sebabnya seluruh Contoh 6.1 sampai 6.3 di atas sengaja diberi syarat awal pada x=1. Sebagai kebiasaan wajib setelah menyelesaikan IVP atau BVP manapun, selalu substitusikan kembali solusi akhir ke PD asal dan ke kedua syarat untuk memverifikasi konsistensi numerik; kesalahan tanda pada turunan ln x (yaitu 1/x, bukan x) adalah sumber kesalahan paling sering ditemukan pada tahap ini.</w:t>
       </w:r>
     </w:p>
     <w:p>
@@ -4477,7 +5994,26 @@
           <w:i w:val="0"/>
           <w:sz w:val="22"/>
         </w:rPr>
-        <w:t>lempar batu ke kolam tenang menghasilkan riak yang melemah saat menjauh dari pusat, mengikuti pola peluruhan berpangkat mirip x^m dengan m negatif; energi gelombang menyebar ke keliling lingkaran yang makin besar sehingga amplitudo per satuan panjang keliling ikut mengecil.</w:t>
+        <w:t xml:space="preserve">lempar batu ke kolam tenang menghasilkan riak yang melemah saat menjauh dari pusat, mengikuti pola peluruhan berpangkat mirip x</w:t>
+      </w:r>
+      <w:r>
+        <w:rPr>
+          <w:rFonts w:ascii="Arial" w:hAnsi="Arial" w:cs="Arial"/>
+          <w:b w:val="0"/>
+          <w:i w:val="0"/>
+          <w:sz w:val="22"/>
+          <w:vertAlign w:val="superscript"/>
+        </w:rPr>
+        <w:t xml:space="preserve">m</w:t>
+      </w:r>
+      <w:r>
+        <w:rPr>
+          <w:rFonts w:ascii="Arial" w:hAnsi="Arial" w:cs="Arial"/>
+          <w:b w:val="0"/>
+          <w:i w:val="0"/>
+          <w:sz w:val="22"/>
+        </w:rPr>
+        <w:t xml:space="preserve"> dengan m negatif; energi gelombang menyebar ke keliling lingkaran yang makin besar sehingga amplitudo per satuan panjang keliling ikut mengecil.</w:t>
       </w:r>
     </w:p>
     <w:p>
@@ -4510,7 +6046,26 @@
           <w:i w:val="0"/>
           <w:sz w:val="22"/>
         </w:rPr>
-        <w:t>penampang melintang batang pohon menampakkan cincin-cincin konsentris; ketebalan tiap cincin mencerminkan pertumbuhan tahunan yang terakumulasi secara radial, analog dengan bagaimana solusi Euler-Cauchy x^m mendeskripsikan besaran yang berubah secara sistematis terhadap jarak dari pusat, bukan waktu linier.</w:t>
+        <w:t xml:space="preserve">penampang melintang batang pohon menampakkan cincin-cincin konsentris; ketebalan tiap cincin mencerminkan pertumbuhan tahunan yang terakumulasi secara radial, analog dengan bagaimana solusi Euler-Cauchy x</w:t>
+      </w:r>
+      <w:r>
+        <w:rPr>
+          <w:rFonts w:ascii="Arial" w:hAnsi="Arial" w:cs="Arial"/>
+          <w:b w:val="0"/>
+          <w:i w:val="0"/>
+          <w:sz w:val="22"/>
+          <w:vertAlign w:val="superscript"/>
+        </w:rPr>
+        <w:t xml:space="preserve">m</w:t>
+      </w:r>
+      <w:r>
+        <w:rPr>
+          <w:rFonts w:ascii="Arial" w:hAnsi="Arial" w:cs="Arial"/>
+          <w:b w:val="0"/>
+          <w:i w:val="0"/>
+          <w:sz w:val="22"/>
+        </w:rPr>
+        <w:t xml:space="preserve"> mendeskripsikan besaran yang berubah secara sistematis terhadap jarak dari pusat, bukan waktu linier.</w:t>
       </w:r>
     </w:p>
     <w:p>
@@ -4576,7 +6131,26 @@
           <w:i w:val="0"/>
           <w:sz w:val="22"/>
         </w:rPr>
-        <w:t>alat hitung analog kuno ini bekerja persis di atas prinsip logaritma: mengalikan dua angka direduksi menjadi menjumlahkan dua panjang pada skala logaritmik. Prinsip yang sama membuat substitusi t=ln x pada Euler-Cauchy begitu ampuh, ia mengubah struktur perkalian/pemangkatan (x^m) menjadi struktur penjumlahan sederhana pada domain t.</w:t>
+        <w:t xml:space="preserve">alat hitung analog kuno ini bekerja persis di atas prinsip logaritma: mengalikan dua angka direduksi menjadi menjumlahkan dua panjang pada skala logaritmik. Prinsip yang sama membuat substitusi t=ln x pada Euler-Cauchy begitu ampuh, ia mengubah struktur perkalian/pemangkatan (x</w:t>
+      </w:r>
+      <w:r>
+        <w:rPr>
+          <w:rFonts w:ascii="Arial" w:hAnsi="Arial" w:cs="Arial"/>
+          <w:b w:val="0"/>
+          <w:i w:val="0"/>
+          <w:sz w:val="22"/>
+          <w:vertAlign w:val="superscript"/>
+        </w:rPr>
+        <w:t xml:space="preserve">m</w:t>
+      </w:r>
+      <w:r>
+        <w:rPr>
+          <w:rFonts w:ascii="Arial" w:hAnsi="Arial" w:cs="Arial"/>
+          <w:b w:val="0"/>
+          <w:i w:val="0"/>
+          <w:sz w:val="22"/>
+        </w:rPr>
+        <w:t xml:space="preserve">) menjadi struktur penjumlahan sederhana pada domain t.</w:t>
       </w:r>
     </w:p>
     <w:p>
@@ -4609,7 +6183,26 @@
           <w:i w:val="0"/>
           <w:sz w:val="22"/>
         </w:rPr>
-        <w:t>kekuatan sinyal WiFi melemah secara berpangkat terhadap jarak dari router, kira-kira sebanding 1/r² pada ruang bebas, sebuah pola power-law identik dengan x^m dengan m negatif pada solusi Euler-Cauchy. Menjauh dua kali lipat dari router bukan berarti sinyal berkurang setengah secara linier, melainkan berkurang jauh lebih tajam mengikuti pangkat tertentu.</w:t>
+        <w:t xml:space="preserve">kekuatan sinyal WiFi melemah secara berpangkat terhadap jarak dari router, kira-kira sebanding 1/r² pada ruang bebas, sebuah pola power-law identik dengan x</w:t>
+      </w:r>
+      <w:r>
+        <w:rPr>
+          <w:rFonts w:ascii="Arial" w:hAnsi="Arial" w:cs="Arial"/>
+          <w:b w:val="0"/>
+          <w:i w:val="0"/>
+          <w:sz w:val="22"/>
+          <w:vertAlign w:val="superscript"/>
+        </w:rPr>
+        <w:t xml:space="preserve">m</w:t>
+      </w:r>
+      <w:r>
+        <w:rPr>
+          <w:rFonts w:ascii="Arial" w:hAnsi="Arial" w:cs="Arial"/>
+          <w:b w:val="0"/>
+          <w:i w:val="0"/>
+          <w:sz w:val="22"/>
+        </w:rPr>
+        <w:t xml:space="preserve"> dengan m negatif pada solusi Euler-Cauchy. Menjauh dua kali lipat dari router bukan berarti sinyal berkurang setengah secara linier, melainkan berkurang jauh lebih tajam mengikuti pangkat tertentu.</w:t>
       </w:r>
     </w:p>
     <w:p>
@@ -4715,6 +6308,15 @@
         </w:rPr>
         <w:t>Sebuah pabrik petrokimia mengoperasikan pipa uap bertekanan tinggi dengan dinding dalam R₁=0,05 m bersuhu T₁=200°C (kontak langsung dengan uap) dan dinding luar R₂=0,10 m bersuhu T₂=40°C (terpapar udara pabrik). Pada keadaan tunak (steady state), distribusi temperatur T(r) di dalam dinding pipa memenuhi persamaan Laplace radial T''(r)+(1/r)T'(r)=0; kalikan dengan r² untuk memperoleh bentuk Euler-Cauchy r²T''+rT'=0 dengan a=1, b=1, c=0.</w:t>
       </w:r>
+      <w:r>
+        <w:rPr>
+          <w:rFonts w:ascii="Arial" w:hAnsi="Arial" w:cs="Arial"/>
+          <w:b w:val="0"/>
+          <w:i w:val="0"/>
+          <w:sz w:val="22"/>
+        </w:rPr>
+        <w:t xml:space="preserve"> Bentuk ringkasnya dituliskan pada Persamaan (14).</w:t>
+      </w:r>
     </w:p>
     <w:p>
       <w:pPr>
@@ -4731,6 +6333,16 @@
         </w:rPr>
         <w:t>r²T'' + rT' = 0   (a=1, b=1, c=0)</w:t>
       </w:r>
+      <w:r>
+        <w:rPr>
+          <w:rFonts w:ascii="Arial" w:hAnsi="Arial" w:cs="Arial"/>
+          <w:b/>
+          <w:i/>
+          <w:color w:val="305496"/>
+          <w:sz w:val="22"/>
+        </w:rPr>
+        <w:t xml:space="preserve">   (14)</w:t>
+      </w:r>
     </w:p>
     <w:p>
       <w:pPr>
@@ -4755,6 +6367,15 @@
         </w:rPr>
         <w:t>Persamaan karakteristik: m(m-1)+m=m²=0, sehingga m=0 (berulang). Solusi umum T(r)=c₁+c₂ln r, tepat kasus 2 pada Tabel 1 dengan m=0. Menerapkan BVP T(R₁)=T₁ dan T(R₂)=T₂ pada solusi umum ini memberi rumus tertutup yang langsung dipakai engineer thermal setiap hari.</w:t>
       </w:r>
+      <w:r>
+        <w:rPr>
+          <w:rFonts w:ascii="Arial" w:hAnsi="Arial" w:cs="Arial"/>
+          <w:b w:val="0"/>
+          <w:i w:val="0"/>
+          <w:sz w:val="22"/>
+        </w:rPr>
+        <w:t xml:space="preserve"> Persamaan (15) memadatkan aturan tersebut.</w:t>
+      </w:r>
     </w:p>
     <w:p>
       <w:pPr>
@@ -4770,6 +6391,16 @@
           <w:sz w:val="22"/>
         </w:rPr>
         <w:t>T(r) = T₁ + (T₂−T₁)·ln(r/R₁) / ln(R₂/R₁)</w:t>
+      </w:r>
+      <w:r>
+        <w:rPr>
+          <w:rFonts w:ascii="Arial" w:hAnsi="Arial" w:cs="Arial"/>
+          <w:b/>
+          <w:i/>
+          <w:color w:val="305496"/>
+          <w:sz w:val="22"/>
+        </w:rPr>
+        <w:t xml:space="preserve">   (15)</w:t>
       </w:r>
     </w:p>
     <w:p>
@@ -4876,6 +6507,15 @@
         </w:rPr>
         <w:t>Aplikasi kedua yang sangat erat kaitannya secara struktural adalah tegangan radial pada tabung bertekanan tinggi (boiler, pipa hidrolik, bejana tekan kimia), dikenal sebagai persamaan Lamé. Tegangan radial σᵣ(r) memenuhi PD r²σ''+3rσ'=0, juga Euler-Cauchy dengan a=1, b=3, c=0. Persamaan karakteristik m²+2m=0 memberi m=0 dan m=-2, sehingga solusi umum σᵣ(r)=A+B/r². Dengan tekanan dalam p₁ di r=R₁ dan tekanan luar p₂ di r=R₂, penerapan BVP memberi rumus Lamé klasik yang dipakai insinyur bejana tekan untuk verifikasi keamanan struktural, termasuk pada reaktor bertekanan tinggi dan tangki penyimpanan hidrogen bertekanan.</w:t>
       </w:r>
+      <w:r>
+        <w:rPr>
+          <w:rFonts w:ascii="Arial" w:hAnsi="Arial" w:cs="Arial"/>
+          <w:b w:val="0"/>
+          <w:i w:val="0"/>
+          <w:sz w:val="22"/>
+        </w:rPr>
+        <w:t xml:space="preserve"> Rangkuman kuantitatifnya tertulis pada Persamaan (16).</w:t>
+      </w:r>
     </w:p>
     <w:p>
       <w:pPr>
@@ -4891,6 +6531,16 @@
           <w:sz w:val="22"/>
         </w:rPr>
         <w:t>r²σ'' + 3rσ' = 0  ⟹  m²+2m=0 ⟹ m=0,-2  ⟹  σᵣ(r) = A + B/r²</w:t>
+      </w:r>
+      <w:r>
+        <w:rPr>
+          <w:rFonts w:ascii="Arial" w:hAnsi="Arial" w:cs="Arial"/>
+          <w:b/>
+          <w:i/>
+          <w:color w:val="305496"/>
+          <w:sz w:val="22"/>
+        </w:rPr>
+        <w:t xml:space="preserve">   (16)</w:t>
       </w:r>
     </w:p>
     <w:p>
@@ -5378,7 +7028,45 @@
                 <w:i w:val="0"/>
                 <w:sz w:val="19"/>
               </w:rPr>
-              <w:t>y = c₁x^m₁ + c₂x^m₂</w:t>
+              <w:t xml:space="preserve">y = c₁x</w:t>
+            </w:r>
+            <w:r>
+              <w:rPr>
+                <w:rFonts w:ascii="Arial" w:hAnsi="Arial" w:cs="Arial"/>
+                <w:b w:val="0"/>
+                <w:i w:val="0"/>
+                <w:sz w:val="19"/>
+                <w:vertAlign w:val="superscript"/>
+              </w:rPr>
+              <w:t xml:space="preserve">m</w:t>
+            </w:r>
+            <w:r>
+              <w:rPr>
+                <w:rFonts w:ascii="Arial" w:hAnsi="Arial" w:cs="Arial"/>
+                <w:b w:val="0"/>
+                <w:i w:val="0"/>
+                <w:sz w:val="19"/>
+              </w:rPr>
+              <w:t xml:space="preserve">₁ + c₂x</w:t>
+            </w:r>
+            <w:r>
+              <w:rPr>
+                <w:rFonts w:ascii="Arial" w:hAnsi="Arial" w:cs="Arial"/>
+                <w:b w:val="0"/>
+                <w:i w:val="0"/>
+                <w:sz w:val="19"/>
+                <w:vertAlign w:val="superscript"/>
+              </w:rPr>
+              <w:t xml:space="preserve">m</w:t>
+            </w:r>
+            <w:r>
+              <w:rPr>
+                <w:rFonts w:ascii="Arial" w:hAnsi="Arial" w:cs="Arial"/>
+                <w:b w:val="0"/>
+                <w:i w:val="0"/>
+                <w:sz w:val="19"/>
+              </w:rPr>
+              <w:t xml:space="preserve">₂</w:t>
             </w:r>
           </w:p>
         </w:tc>
@@ -5484,7 +7172,45 @@
                 <w:i w:val="0"/>
                 <w:sz w:val="19"/>
               </w:rPr>
-              <w:t>k(t) = c₁t^m₁ + c₂t^m₂</w:t>
+              <w:t xml:space="preserve">k(t) = c₁t</w:t>
+            </w:r>
+            <w:r>
+              <w:rPr>
+                <w:rFonts w:ascii="Arial" w:hAnsi="Arial" w:cs="Arial"/>
+                <w:b w:val="0"/>
+                <w:i w:val="0"/>
+                <w:sz w:val="19"/>
+                <w:vertAlign w:val="superscript"/>
+              </w:rPr>
+              <w:t xml:space="preserve">m</w:t>
+            </w:r>
+            <w:r>
+              <w:rPr>
+                <w:rFonts w:ascii="Arial" w:hAnsi="Arial" w:cs="Arial"/>
+                <w:b w:val="0"/>
+                <w:i w:val="0"/>
+                <w:sz w:val="19"/>
+              </w:rPr>
+              <w:t xml:space="preserve">₁ + c₂t</w:t>
+            </w:r>
+            <w:r>
+              <w:rPr>
+                <w:rFonts w:ascii="Arial" w:hAnsi="Arial" w:cs="Arial"/>
+                <w:b w:val="0"/>
+                <w:i w:val="0"/>
+                <w:sz w:val="19"/>
+                <w:vertAlign w:val="superscript"/>
+              </w:rPr>
+              <w:t xml:space="preserve">m</w:t>
+            </w:r>
+            <w:r>
+              <w:rPr>
+                <w:rFonts w:ascii="Arial" w:hAnsi="Arial" w:cs="Arial"/>
+                <w:b w:val="0"/>
+                <w:i w:val="0"/>
+                <w:sz w:val="19"/>
+              </w:rPr>
+              <w:t xml:space="preserve">₂</w:t>
             </w:r>
           </w:p>
         </w:tc>
@@ -5735,7 +7461,35 @@
           <w:i w:val="0"/>
           <w:sz w:val="22"/>
         </w:rPr>
-        <w:t>selesaikan PD x²y''+bxy'+cy=0 secara numerik lewat substitusi t=ln x menjadi Y''+(b-1)Y'+cY=0 (koefisien konstan), integrasikan dengan scipy.integrate.solve_ivp pada domain t=[ln 0,1, ln 10], lalu petakan balik x_vals=exp(t) dan bandingkan dengan solusi analitik untuk memvalidasi ketiga kasus akar sekaligus (ubah b, c untuk berpindah kasus).</w:t>
+        <w:t xml:space="preserve">selesaikan PD x²y''+bxy'+cy=0 secara numerik lewat substitusi t=ln x menjadi Y''+(b-1)Y'+cY=0 (koefisien konstan), integrasikan dengan scipy.integrate.solve_ivp pada domain t=[ln 0,1, ln 10], lalu petakan balik </w:t>
+      </w:r>
+      <w:r>
+        <w:rPr>
+          <w:rFonts w:ascii="Arial" w:hAnsi="Arial" w:cs="Arial"/>
+          <w:b w:val="0"/>
+          <w:i w:val="0"/>
+          <w:sz w:val="22"/>
+        </w:rPr>
+        <w:t xml:space="preserve">x</w:t>
+      </w:r>
+      <w:r>
+        <w:rPr>
+          <w:rFonts w:ascii="Arial" w:hAnsi="Arial" w:cs="Arial"/>
+          <w:b w:val="0"/>
+          <w:i w:val="0"/>
+          <w:sz w:val="22"/>
+          <w:vertAlign w:val="subscript"/>
+        </w:rPr>
+        <w:t xml:space="preserve">vals</w:t>
+      </w:r>
+      <w:r>
+        <w:rPr>
+          <w:rFonts w:ascii="Arial" w:hAnsi="Arial" w:cs="Arial"/>
+          <w:b w:val="0"/>
+          <w:i w:val="0"/>
+          <w:sz w:val="22"/>
+        </w:rPr>
+        <w:t xml:space="preserve">=exp(t) dan bandingkan dengan solusi analitik untuk memvalidasi ketiga kasus akar sekaligus (ubah b, c untuk berpindah kasus).</w:t>
       </w:r>
     </w:p>
     <w:p>
@@ -6035,7 +7789,18 @@
           <w:color w:val="333333"/>
           <w:sz w:val="21"/>
         </w:rPr>
-        <w:t>Solusinya selalu berbentuk eksponensial e^(rx)</w:t>
+        <w:t xml:space="preserve">Solusinya selalu berbentuk eksponensial e</w:t>
+      </w:r>
+      <w:r>
+        <w:rPr>
+          <w:rFonts w:ascii="Arial" w:hAnsi="Arial" w:cs="Arial"/>
+          <w:b w:val="0"/>
+          <w:i w:val="0"/>
+          <w:color w:val="333333"/>
+          <w:sz w:val="21"/>
+          <w:vertAlign w:val="superscript"/>
+        </w:rPr>
+        <w:t xml:space="preserve">rx</w:t>
       </w:r>
     </w:p>
     <w:p>
@@ -6203,7 +7968,18 @@
           <w:color w:val="333333"/>
           <w:sz w:val="21"/>
         </w:rPr>
-        <w:t>y = e^(rx)</w:t>
+        <w:t xml:space="preserve">y = e</w:t>
+      </w:r>
+      <w:r>
+        <w:rPr>
+          <w:rFonts w:ascii="Arial" w:hAnsi="Arial" w:cs="Arial"/>
+          <w:b w:val="0"/>
+          <w:i w:val="0"/>
+          <w:color w:val="333333"/>
+          <w:sz w:val="21"/>
+          <w:vertAlign w:val="superscript"/>
+        </w:rPr>
+        <w:t xml:space="preserve">rx</w:t>
       </w:r>
     </w:p>
     <w:p>
@@ -6239,7 +8015,18 @@
           <w:color w:val="333333"/>
           <w:sz w:val="21"/>
         </w:rPr>
-        <w:t>y = x^m</w:t>
+        <w:t xml:space="preserve">y = x</w:t>
+      </w:r>
+      <w:r>
+        <w:rPr>
+          <w:rFonts w:ascii="Arial" w:hAnsi="Arial" w:cs="Arial"/>
+          <w:b w:val="0"/>
+          <w:i w:val="0"/>
+          <w:color w:val="333333"/>
+          <w:sz w:val="21"/>
+          <w:vertAlign w:val="superscript"/>
+        </w:rPr>
+        <w:t xml:space="preserve">m</w:t>
       </w:r>
     </w:p>
     <w:p>
@@ -6707,7 +8494,49 @@
           <w:color w:val="333333"/>
           <w:sz w:val="21"/>
         </w:rPr>
-        <w:t>y = c₁·x^m₁ + c₂·x^m₂</w:t>
+        <w:t xml:space="preserve">y = c₁·x</w:t>
+      </w:r>
+      <w:r>
+        <w:rPr>
+          <w:rFonts w:ascii="Arial" w:hAnsi="Arial" w:cs="Arial"/>
+          <w:b w:val="0"/>
+          <w:i w:val="0"/>
+          <w:color w:val="333333"/>
+          <w:sz w:val="21"/>
+          <w:vertAlign w:val="superscript"/>
+        </w:rPr>
+        <w:t xml:space="preserve">m</w:t>
+      </w:r>
+      <w:r>
+        <w:rPr>
+          <w:rFonts w:ascii="Arial" w:hAnsi="Arial" w:cs="Arial"/>
+          <w:b w:val="0"/>
+          <w:i w:val="0"/>
+          <w:color w:val="333333"/>
+          <w:sz w:val="21"/>
+        </w:rPr>
+        <w:t xml:space="preserve">₁ + c₂·x</w:t>
+      </w:r>
+      <w:r>
+        <w:rPr>
+          <w:rFonts w:ascii="Arial" w:hAnsi="Arial" w:cs="Arial"/>
+          <w:b w:val="0"/>
+          <w:i w:val="0"/>
+          <w:color w:val="333333"/>
+          <w:sz w:val="21"/>
+          <w:vertAlign w:val="superscript"/>
+        </w:rPr>
+        <w:t xml:space="preserve">m</w:t>
+      </w:r>
+      <w:r>
+        <w:rPr>
+          <w:rFonts w:ascii="Arial" w:hAnsi="Arial" w:cs="Arial"/>
+          <w:b w:val="0"/>
+          <w:i w:val="0"/>
+          <w:color w:val="333333"/>
+          <w:sz w:val="21"/>
+        </w:rPr>
+        <w:t xml:space="preserve">₂</w:t>
       </w:r>
     </w:p>
     <w:p>
@@ -6743,7 +8572,39 @@
           <w:color w:val="333333"/>
           <w:sz w:val="21"/>
         </w:rPr>
-        <w:t>y = c₁·e^(m₁x) + c₂·e^(m₂x)</w:t>
+        <w:t xml:space="preserve">y = c₁·e</w:t>
+      </w:r>
+      <w:r>
+        <w:rPr>
+          <w:rFonts w:ascii="Arial" w:hAnsi="Arial" w:cs="Arial"/>
+          <w:b w:val="0"/>
+          <w:i w:val="0"/>
+          <w:color w:val="333333"/>
+          <w:sz w:val="21"/>
+          <w:vertAlign w:val="superscript"/>
+        </w:rPr>
+        <w:t xml:space="preserve">m₁x</w:t>
+      </w:r>
+      <w:r>
+        <w:rPr>
+          <w:rFonts w:ascii="Arial" w:hAnsi="Arial" w:cs="Arial"/>
+          <w:b w:val="0"/>
+          <w:i w:val="0"/>
+          <w:color w:val="333333"/>
+          <w:sz w:val="21"/>
+        </w:rPr>
+        <w:t xml:space="preserve"> + c₂·e</w:t>
+      </w:r>
+      <w:r>
+        <w:rPr>
+          <w:rFonts w:ascii="Arial" w:hAnsi="Arial" w:cs="Arial"/>
+          <w:b w:val="0"/>
+          <w:i w:val="0"/>
+          <w:color w:val="333333"/>
+          <w:sz w:val="21"/>
+          <w:vertAlign w:val="superscript"/>
+        </w:rPr>
+        <w:t xml:space="preserve">m₂x</w:t>
       </w:r>
     </w:p>
     <w:p>
@@ -6779,7 +8640,28 @@
           <w:color w:val="333333"/>
           <w:sz w:val="21"/>
         </w:rPr>
-        <w:t>y = (c₁+c₂x)·x^m₁</w:t>
+        <w:t xml:space="preserve">y = (c₁+c₂x)·x</w:t>
+      </w:r>
+      <w:r>
+        <w:rPr>
+          <w:rFonts w:ascii="Arial" w:hAnsi="Arial" w:cs="Arial"/>
+          <w:b w:val="0"/>
+          <w:i w:val="0"/>
+          <w:color w:val="333333"/>
+          <w:sz w:val="21"/>
+          <w:vertAlign w:val="superscript"/>
+        </w:rPr>
+        <w:t xml:space="preserve">m</w:t>
+      </w:r>
+      <w:r>
+        <w:rPr>
+          <w:rFonts w:ascii="Arial" w:hAnsi="Arial" w:cs="Arial"/>
+          <w:b w:val="0"/>
+          <w:i w:val="0"/>
+          <w:color w:val="333333"/>
+          <w:sz w:val="21"/>
+        </w:rPr>
+        <w:t xml:space="preserve">₁</w:t>
       </w:r>
     </w:p>
     <w:p>
@@ -6839,7 +8721,26 @@
           <w:i w:val="0"/>
           <w:sz w:val="22"/>
         </w:rPr>
-        <w:t>Untuk akar berulang m (D=0), solusi kedua yang independen linier dari x^m adalah...</w:t>
+        <w:t xml:space="preserve">Untuk akar berulang m (D=0), solusi kedua yang independen linier dari x</w:t>
+      </w:r>
+      <w:r>
+        <w:rPr>
+          <w:rFonts w:ascii="Arial" w:hAnsi="Arial" w:cs="Arial"/>
+          <w:b w:val="0"/>
+          <w:i w:val="0"/>
+          <w:sz w:val="22"/>
+          <w:vertAlign w:val="superscript"/>
+        </w:rPr>
+        <w:t xml:space="preserve">m</w:t>
+      </w:r>
+      <w:r>
+        <w:rPr>
+          <w:rFonts w:ascii="Arial" w:hAnsi="Arial" w:cs="Arial"/>
+          <w:b w:val="0"/>
+          <w:i w:val="0"/>
+          <w:sz w:val="22"/>
+        </w:rPr>
+        <w:t xml:space="preserve"> adalah...</w:t>
       </w:r>
     </w:p>
     <w:p>
@@ -6875,7 +8776,28 @@
           <w:color w:val="333333"/>
           <w:sz w:val="21"/>
         </w:rPr>
-        <w:t>x^m dikalikan dengan x</w:t>
+        <w:t xml:space="preserve">x</w:t>
+      </w:r>
+      <w:r>
+        <w:rPr>
+          <w:rFonts w:ascii="Arial" w:hAnsi="Arial" w:cs="Arial"/>
+          <w:b w:val="0"/>
+          <w:i w:val="0"/>
+          <w:color w:val="333333"/>
+          <w:sz w:val="21"/>
+          <w:vertAlign w:val="superscript"/>
+        </w:rPr>
+        <w:t xml:space="preserve">m</w:t>
+      </w:r>
+      <w:r>
+        <w:rPr>
+          <w:rFonts w:ascii="Arial" w:hAnsi="Arial" w:cs="Arial"/>
+          <w:b w:val="0"/>
+          <w:i w:val="0"/>
+          <w:color w:val="333333"/>
+          <w:sz w:val="21"/>
+        </w:rPr>
+        <w:t xml:space="preserve"> dikalikan dengan x</w:t>
       </w:r>
     </w:p>
     <w:p>
@@ -6911,7 +8833,28 @@
           <w:color w:val="333333"/>
           <w:sz w:val="21"/>
         </w:rPr>
-        <w:t>x^m dikalikan dengan ln x</w:t>
+        <w:t xml:space="preserve">x</w:t>
+      </w:r>
+      <w:r>
+        <w:rPr>
+          <w:rFonts w:ascii="Arial" w:hAnsi="Arial" w:cs="Arial"/>
+          <w:b w:val="0"/>
+          <w:i w:val="0"/>
+          <w:color w:val="333333"/>
+          <w:sz w:val="21"/>
+          <w:vertAlign w:val="superscript"/>
+        </w:rPr>
+        <w:t xml:space="preserve">m</w:t>
+      </w:r>
+      <w:r>
+        <w:rPr>
+          <w:rFonts w:ascii="Arial" w:hAnsi="Arial" w:cs="Arial"/>
+          <w:b w:val="0"/>
+          <w:i w:val="0"/>
+          <w:color w:val="333333"/>
+          <w:sz w:val="21"/>
+        </w:rPr>
+        <w:t xml:space="preserve"> dikalikan dengan ln x</w:t>
       </w:r>
     </w:p>
     <w:p>
@@ -6947,7 +8890,28 @@
           <w:color w:val="333333"/>
           <w:sz w:val="21"/>
         </w:rPr>
-        <w:t>x^m dipangkatkan dua</w:t>
+        <w:t xml:space="preserve">x</w:t>
+      </w:r>
+      <w:r>
+        <w:rPr>
+          <w:rFonts w:ascii="Arial" w:hAnsi="Arial" w:cs="Arial"/>
+          <w:b w:val="0"/>
+          <w:i w:val="0"/>
+          <w:color w:val="333333"/>
+          <w:sz w:val="21"/>
+          <w:vertAlign w:val="superscript"/>
+        </w:rPr>
+        <w:t xml:space="preserve">m</w:t>
+      </w:r>
+      <w:r>
+        <w:rPr>
+          <w:rFonts w:ascii="Arial" w:hAnsi="Arial" w:cs="Arial"/>
+          <w:b w:val="0"/>
+          <w:i w:val="0"/>
+          <w:color w:val="333333"/>
+          <w:sz w:val="21"/>
+        </w:rPr>
+        <w:t xml:space="preserve"> dipangkatkan dua</w:t>
       </w:r>
     </w:p>
     <w:p>
@@ -6983,7 +8947,18 @@
           <w:color w:val="333333"/>
           <w:sz w:val="21"/>
         </w:rPr>
-        <w:t>konstanta dikali x^m</w:t>
+        <w:t xml:space="preserve">konstanta dikali x</w:t>
+      </w:r>
+      <w:r>
+        <w:rPr>
+          <w:rFonts w:ascii="Arial" w:hAnsi="Arial" w:cs="Arial"/>
+          <w:b w:val="0"/>
+          <w:i w:val="0"/>
+          <w:color w:val="333333"/>
+          <w:sz w:val="21"/>
+          <w:vertAlign w:val="superscript"/>
+        </w:rPr>
+        <w:t xml:space="preserve">m</w:t>
       </w:r>
     </w:p>
     <w:p>
@@ -7043,7 +9018,28 @@
           <w:color w:val="333333"/>
           <w:sz w:val="21"/>
         </w:rPr>
-        <w:t>y = e^(αx)·[c₁cos(βx)+c₂sin(βx)]</w:t>
+        <w:t xml:space="preserve">y = e</w:t>
+      </w:r>
+      <w:r>
+        <w:rPr>
+          <w:rFonts w:ascii="Arial" w:hAnsi="Arial" w:cs="Arial"/>
+          <w:b w:val="0"/>
+          <w:i w:val="0"/>
+          <w:color w:val="333333"/>
+          <w:sz w:val="21"/>
+          <w:vertAlign w:val="superscript"/>
+        </w:rPr>
+        <w:t xml:space="preserve">αx</w:t>
+      </w:r>
+      <w:r>
+        <w:rPr>
+          <w:rFonts w:ascii="Arial" w:hAnsi="Arial" w:cs="Arial"/>
+          <w:b w:val="0"/>
+          <w:i w:val="0"/>
+          <w:color w:val="333333"/>
+          <w:sz w:val="21"/>
+        </w:rPr>
+        <w:t xml:space="preserve">·[c₁cos(βx)+c₂sin(βx)]</w:t>
       </w:r>
     </w:p>
     <w:p>
@@ -7079,7 +9075,28 @@
           <w:color w:val="333333"/>
           <w:sz w:val="21"/>
         </w:rPr>
-        <w:t>y = x^α·[c₁·cos(β·ln x)+c₂·sin(β·ln x)]</w:t>
+        <w:t xml:space="preserve">y = x</w:t>
+      </w:r>
+      <w:r>
+        <w:rPr>
+          <w:rFonts w:ascii="Arial" w:hAnsi="Arial" w:cs="Arial"/>
+          <w:b w:val="0"/>
+          <w:i w:val="0"/>
+          <w:color w:val="333333"/>
+          <w:sz w:val="21"/>
+          <w:vertAlign w:val="superscript"/>
+        </w:rPr>
+        <w:t xml:space="preserve">α</w:t>
+      </w:r>
+      <w:r>
+        <w:rPr>
+          <w:rFonts w:ascii="Arial" w:hAnsi="Arial" w:cs="Arial"/>
+          <w:b w:val="0"/>
+          <w:i w:val="0"/>
+          <w:color w:val="333333"/>
+          <w:sz w:val="21"/>
+        </w:rPr>
+        <w:t xml:space="preserve">·[c₁·cos(β·ln x)+c₂·sin(β·ln x)]</w:t>
       </w:r>
     </w:p>
     <w:p>
@@ -7115,7 +9132,39 @@
           <w:color w:val="333333"/>
           <w:sz w:val="21"/>
         </w:rPr>
-        <w:t>y = c₁x^α+c₂x^β</w:t>
+        <w:t xml:space="preserve">y = c₁x</w:t>
+      </w:r>
+      <w:r>
+        <w:rPr>
+          <w:rFonts w:ascii="Arial" w:hAnsi="Arial" w:cs="Arial"/>
+          <w:b w:val="0"/>
+          <w:i w:val="0"/>
+          <w:color w:val="333333"/>
+          <w:sz w:val="21"/>
+          <w:vertAlign w:val="superscript"/>
+        </w:rPr>
+        <w:t xml:space="preserve">α</w:t>
+      </w:r>
+      <w:r>
+        <w:rPr>
+          <w:rFonts w:ascii="Arial" w:hAnsi="Arial" w:cs="Arial"/>
+          <w:b w:val="0"/>
+          <w:i w:val="0"/>
+          <w:color w:val="333333"/>
+          <w:sz w:val="21"/>
+        </w:rPr>
+        <w:t xml:space="preserve">+c₂x</w:t>
+      </w:r>
+      <w:r>
+        <w:rPr>
+          <w:rFonts w:ascii="Arial" w:hAnsi="Arial" w:cs="Arial"/>
+          <w:b w:val="0"/>
+          <w:i w:val="0"/>
+          <w:color w:val="333333"/>
+          <w:sz w:val="21"/>
+          <w:vertAlign w:val="superscript"/>
+        </w:rPr>
+        <w:t xml:space="preserve">β</w:t>
       </w:r>
     </w:p>
     <w:p>
@@ -7151,7 +9200,18 @@
           <w:color w:val="333333"/>
           <w:sz w:val="21"/>
         </w:rPr>
-        <w:t>y = (c₁+c₂ln x)·x^α</w:t>
+        <w:t xml:space="preserve">y = (c₁+c₂ln x)·x</w:t>
+      </w:r>
+      <w:r>
+        <w:rPr>
+          <w:rFonts w:ascii="Arial" w:hAnsi="Arial" w:cs="Arial"/>
+          <w:b w:val="0"/>
+          <w:i w:val="0"/>
+          <w:color w:val="333333"/>
+          <w:sz w:val="21"/>
+          <w:vertAlign w:val="superscript"/>
+        </w:rPr>
+        <w:t xml:space="preserve">α</w:t>
       </w:r>
     </w:p>
     <w:p>
@@ -7175,7 +9235,26 @@
           <w:i w:val="0"/>
           <w:sz w:val="22"/>
         </w:rPr>
-        <w:t>Substitusi x = e^t (t = ln x) mereduksi Persamaan Euler-Cauchy menjadi...</w:t>
+        <w:t xml:space="preserve">Substitusi x = e</w:t>
+      </w:r>
+      <w:r>
+        <w:rPr>
+          <w:rFonts w:ascii="Arial" w:hAnsi="Arial" w:cs="Arial"/>
+          <w:b w:val="0"/>
+          <w:i w:val="0"/>
+          <w:sz w:val="22"/>
+          <w:vertAlign w:val="superscript"/>
+        </w:rPr>
+        <w:t xml:space="preserve">t</w:t>
+      </w:r>
+      <w:r>
+        <w:rPr>
+          <w:rFonts w:ascii="Arial" w:hAnsi="Arial" w:cs="Arial"/>
+          <w:b w:val="0"/>
+          <w:i w:val="0"/>
+          <w:sz w:val="22"/>
+        </w:rPr>
+        <w:t xml:space="preserve"> (t = ln x) mereduksi Persamaan Euler-Cauchy menjadi...</w:t>
       </w:r>
     </w:p>
     <w:p>
@@ -7415,7 +9494,28 @@
           <w:color w:val="333333"/>
           <w:sz w:val="21"/>
         </w:rPr>
-        <w:t>x^m (m non-integer) dan ln x hanya terdefinisi untuk x &gt; 0</w:t>
+        <w:t xml:space="preserve">x</w:t>
+      </w:r>
+      <w:r>
+        <w:rPr>
+          <w:rFonts w:ascii="Arial" w:hAnsi="Arial" w:cs="Arial"/>
+          <w:b w:val="0"/>
+          <w:i w:val="0"/>
+          <w:color w:val="333333"/>
+          <w:sz w:val="21"/>
+          <w:vertAlign w:val="superscript"/>
+        </w:rPr>
+        <w:t xml:space="preserve">m</w:t>
+      </w:r>
+      <w:r>
+        <w:rPr>
+          <w:rFonts w:ascii="Arial" w:hAnsi="Arial" w:cs="Arial"/>
+          <w:b w:val="0"/>
+          <w:i w:val="0"/>
+          <w:color w:val="333333"/>
+          <w:sz w:val="21"/>
+        </w:rPr>
+        <w:t xml:space="preserve"> (m non-integer) dan ln x hanya terdefinisi untuk x &gt; 0</w:t>
       </w:r>
     </w:p>
     <w:p>
@@ -7686,7 +9786,35 @@
           <w:i w:val="0"/>
           <w:sz w:val="22"/>
         </w:rPr>
-        <w:t>Lingkungan referensi (dipakai C1-C10, Python dengan numpy, sympy):</w:t>
+        <w:t xml:space="preserve">Lingkungan referensi (dipakai </w:t>
+      </w:r>
+      <w:r>
+        <w:rPr>
+          <w:rFonts w:ascii="Arial" w:hAnsi="Arial" w:cs="Arial"/>
+          <w:b w:val="0"/>
+          <w:i w:val="0"/>
+          <w:sz w:val="22"/>
+        </w:rPr>
+        <w:t xml:space="preserve">C</w:t>
+      </w:r>
+      <w:r>
+        <w:rPr>
+          <w:rFonts w:ascii="Arial" w:hAnsi="Arial" w:cs="Arial"/>
+          <w:b w:val="0"/>
+          <w:i w:val="0"/>
+          <w:sz w:val="22"/>
+          <w:vertAlign w:val="subscript"/>
+        </w:rPr>
+        <w:t xml:space="preserve">1</w:t>
+      </w:r>
+      <w:r>
+        <w:rPr>
+          <w:rFonts w:ascii="Arial" w:hAnsi="Arial" w:cs="Arial"/>
+          <w:b w:val="0"/>
+          <w:i w:val="0"/>
+          <w:sz w:val="22"/>
+        </w:rPr>
+        <w:t xml:space="preserve">-C10, Python dengan numpy, sympy):</w:t>
       </w:r>
     </w:p>
     <w:p>
@@ -8014,7 +10142,26 @@
           <w:i w:val="0"/>
           <w:sz w:val="22"/>
         </w:rPr>
-        <w:t>Dengan solusi berulang y(x)=(c₁+c₂·ln x)·x^m, c₁=3, c₂=2, m=-2 (dari Contoh 6.2), hitung nilai y pada x=e² (ingat ln(e²)=2). Print nilai y.</w:t>
+        <w:t xml:space="preserve">Dengan solusi berulang y(x)=(c₁+c₂·ln x)·x</w:t>
+      </w:r>
+      <w:r>
+        <w:rPr>
+          <w:rFonts w:ascii="Arial" w:hAnsi="Arial" w:cs="Arial"/>
+          <w:b w:val="0"/>
+          <w:i w:val="0"/>
+          <w:sz w:val="22"/>
+          <w:vertAlign w:val="superscript"/>
+        </w:rPr>
+        <w:t xml:space="preserve">m</w:t>
+      </w:r>
+      <w:r>
+        <w:rPr>
+          <w:rFonts w:ascii="Arial" w:hAnsi="Arial" w:cs="Arial"/>
+          <w:b w:val="0"/>
+          <w:i w:val="0"/>
+          <w:sz w:val="22"/>
+        </w:rPr>
+        <w:t xml:space="preserve">, c₁=3, c₂=2, m=-2 (dari Contoh 6.2), hitung nilai y pada x=e² (ingat ln(e²)=2). Print nilai y.</w:t>
       </w:r>
     </w:p>
     <w:p>
@@ -8050,7 +10197,38 @@
           <w:color w:val="333333"/>
           <w:sz w:val="21"/>
         </w:rPr>
-        <w:t>Substitusikan ln x = 2 dan x = e² = np.exp(2) ke rumus y=(c1+c2*ln_x)*x**m, evaluasi dengan Python.</w:t>
+        <w:t xml:space="preserve">Substitusikan ln x = 2 dan x = e² = np.exp(2) ke rumus y=(c1+c2·</w:t>
+      </w:r>
+      <w:r>
+        <w:rPr>
+          <w:rFonts w:ascii="Arial" w:hAnsi="Arial" w:cs="Arial"/>
+          <w:b w:val="0"/>
+          <w:i w:val="0"/>
+          <w:color w:val="333333"/>
+          <w:sz w:val="21"/>
+        </w:rPr>
+        <w:t xml:space="preserve">ln</w:t>
+      </w:r>
+      <w:r>
+        <w:rPr>
+          <w:rFonts w:ascii="Arial" w:hAnsi="Arial" w:cs="Arial"/>
+          <w:b w:val="0"/>
+          <w:i w:val="0"/>
+          <w:color w:val="333333"/>
+          <w:sz w:val="21"/>
+          <w:vertAlign w:val="subscript"/>
+        </w:rPr>
+        <w:t xml:space="preserve">x</w:t>
+      </w:r>
+      <w:r>
+        <w:rPr>
+          <w:rFonts w:ascii="Arial" w:hAnsi="Arial" w:cs="Arial"/>
+          <w:b w:val="0"/>
+          <w:i w:val="0"/>
+          <w:color w:val="333333"/>
+          <w:sz w:val="21"/>
+        </w:rPr>
+        <w:t xml:space="preserve">)·x**m, evaluasi dengan Python.</w:t>
       </w:r>
     </w:p>
     <w:p>
@@ -8134,7 +10312,45 @@
           <w:i w:val="0"/>
           <w:sz w:val="22"/>
         </w:rPr>
-        <w:t>Dengan solusi kompleks y(x)=x^α·[c₁cos(β ln x)+c₂sin(β ln x)], α=3, β=2, c₁=3, c₂=8 (dari Contoh IVP x²y''-5xy'+13y=0), hitung y pada x=1 (ln 1=0) sebagai verifikasi awal, lalu hitung y pada x=e^(π/4). Print keduanya.</w:t>
+        <w:t xml:space="preserve">Dengan solusi kompleks y(x)=x</w:t>
+      </w:r>
+      <w:r>
+        <w:rPr>
+          <w:rFonts w:ascii="Arial" w:hAnsi="Arial" w:cs="Arial"/>
+          <w:b w:val="0"/>
+          <w:i w:val="0"/>
+          <w:sz w:val="22"/>
+          <w:vertAlign w:val="superscript"/>
+        </w:rPr>
+        <w:t xml:space="preserve">α</w:t>
+      </w:r>
+      <w:r>
+        <w:rPr>
+          <w:rFonts w:ascii="Arial" w:hAnsi="Arial" w:cs="Arial"/>
+          <w:b w:val="0"/>
+          <w:i w:val="0"/>
+          <w:sz w:val="22"/>
+        </w:rPr>
+        <w:t xml:space="preserve">·[c₁cos(β ln x)+c₂sin(β ln x)], α=3, β=2, c₁=3, c₂=8 (dari Contoh IVP x²y''-5xy'+13y=0), hitung y pada x=1 (ln 1=0) sebagai verifikasi awal, lalu hitung y pada x=e</w:t>
+      </w:r>
+      <w:r>
+        <w:rPr>
+          <w:rFonts w:ascii="Arial" w:hAnsi="Arial" w:cs="Arial"/>
+          <w:b w:val="0"/>
+          <w:i w:val="0"/>
+          <w:sz w:val="22"/>
+          <w:vertAlign w:val="superscript"/>
+        </w:rPr>
+        <w:t xml:space="preserve">π/4</w:t>
+      </w:r>
+      <w:r>
+        <w:rPr>
+          <w:rFonts w:ascii="Arial" w:hAnsi="Arial" w:cs="Arial"/>
+          <w:b w:val="0"/>
+          <w:i w:val="0"/>
+          <w:sz w:val="22"/>
+        </w:rPr>
+        <w:t xml:space="preserve">. Print keduanya.</w:t>
       </w:r>
     </w:p>
     <w:p>
@@ -8170,7 +10386,28 @@
           <w:color w:val="333333"/>
           <w:sz w:val="21"/>
         </w:rPr>
-        <w:t>Pada x=1, ln x=0 sehingga cos(0)=1, sin(0)=0; pada x=e^(π/4), ln x=π/4. Substitusikan ke rumus y dan evaluasi dengan np.cos, np.sin.</w:t>
+        <w:t xml:space="preserve">Pada x=1, ln x=0 sehingga cos(0)=1, sin(0)=0; pada x=e</w:t>
+      </w:r>
+      <w:r>
+        <w:rPr>
+          <w:rFonts w:ascii="Arial" w:hAnsi="Arial" w:cs="Arial"/>
+          <w:b w:val="0"/>
+          <w:i w:val="0"/>
+          <w:color w:val="333333"/>
+          <w:sz w:val="21"/>
+          <w:vertAlign w:val="superscript"/>
+        </w:rPr>
+        <w:t xml:space="preserve">π/4</w:t>
+      </w:r>
+      <w:r>
+        <w:rPr>
+          <w:rFonts w:ascii="Arial" w:hAnsi="Arial" w:cs="Arial"/>
+          <w:b w:val="0"/>
+          <w:i w:val="0"/>
+          <w:color w:val="333333"/>
+          <w:sz w:val="21"/>
+        </w:rPr>
+        <w:t xml:space="preserve">, ln x=π/4. Substitusikan ke rumus y dan evaluasi dengan np.cos, np.sin.</w:t>
       </w:r>
     </w:p>
     <w:p>
@@ -8194,7 +10431,427 @@
           <w:i w:val="0"/>
           <w:sz w:val="22"/>
         </w:rPr>
-        <w:t>Studi kasus pipa uap: R1=0,05 m, R2=0,10 m, T1=200°C, T2=40°C. Hitung konstanta c2=(T2-T1)/ln(R2/R1) dan c1=T1-c2*ln(R1) dari BVP T(r)=c1+c2*ln(r). Print c1 dan c2.</w:t>
+        <w:t xml:space="preserve">Studi kasus pipa uap: </w:t>
+      </w:r>
+      <w:r>
+        <w:rPr>
+          <w:rFonts w:ascii="Arial" w:hAnsi="Arial" w:cs="Arial"/>
+          <w:b w:val="0"/>
+          <w:i w:val="0"/>
+          <w:sz w:val="22"/>
+        </w:rPr>
+        <w:t xml:space="preserve">R</w:t>
+      </w:r>
+      <w:r>
+        <w:rPr>
+          <w:rFonts w:ascii="Arial" w:hAnsi="Arial" w:cs="Arial"/>
+          <w:b w:val="0"/>
+          <w:i w:val="0"/>
+          <w:sz w:val="22"/>
+          <w:vertAlign w:val="subscript"/>
+        </w:rPr>
+        <w:t xml:space="preserve">1</w:t>
+      </w:r>
+      <w:r>
+        <w:rPr>
+          <w:rFonts w:ascii="Arial" w:hAnsi="Arial" w:cs="Arial"/>
+          <w:b w:val="0"/>
+          <w:i w:val="0"/>
+          <w:sz w:val="22"/>
+        </w:rPr>
+        <w:t xml:space="preserve">=0,05 m, </w:t>
+      </w:r>
+      <w:r>
+        <w:rPr>
+          <w:rFonts w:ascii="Arial" w:hAnsi="Arial" w:cs="Arial"/>
+          <w:b w:val="0"/>
+          <w:i w:val="0"/>
+          <w:sz w:val="22"/>
+        </w:rPr>
+        <w:t xml:space="preserve">R</w:t>
+      </w:r>
+      <w:r>
+        <w:rPr>
+          <w:rFonts w:ascii="Arial" w:hAnsi="Arial" w:cs="Arial"/>
+          <w:b w:val="0"/>
+          <w:i w:val="0"/>
+          <w:sz w:val="22"/>
+          <w:vertAlign w:val="subscript"/>
+        </w:rPr>
+        <w:t xml:space="preserve">2</w:t>
+      </w:r>
+      <w:r>
+        <w:rPr>
+          <w:rFonts w:ascii="Arial" w:hAnsi="Arial" w:cs="Arial"/>
+          <w:b w:val="0"/>
+          <w:i w:val="0"/>
+          <w:sz w:val="22"/>
+        </w:rPr>
+        <w:t xml:space="preserve">=0,10 m, </w:t>
+      </w:r>
+      <w:r>
+        <w:rPr>
+          <w:rFonts w:ascii="Arial" w:hAnsi="Arial" w:cs="Arial"/>
+          <w:b w:val="0"/>
+          <w:i w:val="0"/>
+          <w:sz w:val="22"/>
+        </w:rPr>
+        <w:t xml:space="preserve">T</w:t>
+      </w:r>
+      <w:r>
+        <w:rPr>
+          <w:rFonts w:ascii="Arial" w:hAnsi="Arial" w:cs="Arial"/>
+          <w:b w:val="0"/>
+          <w:i w:val="0"/>
+          <w:sz w:val="22"/>
+          <w:vertAlign w:val="subscript"/>
+        </w:rPr>
+        <w:t xml:space="preserve">1</w:t>
+      </w:r>
+      <w:r>
+        <w:rPr>
+          <w:rFonts w:ascii="Arial" w:hAnsi="Arial" w:cs="Arial"/>
+          <w:b w:val="0"/>
+          <w:i w:val="0"/>
+          <w:sz w:val="22"/>
+        </w:rPr>
+        <w:t xml:space="preserve">=200°C, </w:t>
+      </w:r>
+      <w:r>
+        <w:rPr>
+          <w:rFonts w:ascii="Arial" w:hAnsi="Arial" w:cs="Arial"/>
+          <w:b w:val="0"/>
+          <w:i w:val="0"/>
+          <w:sz w:val="22"/>
+        </w:rPr>
+        <w:t xml:space="preserve">T</w:t>
+      </w:r>
+      <w:r>
+        <w:rPr>
+          <w:rFonts w:ascii="Arial" w:hAnsi="Arial" w:cs="Arial"/>
+          <w:b w:val="0"/>
+          <w:i w:val="0"/>
+          <w:sz w:val="22"/>
+          <w:vertAlign w:val="subscript"/>
+        </w:rPr>
+        <w:t xml:space="preserve">2</w:t>
+      </w:r>
+      <w:r>
+        <w:rPr>
+          <w:rFonts w:ascii="Arial" w:hAnsi="Arial" w:cs="Arial"/>
+          <w:b w:val="0"/>
+          <w:i w:val="0"/>
+          <w:sz w:val="22"/>
+        </w:rPr>
+        <w:t xml:space="preserve">=40°C. Hitung konstanta </w:t>
+      </w:r>
+      <w:r>
+        <w:rPr>
+          <w:rFonts w:ascii="Arial" w:hAnsi="Arial" w:cs="Arial"/>
+          <w:b w:val="0"/>
+          <w:i w:val="0"/>
+          <w:sz w:val="22"/>
+        </w:rPr>
+        <w:t xml:space="preserve">c</w:t>
+      </w:r>
+      <w:r>
+        <w:rPr>
+          <w:rFonts w:ascii="Arial" w:hAnsi="Arial" w:cs="Arial"/>
+          <w:b w:val="0"/>
+          <w:i w:val="0"/>
+          <w:sz w:val="22"/>
+          <w:vertAlign w:val="subscript"/>
+        </w:rPr>
+        <w:t xml:space="preserve">2</w:t>
+      </w:r>
+      <w:r>
+        <w:rPr>
+          <w:rFonts w:ascii="Arial" w:hAnsi="Arial" w:cs="Arial"/>
+          <w:b w:val="0"/>
+          <w:i w:val="0"/>
+          <w:sz w:val="22"/>
+        </w:rPr>
+        <w:t xml:space="preserve">=(</w:t>
+      </w:r>
+      <w:r>
+        <w:rPr>
+          <w:rFonts w:ascii="Arial" w:hAnsi="Arial" w:cs="Arial"/>
+          <w:b w:val="0"/>
+          <w:i w:val="0"/>
+          <w:sz w:val="22"/>
+        </w:rPr>
+        <w:t xml:space="preserve">T</w:t>
+      </w:r>
+      <w:r>
+        <w:rPr>
+          <w:rFonts w:ascii="Arial" w:hAnsi="Arial" w:cs="Arial"/>
+          <w:b w:val="0"/>
+          <w:i w:val="0"/>
+          <w:sz w:val="22"/>
+          <w:vertAlign w:val="subscript"/>
+        </w:rPr>
+        <w:t xml:space="preserve">2</w:t>
+      </w:r>
+      <w:r>
+        <w:rPr>
+          <w:rFonts w:ascii="Arial" w:hAnsi="Arial" w:cs="Arial"/>
+          <w:b w:val="0"/>
+          <w:i w:val="0"/>
+          <w:sz w:val="22"/>
+        </w:rPr>
+        <w:t xml:space="preserve">-</w:t>
+      </w:r>
+      <w:r>
+        <w:rPr>
+          <w:rFonts w:ascii="Arial" w:hAnsi="Arial" w:cs="Arial"/>
+          <w:b w:val="0"/>
+          <w:i w:val="0"/>
+          <w:sz w:val="22"/>
+        </w:rPr>
+        <w:t xml:space="preserve">T</w:t>
+      </w:r>
+      <w:r>
+        <w:rPr>
+          <w:rFonts w:ascii="Arial" w:hAnsi="Arial" w:cs="Arial"/>
+          <w:b w:val="0"/>
+          <w:i w:val="0"/>
+          <w:sz w:val="22"/>
+          <w:vertAlign w:val="subscript"/>
+        </w:rPr>
+        <w:t xml:space="preserve">1</w:t>
+      </w:r>
+      <w:r>
+        <w:rPr>
+          <w:rFonts w:ascii="Arial" w:hAnsi="Arial" w:cs="Arial"/>
+          <w:b w:val="0"/>
+          <w:i w:val="0"/>
+          <w:sz w:val="22"/>
+        </w:rPr>
+        <w:t xml:space="preserve">)/ln(</w:t>
+      </w:r>
+      <w:r>
+        <w:rPr>
+          <w:rFonts w:ascii="Arial" w:hAnsi="Arial" w:cs="Arial"/>
+          <w:b w:val="0"/>
+          <w:i w:val="0"/>
+          <w:sz w:val="22"/>
+        </w:rPr>
+        <w:t xml:space="preserve">R</w:t>
+      </w:r>
+      <w:r>
+        <w:rPr>
+          <w:rFonts w:ascii="Arial" w:hAnsi="Arial" w:cs="Arial"/>
+          <w:b w:val="0"/>
+          <w:i w:val="0"/>
+          <w:sz w:val="22"/>
+          <w:vertAlign w:val="subscript"/>
+        </w:rPr>
+        <w:t xml:space="preserve">2</w:t>
+      </w:r>
+      <w:r>
+        <w:rPr>
+          <w:rFonts w:ascii="Arial" w:hAnsi="Arial" w:cs="Arial"/>
+          <w:b w:val="0"/>
+          <w:i w:val="0"/>
+          <w:sz w:val="22"/>
+        </w:rPr>
+        <w:t xml:space="preserve">/</w:t>
+      </w:r>
+      <w:r>
+        <w:rPr>
+          <w:rFonts w:ascii="Arial" w:hAnsi="Arial" w:cs="Arial"/>
+          <w:b w:val="0"/>
+          <w:i w:val="0"/>
+          <w:sz w:val="22"/>
+        </w:rPr>
+        <w:t xml:space="preserve">R</w:t>
+      </w:r>
+      <w:r>
+        <w:rPr>
+          <w:rFonts w:ascii="Arial" w:hAnsi="Arial" w:cs="Arial"/>
+          <w:b w:val="0"/>
+          <w:i w:val="0"/>
+          <w:sz w:val="22"/>
+          <w:vertAlign w:val="subscript"/>
+        </w:rPr>
+        <w:t xml:space="preserve">1</w:t>
+      </w:r>
+      <w:r>
+        <w:rPr>
+          <w:rFonts w:ascii="Arial" w:hAnsi="Arial" w:cs="Arial"/>
+          <w:b w:val="0"/>
+          <w:i w:val="0"/>
+          <w:sz w:val="22"/>
+        </w:rPr>
+        <w:t xml:space="preserve">) dan </w:t>
+      </w:r>
+      <w:r>
+        <w:rPr>
+          <w:rFonts w:ascii="Arial" w:hAnsi="Arial" w:cs="Arial"/>
+          <w:b w:val="0"/>
+          <w:i w:val="0"/>
+          <w:sz w:val="22"/>
+        </w:rPr>
+        <w:t xml:space="preserve">c</w:t>
+      </w:r>
+      <w:r>
+        <w:rPr>
+          <w:rFonts w:ascii="Arial" w:hAnsi="Arial" w:cs="Arial"/>
+          <w:b w:val="0"/>
+          <w:i w:val="0"/>
+          <w:sz w:val="22"/>
+          <w:vertAlign w:val="subscript"/>
+        </w:rPr>
+        <w:t xml:space="preserve">1</w:t>
+      </w:r>
+      <w:r>
+        <w:rPr>
+          <w:rFonts w:ascii="Arial" w:hAnsi="Arial" w:cs="Arial"/>
+          <w:b w:val="0"/>
+          <w:i w:val="0"/>
+          <w:sz w:val="22"/>
+        </w:rPr>
+        <w:t xml:space="preserve">=</w:t>
+      </w:r>
+      <w:r>
+        <w:rPr>
+          <w:rFonts w:ascii="Arial" w:hAnsi="Arial" w:cs="Arial"/>
+          <w:b w:val="0"/>
+          <w:i w:val="0"/>
+          <w:sz w:val="22"/>
+        </w:rPr>
+        <w:t xml:space="preserve">T</w:t>
+      </w:r>
+      <w:r>
+        <w:rPr>
+          <w:rFonts w:ascii="Arial" w:hAnsi="Arial" w:cs="Arial"/>
+          <w:b w:val="0"/>
+          <w:i w:val="0"/>
+          <w:sz w:val="22"/>
+          <w:vertAlign w:val="subscript"/>
+        </w:rPr>
+        <w:t xml:space="preserve">1</w:t>
+      </w:r>
+      <w:r>
+        <w:rPr>
+          <w:rFonts w:ascii="Arial" w:hAnsi="Arial" w:cs="Arial"/>
+          <w:b w:val="0"/>
+          <w:i w:val="0"/>
+          <w:sz w:val="22"/>
+        </w:rPr>
+        <w:t xml:space="preserve">-</w:t>
+      </w:r>
+      <w:r>
+        <w:rPr>
+          <w:rFonts w:ascii="Arial" w:hAnsi="Arial" w:cs="Arial"/>
+          <w:b w:val="0"/>
+          <w:i w:val="0"/>
+          <w:sz w:val="22"/>
+        </w:rPr>
+        <w:t xml:space="preserve">c</w:t>
+      </w:r>
+      <w:r>
+        <w:rPr>
+          <w:rFonts w:ascii="Arial" w:hAnsi="Arial" w:cs="Arial"/>
+          <w:b w:val="0"/>
+          <w:i w:val="0"/>
+          <w:sz w:val="22"/>
+          <w:vertAlign w:val="subscript"/>
+        </w:rPr>
+        <w:t xml:space="preserve">2</w:t>
+      </w:r>
+      <w:r>
+        <w:rPr>
+          <w:rFonts w:ascii="Arial" w:hAnsi="Arial" w:cs="Arial"/>
+          <w:b w:val="0"/>
+          <w:i w:val="0"/>
+          <w:sz w:val="22"/>
+        </w:rPr>
+        <w:t xml:space="preserve">·ln(</w:t>
+      </w:r>
+      <w:r>
+        <w:rPr>
+          <w:rFonts w:ascii="Arial" w:hAnsi="Arial" w:cs="Arial"/>
+          <w:b w:val="0"/>
+          <w:i w:val="0"/>
+          <w:sz w:val="22"/>
+        </w:rPr>
+        <w:t xml:space="preserve">R</w:t>
+      </w:r>
+      <w:r>
+        <w:rPr>
+          <w:rFonts w:ascii="Arial" w:hAnsi="Arial" w:cs="Arial"/>
+          <w:b w:val="0"/>
+          <w:i w:val="0"/>
+          <w:sz w:val="22"/>
+          <w:vertAlign w:val="subscript"/>
+        </w:rPr>
+        <w:t xml:space="preserve">1</w:t>
+      </w:r>
+      <w:r>
+        <w:rPr>
+          <w:rFonts w:ascii="Arial" w:hAnsi="Arial" w:cs="Arial"/>
+          <w:b w:val="0"/>
+          <w:i w:val="0"/>
+          <w:sz w:val="22"/>
+        </w:rPr>
+        <w:t xml:space="preserve">) dari BVP T(r)=</w:t>
+      </w:r>
+      <w:r>
+        <w:rPr>
+          <w:rFonts w:ascii="Arial" w:hAnsi="Arial" w:cs="Arial"/>
+          <w:b w:val="0"/>
+          <w:i w:val="0"/>
+          <w:sz w:val="22"/>
+        </w:rPr>
+        <w:t xml:space="preserve">c</w:t>
+      </w:r>
+      <w:r>
+        <w:rPr>
+          <w:rFonts w:ascii="Arial" w:hAnsi="Arial" w:cs="Arial"/>
+          <w:b w:val="0"/>
+          <w:i w:val="0"/>
+          <w:sz w:val="22"/>
+          <w:vertAlign w:val="subscript"/>
+        </w:rPr>
+        <w:t xml:space="preserve">1</w:t>
+      </w:r>
+      <w:r>
+        <w:rPr>
+          <w:rFonts w:ascii="Arial" w:hAnsi="Arial" w:cs="Arial"/>
+          <w:b w:val="0"/>
+          <w:i w:val="0"/>
+          <w:sz w:val="22"/>
+        </w:rPr>
+        <w:t xml:space="preserve">+</w:t>
+      </w:r>
+      <w:r>
+        <w:rPr>
+          <w:rFonts w:ascii="Arial" w:hAnsi="Arial" w:cs="Arial"/>
+          <w:b w:val="0"/>
+          <w:i w:val="0"/>
+          <w:sz w:val="22"/>
+        </w:rPr>
+        <w:t xml:space="preserve">c</w:t>
+      </w:r>
+      <w:r>
+        <w:rPr>
+          <w:rFonts w:ascii="Arial" w:hAnsi="Arial" w:cs="Arial"/>
+          <w:b w:val="0"/>
+          <w:i w:val="0"/>
+          <w:sz w:val="22"/>
+          <w:vertAlign w:val="subscript"/>
+        </w:rPr>
+        <w:t xml:space="preserve">2</w:t>
+      </w:r>
+      <w:r>
+        <w:rPr>
+          <w:rFonts w:ascii="Arial" w:hAnsi="Arial" w:cs="Arial"/>
+          <w:b w:val="0"/>
+          <w:i w:val="0"/>
+          <w:sz w:val="22"/>
+        </w:rPr>
+        <w:t xml:space="preserve">·ln(r). Print c1 dan c2.</w:t>
       </w:r>
     </w:p>
     <w:p>
@@ -8254,7 +10911,119 @@
           <w:i w:val="0"/>
           <w:sz w:val="22"/>
         </w:rPr>
-        <w:t>Dengan c1, c2 dari soal sebelumnya, hitung T pada r=0,075 m (titik tengah dinding pipa) memakai T(r)=c1+c2*ln(r). Print nilai T dalam derajat Celsius.</w:t>
+        <w:t xml:space="preserve">Dengan </w:t>
+      </w:r>
+      <w:r>
+        <w:rPr>
+          <w:rFonts w:ascii="Arial" w:hAnsi="Arial" w:cs="Arial"/>
+          <w:b w:val="0"/>
+          <w:i w:val="0"/>
+          <w:sz w:val="22"/>
+        </w:rPr>
+        <w:t xml:space="preserve">c</w:t>
+      </w:r>
+      <w:r>
+        <w:rPr>
+          <w:rFonts w:ascii="Arial" w:hAnsi="Arial" w:cs="Arial"/>
+          <w:b w:val="0"/>
+          <w:i w:val="0"/>
+          <w:sz w:val="22"/>
+          <w:vertAlign w:val="subscript"/>
+        </w:rPr>
+        <w:t xml:space="preserve">1</w:t>
+      </w:r>
+      <w:r>
+        <w:rPr>
+          <w:rFonts w:ascii="Arial" w:hAnsi="Arial" w:cs="Arial"/>
+          <w:b w:val="0"/>
+          <w:i w:val="0"/>
+          <w:sz w:val="22"/>
+        </w:rPr>
+        <w:t xml:space="preserve">, </w:t>
+      </w:r>
+      <w:r>
+        <w:rPr>
+          <w:rFonts w:ascii="Arial" w:hAnsi="Arial" w:cs="Arial"/>
+          <w:b w:val="0"/>
+          <w:i w:val="0"/>
+          <w:sz w:val="22"/>
+        </w:rPr>
+        <w:t xml:space="preserve">c</w:t>
+      </w:r>
+      <w:r>
+        <w:rPr>
+          <w:rFonts w:ascii="Arial" w:hAnsi="Arial" w:cs="Arial"/>
+          <w:b w:val="0"/>
+          <w:i w:val="0"/>
+          <w:sz w:val="22"/>
+          <w:vertAlign w:val="subscript"/>
+        </w:rPr>
+        <w:t xml:space="preserve">2</w:t>
+      </w:r>
+      <w:r>
+        <w:rPr>
+          <w:rFonts w:ascii="Arial" w:hAnsi="Arial" w:cs="Arial"/>
+          <w:b w:val="0"/>
+          <w:i w:val="0"/>
+          <w:sz w:val="22"/>
+        </w:rPr>
+        <w:t xml:space="preserve"> dari soal sebelumnya, hitung T pada r=0,075 m (titik tengah dinding pipa) memakai T(r)=</w:t>
+      </w:r>
+      <w:r>
+        <w:rPr>
+          <w:rFonts w:ascii="Arial" w:hAnsi="Arial" w:cs="Arial"/>
+          <w:b w:val="0"/>
+          <w:i w:val="0"/>
+          <w:sz w:val="22"/>
+        </w:rPr>
+        <w:t xml:space="preserve">c</w:t>
+      </w:r>
+      <w:r>
+        <w:rPr>
+          <w:rFonts w:ascii="Arial" w:hAnsi="Arial" w:cs="Arial"/>
+          <w:b w:val="0"/>
+          <w:i w:val="0"/>
+          <w:sz w:val="22"/>
+          <w:vertAlign w:val="subscript"/>
+        </w:rPr>
+        <w:t xml:space="preserve">1</w:t>
+      </w:r>
+      <w:r>
+        <w:rPr>
+          <w:rFonts w:ascii="Arial" w:hAnsi="Arial" w:cs="Arial"/>
+          <w:b w:val="0"/>
+          <w:i w:val="0"/>
+          <w:sz w:val="22"/>
+        </w:rPr>
+        <w:t xml:space="preserve">+</w:t>
+      </w:r>
+      <w:r>
+        <w:rPr>
+          <w:rFonts w:ascii="Arial" w:hAnsi="Arial" w:cs="Arial"/>
+          <w:b w:val="0"/>
+          <w:i w:val="0"/>
+          <w:sz w:val="22"/>
+        </w:rPr>
+        <w:t xml:space="preserve">c</w:t>
+      </w:r>
+      <w:r>
+        <w:rPr>
+          <w:rFonts w:ascii="Arial" w:hAnsi="Arial" w:cs="Arial"/>
+          <w:b w:val="0"/>
+          <w:i w:val="0"/>
+          <w:sz w:val="22"/>
+          <w:vertAlign w:val="subscript"/>
+        </w:rPr>
+        <w:t xml:space="preserve">2</w:t>
+      </w:r>
+      <w:r>
+        <w:rPr>
+          <w:rFonts w:ascii="Arial" w:hAnsi="Arial" w:cs="Arial"/>
+          <w:b w:val="0"/>
+          <w:i w:val="0"/>
+          <w:sz w:val="22"/>
+        </w:rPr>
+        <w:t xml:space="preserve">·ln(r). Print nilai T dalam derajat Celsius.</w:t>
       </w:r>
     </w:p>
     <w:p>
@@ -8290,7 +11059,7 @@
           <w:color w:val="333333"/>
           <w:sz w:val="21"/>
         </w:rPr>
-        <w:t>Substitusikan r=0.075 ke rumus T(r)=c1+c2*np.log(r) memakai c1, c2 hasil perhitungan sebelumnya.</w:t>
+        <w:t xml:space="preserve">Substitusikan r=0.075 ke rumus T(r)=c1+c2·np.log(r) memakai c1, c2 hasil perhitungan sebelumnya.</w:t>
       </w:r>
     </w:p>
     <w:p>
@@ -8441,7 +11210,69 @@
           <w:color w:val="333333"/>
           <w:sz w:val="21"/>
         </w:rPr>
-        <w:t>Tulis fungsi bercabang if/elif untuk tiga kasus D, susun sistem 2x2 dari syarat awal (substitusi x0 ke y dan y', ingat turunan ln x = 1/x), selesaikan c1,c2 dengan eliminasi/substitusi manual, lalu evaluasi y(x) yang diminta.</w:t>
+        <w:t xml:space="preserve">Tulis fungsi bercabang if/elif untuk tiga kasus D, susun sistem 2x2 dari syarat awal (substitusi x0 ke y dan y', ingat turunan ln x = 1/x), selesaikan </w:t>
+      </w:r>
+      <w:r>
+        <w:rPr>
+          <w:rFonts w:ascii="Arial" w:hAnsi="Arial" w:cs="Arial"/>
+          <w:b w:val="0"/>
+          <w:i w:val="0"/>
+          <w:color w:val="333333"/>
+          <w:sz w:val="21"/>
+        </w:rPr>
+        <w:t xml:space="preserve">c</w:t>
+      </w:r>
+      <w:r>
+        <w:rPr>
+          <w:rFonts w:ascii="Arial" w:hAnsi="Arial" w:cs="Arial"/>
+          <w:b w:val="0"/>
+          <w:i w:val="0"/>
+          <w:color w:val="333333"/>
+          <w:sz w:val="21"/>
+          <w:vertAlign w:val="subscript"/>
+        </w:rPr>
+        <w:t xml:space="preserve">1</w:t>
+      </w:r>
+      <w:r>
+        <w:rPr>
+          <w:rFonts w:ascii="Arial" w:hAnsi="Arial" w:cs="Arial"/>
+          <w:b w:val="0"/>
+          <w:i w:val="0"/>
+          <w:color w:val="333333"/>
+          <w:sz w:val="21"/>
+        </w:rPr>
+        <w:t xml:space="preserve">,</w:t>
+      </w:r>
+      <w:r>
+        <w:rPr>
+          <w:rFonts w:ascii="Arial" w:hAnsi="Arial" w:cs="Arial"/>
+          <w:b w:val="0"/>
+          <w:i w:val="0"/>
+          <w:color w:val="333333"/>
+          <w:sz w:val="21"/>
+        </w:rPr>
+        <w:t xml:space="preserve">c</w:t>
+      </w:r>
+      <w:r>
+        <w:rPr>
+          <w:rFonts w:ascii="Arial" w:hAnsi="Arial" w:cs="Arial"/>
+          <w:b w:val="0"/>
+          <w:i w:val="0"/>
+          <w:color w:val="333333"/>
+          <w:sz w:val="21"/>
+          <w:vertAlign w:val="subscript"/>
+        </w:rPr>
+        <w:t xml:space="preserve">2</w:t>
+      </w:r>
+      <w:r>
+        <w:rPr>
+          <w:rFonts w:ascii="Arial" w:hAnsi="Arial" w:cs="Arial"/>
+          <w:b w:val="0"/>
+          <w:i w:val="0"/>
+          <w:color w:val="333333"/>
+          <w:sz w:val="21"/>
+        </w:rPr>
+        <w:t xml:space="preserve"> dengan eliminasi/substitusi manual, lalu evaluasi y(x) yang diminta.</w:t>
       </w:r>
     </w:p>
     <w:p>
@@ -8465,7 +11296,35 @@
           <w:i w:val="0"/>
           <w:sz w:val="22"/>
         </w:rPr>
-        <w:t>Implementasikan BVP konduksi panas radial generik dari awal (tanpa hardcode rumus c1,c2): fungsi menerima R1,R2,T1,T2, susun sistem linier 2×2 dari c1+c2*ln(R1)=T1 dan c1+c2*ln(R2)=T2 (pakai np.linalg.solve, bukan rumus tertutup manual), lalu (a) hitung T pada r=0,075 m untuk R1=0,05,R2=0,10,T1=200,T2=40, dan (b) tentukan ketebalan tambahan lapisan isolasi (R3-R2) minimum agar temperatur permukaan luar tidak melebihi T3=60°C, dengan asumsi T2≈200°C sebagai suhu awal lapisan isolasi dan heat flux Q dipertahankan sama seperti hasil (a) [gunakan Q=-2πkLc2 dengan k_isolasi=0,04 W/m·K, L=1m, lalu cari R3 dari Q yang sama]. Print T(0,075) dan R3-R2 dalam mm.</w:t>
+        <w:t xml:space="preserve">Implementasikan BVP konduksi panas radial generik dari awal (tanpa hardcode rumus c1,c2): fungsi menerima R1,R2,T1,T2, susun sistem linier 2×2 dari c1+c2·ln(R1)=T1 dan c1+c2·ln(R2)=T2 (pakai np.linalg.solve, bukan rumus tertutup manual), lalu (a) hitung T pada r=0,075 m untuk R1=0,05,R2=0,10,T1=200,T2=40, dan (b) tentukan ketebalan tambahan lapisan isolasi (R3-R2) minimum agar temperatur permukaan luar tidak melebihi T3=60°C, dengan asumsi T2≈200°C sebagai suhu awal lapisan isolasi dan heat flux Q dipertahankan sama seperti hasil (a) [gunakan Q=-2πkLc2 dengan </w:t>
+      </w:r>
+      <w:r>
+        <w:rPr>
+          <w:rFonts w:ascii="Arial" w:hAnsi="Arial" w:cs="Arial"/>
+          <w:b w:val="0"/>
+          <w:i w:val="0"/>
+          <w:sz w:val="22"/>
+        </w:rPr>
+        <w:t xml:space="preserve">k</w:t>
+      </w:r>
+      <w:r>
+        <w:rPr>
+          <w:rFonts w:ascii="Arial" w:hAnsi="Arial" w:cs="Arial"/>
+          <w:b w:val="0"/>
+          <w:i w:val="0"/>
+          <w:sz w:val="22"/>
+          <w:vertAlign w:val="subscript"/>
+        </w:rPr>
+        <w:t xml:space="preserve">isolasi</w:t>
+      </w:r>
+      <w:r>
+        <w:rPr>
+          <w:rFonts w:ascii="Arial" w:hAnsi="Arial" w:cs="Arial"/>
+          <w:b w:val="0"/>
+          <w:i w:val="0"/>
+          <w:sz w:val="22"/>
+        </w:rPr>
+        <w:t xml:space="preserve">=0,04 W/m·K, L=1m, lalu cari R3 dari Q yang sama]. Print T(0,075) dan R3-R2 dalam mm.</w:t>
       </w:r>
     </w:p>
     <w:p>
@@ -8501,7 +11360,38 @@
           <w:color w:val="333333"/>
           <w:sz w:val="21"/>
         </w:rPr>
-        <w:t>Bangun matriks A=[[1,ln(R1)],[1,ln(R2)]] dan vektor b=[T1,T2], selesaikan dengan np.linalg.solve untuk c1,c2; untuk bagian (b), gunakan Q dari lapisan logam sebagai Q yang harus dipertahankan lapisan isolasi, lalu selesaikan R3 dari rumus Q=-2*pi*k_isolasi*L*(T3-T2)/ln(R3/R2) secara aljabar atau numerik (bisection/fsolve).</w:t>
+        <w:t xml:space="preserve">Bangun matriks A=[[1,ln(R1)],[1,ln(R2)]] dan vektor b=[T1,T2], selesaikan dengan np.linalg.solve untuk c1,c2; untuk bagian (b), gunakan Q dari lapisan logam sebagai Q yang harus dipertahankan lapisan isolasi, lalu selesaikan R3 dari rumus Q=-2·π·</w:t>
+      </w:r>
+      <w:r>
+        <w:rPr>
+          <w:rFonts w:ascii="Arial" w:hAnsi="Arial" w:cs="Arial"/>
+          <w:b w:val="0"/>
+          <w:i w:val="0"/>
+          <w:color w:val="333333"/>
+          <w:sz w:val="21"/>
+        </w:rPr>
+        <w:t xml:space="preserve">k</w:t>
+      </w:r>
+      <w:r>
+        <w:rPr>
+          <w:rFonts w:ascii="Arial" w:hAnsi="Arial" w:cs="Arial"/>
+          <w:b w:val="0"/>
+          <w:i w:val="0"/>
+          <w:color w:val="333333"/>
+          <w:sz w:val="21"/>
+          <w:vertAlign w:val="subscript"/>
+        </w:rPr>
+        <w:t xml:space="preserve">isolasi</w:t>
+      </w:r>
+      <w:r>
+        <w:rPr>
+          <w:rFonts w:ascii="Arial" w:hAnsi="Arial" w:cs="Arial"/>
+          <w:b w:val="0"/>
+          <w:i w:val="0"/>
+          <w:color w:val="333333"/>
+          <w:sz w:val="21"/>
+        </w:rPr>
+        <w:t xml:space="preserve">·L·(T3-T2)/ln(R3/R2) secara aljabar atau numerik (bisection/fsolve).</w:t>
       </w:r>
     </w:p>
     <w:p>
@@ -8525,7 +11415,175 @@
           <w:i w:val="0"/>
           <w:sz w:val="22"/>
         </w:rPr>
-        <w:t>Untuk kasus akar kompleks Contoh 6.3-variant x²y''+7xy'+25y=0 (α=-3, β=4) dengan syarat awal y(1)=2, y'(1)=0, turunkan c1,c2 secara manual, lalu implementasikan pencarian NOL (zeros) dari y(x)=0 pada interval x∈[1,50] dengan bisection dari awal (tanpa scipy.optimize), memakai insight bahwa nol-nol solusi mendekati pola β·ln x=(n+1/2)π+φ (perkirakan lokasi awal interval bisection dari rumus ini, φ=arctan(c2/c1)-π/2 karena bentuk cos, atau turunkan phi dari c1,c2 sendiri). Print seluruh nilai x tempat y(x)=0 pada interval tersebut (harus ada beberapa titik karena osilasi logaritmik).</w:t>
+        <w:t xml:space="preserve">Untuk kasus akar kompleks Contoh 6.3-variant x²y''+7xy'+25y=0 (α=-3, β=4) dengan syarat awal y(1)=2, y'(1)=0, turunkan </w:t>
+      </w:r>
+      <w:r>
+        <w:rPr>
+          <w:rFonts w:ascii="Arial" w:hAnsi="Arial" w:cs="Arial"/>
+          <w:b w:val="0"/>
+          <w:i w:val="0"/>
+          <w:sz w:val="22"/>
+        </w:rPr>
+        <w:t xml:space="preserve">c</w:t>
+      </w:r>
+      <w:r>
+        <w:rPr>
+          <w:rFonts w:ascii="Arial" w:hAnsi="Arial" w:cs="Arial"/>
+          <w:b w:val="0"/>
+          <w:i w:val="0"/>
+          <w:sz w:val="22"/>
+          <w:vertAlign w:val="subscript"/>
+        </w:rPr>
+        <w:t xml:space="preserve">1</w:t>
+      </w:r>
+      <w:r>
+        <w:rPr>
+          <w:rFonts w:ascii="Arial" w:hAnsi="Arial" w:cs="Arial"/>
+          <w:b w:val="0"/>
+          <w:i w:val="0"/>
+          <w:sz w:val="22"/>
+        </w:rPr>
+        <w:t xml:space="preserve">,</w:t>
+      </w:r>
+      <w:r>
+        <w:rPr>
+          <w:rFonts w:ascii="Arial" w:hAnsi="Arial" w:cs="Arial"/>
+          <w:b w:val="0"/>
+          <w:i w:val="0"/>
+          <w:sz w:val="22"/>
+        </w:rPr>
+        <w:t xml:space="preserve">c</w:t>
+      </w:r>
+      <w:r>
+        <w:rPr>
+          <w:rFonts w:ascii="Arial" w:hAnsi="Arial" w:cs="Arial"/>
+          <w:b w:val="0"/>
+          <w:i w:val="0"/>
+          <w:sz w:val="22"/>
+          <w:vertAlign w:val="subscript"/>
+        </w:rPr>
+        <w:t xml:space="preserve">2</w:t>
+      </w:r>
+      <w:r>
+        <w:rPr>
+          <w:rFonts w:ascii="Arial" w:hAnsi="Arial" w:cs="Arial"/>
+          <w:b w:val="0"/>
+          <w:i w:val="0"/>
+          <w:sz w:val="22"/>
+        </w:rPr>
+        <w:t xml:space="preserve"> secara manual, lalu implementasikan pencarian NOL (zeros) dari y(x)=0 pada interval x∈[1,50] dengan bisection dari awal (tanpa scipy.optimize), memakai insight bahwa nol-nol solusi mendekati pola β·ln x=(n+1/2)π+φ (perkirakan lokasi awal interval bisection dari rumus ini, φ=arctan(</w:t>
+      </w:r>
+      <w:r>
+        <w:rPr>
+          <w:rFonts w:ascii="Arial" w:hAnsi="Arial" w:cs="Arial"/>
+          <w:b w:val="0"/>
+          <w:i w:val="0"/>
+          <w:sz w:val="22"/>
+        </w:rPr>
+        <w:t xml:space="preserve">c</w:t>
+      </w:r>
+      <w:r>
+        <w:rPr>
+          <w:rFonts w:ascii="Arial" w:hAnsi="Arial" w:cs="Arial"/>
+          <w:b w:val="0"/>
+          <w:i w:val="0"/>
+          <w:sz w:val="22"/>
+          <w:vertAlign w:val="subscript"/>
+        </w:rPr>
+        <w:t xml:space="preserve">2</w:t>
+      </w:r>
+      <w:r>
+        <w:rPr>
+          <w:rFonts w:ascii="Arial" w:hAnsi="Arial" w:cs="Arial"/>
+          <w:b w:val="0"/>
+          <w:i w:val="0"/>
+          <w:sz w:val="22"/>
+        </w:rPr>
+        <w:t xml:space="preserve">/</w:t>
+      </w:r>
+      <w:r>
+        <w:rPr>
+          <w:rFonts w:ascii="Arial" w:hAnsi="Arial" w:cs="Arial"/>
+          <w:b w:val="0"/>
+          <w:i w:val="0"/>
+          <w:sz w:val="22"/>
+        </w:rPr>
+        <w:t xml:space="preserve">c</w:t>
+      </w:r>
+      <w:r>
+        <w:rPr>
+          <w:rFonts w:ascii="Arial" w:hAnsi="Arial" w:cs="Arial"/>
+          <w:b w:val="0"/>
+          <w:i w:val="0"/>
+          <w:sz w:val="22"/>
+          <w:vertAlign w:val="subscript"/>
+        </w:rPr>
+        <w:t xml:space="preserve">1</w:t>
+      </w:r>
+      <w:r>
+        <w:rPr>
+          <w:rFonts w:ascii="Arial" w:hAnsi="Arial" w:cs="Arial"/>
+          <w:b w:val="0"/>
+          <w:i w:val="0"/>
+          <w:sz w:val="22"/>
+        </w:rPr>
+        <w:t xml:space="preserve">)-π/2 karena bentuk cos, atau turunkan φ dari </w:t>
+      </w:r>
+      <w:r>
+        <w:rPr>
+          <w:rFonts w:ascii="Arial" w:hAnsi="Arial" w:cs="Arial"/>
+          <w:b w:val="0"/>
+          <w:i w:val="0"/>
+          <w:sz w:val="22"/>
+        </w:rPr>
+        <w:t xml:space="preserve">c</w:t>
+      </w:r>
+      <w:r>
+        <w:rPr>
+          <w:rFonts w:ascii="Arial" w:hAnsi="Arial" w:cs="Arial"/>
+          <w:b w:val="0"/>
+          <w:i w:val="0"/>
+          <w:sz w:val="22"/>
+          <w:vertAlign w:val="subscript"/>
+        </w:rPr>
+        <w:t xml:space="preserve">1</w:t>
+      </w:r>
+      <w:r>
+        <w:rPr>
+          <w:rFonts w:ascii="Arial" w:hAnsi="Arial" w:cs="Arial"/>
+          <w:b w:val="0"/>
+          <w:i w:val="0"/>
+          <w:sz w:val="22"/>
+        </w:rPr>
+        <w:t xml:space="preserve">,</w:t>
+      </w:r>
+      <w:r>
+        <w:rPr>
+          <w:rFonts w:ascii="Arial" w:hAnsi="Arial" w:cs="Arial"/>
+          <w:b w:val="0"/>
+          <w:i w:val="0"/>
+          <w:sz w:val="22"/>
+        </w:rPr>
+        <w:t xml:space="preserve">c</w:t>
+      </w:r>
+      <w:r>
+        <w:rPr>
+          <w:rFonts w:ascii="Arial" w:hAnsi="Arial" w:cs="Arial"/>
+          <w:b w:val="0"/>
+          <w:i w:val="0"/>
+          <w:sz w:val="22"/>
+          <w:vertAlign w:val="subscript"/>
+        </w:rPr>
+        <w:t xml:space="preserve">2</w:t>
+      </w:r>
+      <w:r>
+        <w:rPr>
+          <w:rFonts w:ascii="Arial" w:hAnsi="Arial" w:cs="Arial"/>
+          <w:b w:val="0"/>
+          <w:i w:val="0"/>
+          <w:sz w:val="22"/>
+        </w:rPr>
+        <w:t xml:space="preserve"> sendiri). Print seluruh nilai x tempat y(x)=0 pada interval tersebut (harus ada beberapa titik karena osilasi logaritmik).</w:t>
       </w:r>
     </w:p>
     <w:p>
@@ -8585,7 +11643,279 @@
           <w:i w:val="0"/>
           <w:sz w:val="22"/>
         </w:rPr>
-        <w:t>Implementasikan verifikasi numerik Identitas Abel/Wronskian dari awal: untuk PD x²y''+5xy'+4y=0 (D=0, m=-2, basis y1=x^-2, y2=x^-2*ln(x)), hitung turunan y1'(x) dan y2'(x) secara NUMERIK memakai central finite difference (h=1e-6, jangan turunkan analitik), lalu hitung W_numerik(x)=y1*y2'-y2*y1' pada x=[0,5, 1, 2, 5], dan bandingkan dengan rumus analitik W(x)=x^(2m-1)=x^-5. Print kedua nilai (numerik dan analitik) pada tiap titik x beserta galat relatifnya; galat relatif harus di bawah 1e-4.</w:t>
+        <w:t xml:space="preserve">Implementasikan verifikasi numerik Identitas Abel/Wronskian dari awal: untuk PD x²y''+5xy'+4y=0 (D=0, m=-2, basis </w:t>
+      </w:r>
+      <w:r>
+        <w:rPr>
+          <w:rFonts w:ascii="Arial" w:hAnsi="Arial" w:cs="Arial"/>
+          <w:b w:val="0"/>
+          <w:i w:val="0"/>
+          <w:sz w:val="22"/>
+        </w:rPr>
+        <w:t xml:space="preserve">y</w:t>
+      </w:r>
+      <w:r>
+        <w:rPr>
+          <w:rFonts w:ascii="Arial" w:hAnsi="Arial" w:cs="Arial"/>
+          <w:b w:val="0"/>
+          <w:i w:val="0"/>
+          <w:sz w:val="22"/>
+          <w:vertAlign w:val="subscript"/>
+        </w:rPr>
+        <w:t xml:space="preserve">1</w:t>
+      </w:r>
+      <w:r>
+        <w:rPr>
+          <w:rFonts w:ascii="Arial" w:hAnsi="Arial" w:cs="Arial"/>
+          <w:b w:val="0"/>
+          <w:i w:val="0"/>
+          <w:sz w:val="22"/>
+        </w:rPr>
+        <w:t xml:space="preserve">=x</w:t>
+      </w:r>
+      <w:r>
+        <w:rPr>
+          <w:rFonts w:ascii="Arial" w:hAnsi="Arial" w:cs="Arial"/>
+          <w:b w:val="0"/>
+          <w:i w:val="0"/>
+          <w:sz w:val="22"/>
+          <w:vertAlign w:val="superscript"/>
+        </w:rPr>
+        <w:t xml:space="preserve">-2</w:t>
+      </w:r>
+      <w:r>
+        <w:rPr>
+          <w:rFonts w:ascii="Arial" w:hAnsi="Arial" w:cs="Arial"/>
+          <w:b w:val="0"/>
+          <w:i w:val="0"/>
+          <w:sz w:val="22"/>
+        </w:rPr>
+        <w:t xml:space="preserve">, </w:t>
+      </w:r>
+      <w:r>
+        <w:rPr>
+          <w:rFonts w:ascii="Arial" w:hAnsi="Arial" w:cs="Arial"/>
+          <w:b w:val="0"/>
+          <w:i w:val="0"/>
+          <w:sz w:val="22"/>
+        </w:rPr>
+        <w:t xml:space="preserve">y</w:t>
+      </w:r>
+      <w:r>
+        <w:rPr>
+          <w:rFonts w:ascii="Arial" w:hAnsi="Arial" w:cs="Arial"/>
+          <w:b w:val="0"/>
+          <w:i w:val="0"/>
+          <w:sz w:val="22"/>
+          <w:vertAlign w:val="subscript"/>
+        </w:rPr>
+        <w:t xml:space="preserve">2</w:t>
+      </w:r>
+      <w:r>
+        <w:rPr>
+          <w:rFonts w:ascii="Arial" w:hAnsi="Arial" w:cs="Arial"/>
+          <w:b w:val="0"/>
+          <w:i w:val="0"/>
+          <w:sz w:val="22"/>
+        </w:rPr>
+        <w:t xml:space="preserve">=x</w:t>
+      </w:r>
+      <w:r>
+        <w:rPr>
+          <w:rFonts w:ascii="Arial" w:hAnsi="Arial" w:cs="Arial"/>
+          <w:b w:val="0"/>
+          <w:i w:val="0"/>
+          <w:sz w:val="22"/>
+          <w:vertAlign w:val="superscript"/>
+        </w:rPr>
+        <w:t xml:space="preserve">-2</w:t>
+      </w:r>
+      <w:r>
+        <w:rPr>
+          <w:rFonts w:ascii="Arial" w:hAnsi="Arial" w:cs="Arial"/>
+          <w:b w:val="0"/>
+          <w:i w:val="0"/>
+          <w:sz w:val="22"/>
+        </w:rPr>
+        <w:t xml:space="preserve">·ln(x)), hitung turunan y1'(x) dan y2'(x) secara NUMERIK memakai central finite difference (h=1e-6, jangan turunkan analitik), lalu hitung </w:t>
+      </w:r>
+      <w:r>
+        <w:rPr>
+          <w:rFonts w:ascii="Arial" w:hAnsi="Arial" w:cs="Arial"/>
+          <w:b w:val="0"/>
+          <w:i w:val="0"/>
+          <w:sz w:val="22"/>
+        </w:rPr>
+        <w:t xml:space="preserve">W</w:t>
+      </w:r>
+      <w:r>
+        <w:rPr>
+          <w:rFonts w:ascii="Arial" w:hAnsi="Arial" w:cs="Arial"/>
+          <w:b w:val="0"/>
+          <w:i w:val="0"/>
+          <w:sz w:val="22"/>
+          <w:vertAlign w:val="subscript"/>
+        </w:rPr>
+        <w:t xml:space="preserve">numerik</w:t>
+      </w:r>
+      <w:r>
+        <w:rPr>
+          <w:rFonts w:ascii="Arial" w:hAnsi="Arial" w:cs="Arial"/>
+          <w:b w:val="0"/>
+          <w:i w:val="0"/>
+          <w:sz w:val="22"/>
+        </w:rPr>
+        <w:t xml:space="preserve">(x)=</w:t>
+      </w:r>
+      <w:r>
+        <w:rPr>
+          <w:rFonts w:ascii="Arial" w:hAnsi="Arial" w:cs="Arial"/>
+          <w:b w:val="0"/>
+          <w:i w:val="0"/>
+          <w:sz w:val="22"/>
+        </w:rPr>
+        <w:t xml:space="preserve">y</w:t>
+      </w:r>
+      <w:r>
+        <w:rPr>
+          <w:rFonts w:ascii="Arial" w:hAnsi="Arial" w:cs="Arial"/>
+          <w:b w:val="0"/>
+          <w:i w:val="0"/>
+          <w:sz w:val="22"/>
+          <w:vertAlign w:val="subscript"/>
+        </w:rPr>
+        <w:t xml:space="preserve">1</w:t>
+      </w:r>
+      <w:r>
+        <w:rPr>
+          <w:rFonts w:ascii="Arial" w:hAnsi="Arial" w:cs="Arial"/>
+          <w:b w:val="0"/>
+          <w:i w:val="0"/>
+          <w:sz w:val="22"/>
+        </w:rPr>
+        <w:t xml:space="preserve">·</w:t>
+      </w:r>
+      <w:r>
+        <w:rPr>
+          <w:rFonts w:ascii="Arial" w:hAnsi="Arial" w:cs="Arial"/>
+          <w:b w:val="0"/>
+          <w:i w:val="0"/>
+          <w:sz w:val="22"/>
+        </w:rPr>
+        <w:t xml:space="preserve">y</w:t>
+      </w:r>
+      <w:r>
+        <w:rPr>
+          <w:rFonts w:ascii="Arial" w:hAnsi="Arial" w:cs="Arial"/>
+          <w:b w:val="0"/>
+          <w:i w:val="0"/>
+          <w:sz w:val="22"/>
+          <w:vertAlign w:val="subscript"/>
+        </w:rPr>
+        <w:t xml:space="preserve">2</w:t>
+      </w:r>
+      <w:r>
+        <w:rPr>
+          <w:rFonts w:ascii="Arial" w:hAnsi="Arial" w:cs="Arial"/>
+          <w:b w:val="0"/>
+          <w:i w:val="0"/>
+          <w:sz w:val="22"/>
+        </w:rPr>
+        <w:t xml:space="preserve">'-</w:t>
+      </w:r>
+      <w:r>
+        <w:rPr>
+          <w:rFonts w:ascii="Arial" w:hAnsi="Arial" w:cs="Arial"/>
+          <w:b w:val="0"/>
+          <w:i w:val="0"/>
+          <w:sz w:val="22"/>
+        </w:rPr>
+        <w:t xml:space="preserve">y</w:t>
+      </w:r>
+      <w:r>
+        <w:rPr>
+          <w:rFonts w:ascii="Arial" w:hAnsi="Arial" w:cs="Arial"/>
+          <w:b w:val="0"/>
+          <w:i w:val="0"/>
+          <w:sz w:val="22"/>
+          <w:vertAlign w:val="subscript"/>
+        </w:rPr>
+        <w:t xml:space="preserve">2</w:t>
+      </w:r>
+      <w:r>
+        <w:rPr>
+          <w:rFonts w:ascii="Arial" w:hAnsi="Arial" w:cs="Arial"/>
+          <w:b w:val="0"/>
+          <w:i w:val="0"/>
+          <w:sz w:val="22"/>
+        </w:rPr>
+        <w:t xml:space="preserve">·</w:t>
+      </w:r>
+      <w:r>
+        <w:rPr>
+          <w:rFonts w:ascii="Arial" w:hAnsi="Arial" w:cs="Arial"/>
+          <w:b w:val="0"/>
+          <w:i w:val="0"/>
+          <w:sz w:val="22"/>
+        </w:rPr>
+        <w:t xml:space="preserve">y</w:t>
+      </w:r>
+      <w:r>
+        <w:rPr>
+          <w:rFonts w:ascii="Arial" w:hAnsi="Arial" w:cs="Arial"/>
+          <w:b w:val="0"/>
+          <w:i w:val="0"/>
+          <w:sz w:val="22"/>
+          <w:vertAlign w:val="subscript"/>
+        </w:rPr>
+        <w:t xml:space="preserve">1</w:t>
+      </w:r>
+      <w:r>
+        <w:rPr>
+          <w:rFonts w:ascii="Arial" w:hAnsi="Arial" w:cs="Arial"/>
+          <w:b w:val="0"/>
+          <w:i w:val="0"/>
+          <w:sz w:val="22"/>
+        </w:rPr>
+        <w:t xml:space="preserve">' pada x=[0,5, 1, 2, 5], dan bandingkan dengan rumus analitik W(x)=x</w:t>
+      </w:r>
+      <w:r>
+        <w:rPr>
+          <w:rFonts w:ascii="Arial" w:hAnsi="Arial" w:cs="Arial"/>
+          <w:b w:val="0"/>
+          <w:i w:val="0"/>
+          <w:sz w:val="22"/>
+          <w:vertAlign w:val="superscript"/>
+        </w:rPr>
+        <w:t xml:space="preserve">2m-1</w:t>
+      </w:r>
+      <w:r>
+        <w:rPr>
+          <w:rFonts w:ascii="Arial" w:hAnsi="Arial" w:cs="Arial"/>
+          <w:b w:val="0"/>
+          <w:i w:val="0"/>
+          <w:sz w:val="22"/>
+        </w:rPr>
+        <w:t xml:space="preserve">=x</w:t>
+      </w:r>
+      <w:r>
+        <w:rPr>
+          <w:rFonts w:ascii="Arial" w:hAnsi="Arial" w:cs="Arial"/>
+          <w:b w:val="0"/>
+          <w:i w:val="0"/>
+          <w:sz w:val="22"/>
+          <w:vertAlign w:val="superscript"/>
+        </w:rPr>
+        <w:t xml:space="preserve">-5</w:t>
+      </w:r>
+      <w:r>
+        <w:rPr>
+          <w:rFonts w:ascii="Arial" w:hAnsi="Arial" w:cs="Arial"/>
+          <w:b w:val="0"/>
+          <w:i w:val="0"/>
+          <w:sz w:val="22"/>
+        </w:rPr>
+        <w:t xml:space="preserve">. Print kedua nilai (numerik dan analitik) pada tiap titik x beserta galat relatifnya; galat relatif harus di bawah 1e-4.</w:t>
       </w:r>
     </w:p>
     <w:p>
@@ -8621,7 +11951,38 @@
           <w:color w:val="333333"/>
           <w:sz w:val="21"/>
         </w:rPr>
-        <w:t>Definisikan y1(x) dan y2(x) sebagai fungsi Python, hitung turunan dengan central difference (y(x+h)-y(x-h))/(2h), susun W_numerik=y1*dy2-y2*dy1, lalu bandingkan dengan x**(2*m-1) pada tiap titik uji.</w:t>
+        <w:t xml:space="preserve">Definisikan y1(x) dan y2(x) sebagai fungsi Python, hitung turunan dengan central difference (y(x+h)-y(x-h))/(2h), susun </w:t>
+      </w:r>
+      <w:r>
+        <w:rPr>
+          <w:rFonts w:ascii="Arial" w:hAnsi="Arial" w:cs="Arial"/>
+          <w:b w:val="0"/>
+          <w:i w:val="0"/>
+          <w:color w:val="333333"/>
+          <w:sz w:val="21"/>
+        </w:rPr>
+        <w:t xml:space="preserve">W</w:t>
+      </w:r>
+      <w:r>
+        <w:rPr>
+          <w:rFonts w:ascii="Arial" w:hAnsi="Arial" w:cs="Arial"/>
+          <w:b w:val="0"/>
+          <w:i w:val="0"/>
+          <w:color w:val="333333"/>
+          <w:sz w:val="21"/>
+          <w:vertAlign w:val="subscript"/>
+        </w:rPr>
+        <w:t xml:space="preserve">numerik</w:t>
+      </w:r>
+      <w:r>
+        <w:rPr>
+          <w:rFonts w:ascii="Arial" w:hAnsi="Arial" w:cs="Arial"/>
+          <w:b w:val="0"/>
+          <w:i w:val="0"/>
+          <w:color w:val="333333"/>
+          <w:sz w:val="21"/>
+        </w:rPr>
+        <w:t xml:space="preserve">=y1·dy2-y2·dy1, lalu bandingkan dengan x**(2·m-1) pada tiap titik uji.</w:t>
       </w:r>
     </w:p>
     <w:p>
@@ -8754,7 +12115,7 @@
           <w:color w:val="0563C1"/>
           <w:sz w:val="21"/>
         </w:rPr>
-        <w:t xml:space="preserve"> https://doi.org/10.1016/j.ijhydene.2024.08.447</w:t>
+        <w:t xml:space="preserve"> https://doi.org/10.1016/j·ijhydene.2024.08.447</w:t>
       </w:r>
     </w:p>
     <w:p>

--- a/Engineering-Mathematics/Modul-Word/Modul-6-Persamaan-Euler-Cauchy-Homogen.docx
+++ b/Engineering-Mathematics/Modul-Word/Modul-6-Persamaan-Euler-Cauchy-Homogen.docx
@@ -10197,7 +10197,7 @@
           <w:color w:val="333333"/>
           <w:sz w:val="21"/>
         </w:rPr>
-        <w:t xml:space="preserve">Substitusikan ln x = 2 dan x = e² = np.exp(2) ke rumus y=(c1+c2·</w:t>
+        <w:t xml:space="preserve">Substitusikan ln x = 2 dan x = e² = np.exp(2) ke rumus y=(c1+c2*</w:t>
       </w:r>
       <w:r>
         <w:rPr>
@@ -10228,7 +10228,7 @@
           <w:color w:val="333333"/>
           <w:sz w:val="21"/>
         </w:rPr>
-        <w:t xml:space="preserve">)·x**m, evaluasi dengan Python.</w:t>
+        <w:t xml:space="preserve">)*x**m, evaluasi dengan Python.</w:t>
       </w:r>
     </w:p>
     <w:p>
@@ -11059,7 +11059,7 @@
           <w:color w:val="333333"/>
           <w:sz w:val="21"/>
         </w:rPr>
-        <w:t xml:space="preserve">Substitusikan r=0.075 ke rumus T(r)=c1+c2·np.log(r) memakai c1, c2 hasil perhitungan sebelumnya.</w:t>
+        <w:t>Substitusikan r=0.075 ke rumus T(r)=c1+c2*np.log(r) memakai c1, c2 hasil perhitungan sebelumnya.</w:t>
       </w:r>
     </w:p>
     <w:p>
@@ -11296,7 +11296,7 @@
           <w:i w:val="0"/>
           <w:sz w:val="22"/>
         </w:rPr>
-        <w:t xml:space="preserve">Implementasikan BVP konduksi panas radial generik dari awal (tanpa hardcode rumus c1,c2): fungsi menerima R1,R2,T1,T2, susun sistem linier 2×2 dari c1+c2·ln(R1)=T1 dan c1+c2·ln(R2)=T2 (pakai np.linalg.solve, bukan rumus tertutup manual), lalu (a) hitung T pada r=0,075 m untuk R1=0,05,R2=0,10,T1=200,T2=40, dan (b) tentukan ketebalan tambahan lapisan isolasi (R3-R2) minimum agar temperatur permukaan luar tidak melebihi T3=60°C, dengan asumsi T2≈200°C sebagai suhu awal lapisan isolasi dan heat flux Q dipertahankan sama seperti hasil (a) [gunakan Q=-2πkLc2 dengan </w:t>
+        <w:t xml:space="preserve">Implementasikan BVP konduksi panas radial generik dari awal (tanpa hardcode rumus c1,c2): fungsi menerima R1,R2,T1,T2, susun sistem linier 2×2 dari c1+c2*ln(R1)=T1 dan c1+c2*ln(R2)=T2 (pakai np.linalg.solve, bukan rumus tertutup manual), lalu (a) hitung T pada r=0,075 m untuk R1=0,05,R2=0,10,T1=200,T2=40, dan (b) tentukan ketebalan tambahan lapisan isolasi (R3-R2) minimum agar temperatur permukaan luar tidak melebihi T3=60°C, dengan asumsi T2≈200°C sebagai suhu awal lapisan isolasi dan heat flux Q dipertahankan sama seperti hasil (a) [gunakan Q=-2πkLc2 dengan </w:t>
       </w:r>
       <w:r>
         <w:rPr>
@@ -11360,7 +11360,7 @@
           <w:color w:val="333333"/>
           <w:sz w:val="21"/>
         </w:rPr>
-        <w:t xml:space="preserve">Bangun matriks A=[[1,ln(R1)],[1,ln(R2)]] dan vektor b=[T1,T2], selesaikan dengan np.linalg.solve untuk c1,c2; untuk bagian (b), gunakan Q dari lapisan logam sebagai Q yang harus dipertahankan lapisan isolasi, lalu selesaikan R3 dari rumus Q=-2·π·</w:t>
+        <w:t xml:space="preserve">Bangun matriks A=[[1,ln(R1)],[1,ln(R2)]] dan vektor b=[T1,T2], selesaikan dengan np.linalg.solve untuk c1,c2; untuk bagian (b), gunakan Q dari lapisan logam sebagai Q yang harus dipertahankan lapisan isolasi, lalu selesaikan R3 dari rumus Q=-2*π*</w:t>
       </w:r>
       <w:r>
         <w:rPr>
@@ -11391,7 +11391,7 @@
           <w:color w:val="333333"/>
           <w:sz w:val="21"/>
         </w:rPr>
-        <w:t xml:space="preserve">·L·(T3-T2)/ln(R3/R2) secara aljabar atau numerik (bisection/fsolve).</w:t>
+        <w:t xml:space="preserve">*L*(T3-T2)/ln(R3/R2) secara aljabar atau numerik (bisection/fsolve).</w:t>
       </w:r>
     </w:p>
     <w:p>
@@ -11982,7 +11982,7 @@
           <w:color w:val="333333"/>
           <w:sz w:val="21"/>
         </w:rPr>
-        <w:t xml:space="preserve">=y1·dy2-y2·dy1, lalu bandingkan dengan x**(2·m-1) pada tiap titik uji.</w:t>
+        <w:t xml:space="preserve">=y1*dy2-y2*dy1, lalu bandingkan dengan x**(2*m-1) pada tiap titik uji.</w:t>
       </w:r>
     </w:p>
     <w:p>

--- a/Engineering-Mathematics/Modul-Word/Modul-6-Persamaan-Euler-Cauchy-Homogen.docx
+++ b/Engineering-Mathematics/Modul-Word/Modul-6-Persamaan-Euler-Cauchy-Homogen.docx
@@ -5752,6 +5752,15 @@
         </w:rPr>
         <w:t>Solusi umum mengandung dua konstanta sembarang c₁ dan c₂. Untuk memperoleh solusi khusus, dibutuhkan dua syarat tambahan: Initial Value Problem (IVP) memberi y(x₀)=y₀ dan y'(x₀)=v₀ pada satu titik x₀, sedangkan Boundary Value Problem (BVP) memberi nilai y pada dua titik berbeda, umum pada masalah radial (misalnya suhu di dinding dalam dan luar pipa). Kedua jenis syarat menghasilkan sistem linier 2×2 dalam c₁, c₂, dengan determinan koefisien sistem itu sama persis dengan Wronskian di titik yang bersangkutan, yang telah dijamin tak nol.</w:t>
       </w:r>
+      <w:r>
+        <w:rPr>
+          <w:rFonts w:ascii="Arial" w:hAnsi="Arial" w:cs="Arial"/>
+          <w:b w:val="0"/>
+          <w:i w:val="0"/>
+          <w:sz w:val="22"/>
+        </w:rPr>
+        <w:t xml:space="preserve"> Bentuk ringkasnya dituliskan pada Persamaan (14).</w:t>
+      </w:r>
     </w:p>
     <w:p>
       <w:pPr>
@@ -5881,6 +5890,16 @@
           <w:vertAlign w:val="subscript"/>
         </w:rPr>
         <w:t xml:space="preserve">luar</w:t>
+      </w:r>
+      <w:r>
+        <w:rPr>
+          <w:rFonts w:ascii="Arial" w:hAnsi="Arial" w:cs="Arial"/>
+          <w:b/>
+          <w:i/>
+          <w:color w:val="305496"/>
+          <w:sz w:val="22"/>
+        </w:rPr>
+        <w:t xml:space="preserve">   (14)</w:t>
       </w:r>
     </w:p>
     <w:p>
@@ -6315,7 +6334,7 @@
           <w:i w:val="0"/>
           <w:sz w:val="22"/>
         </w:rPr>
-        <w:t xml:space="preserve"> Bentuk ringkasnya dituliskan pada Persamaan (14).</w:t>
+        <w:t xml:space="preserve"> Persamaan (15) memadatkan aturan tersebut.</w:t>
       </w:r>
     </w:p>
     <w:p>
@@ -6341,7 +6360,7 @@
           <w:color w:val="305496"/>
           <w:sz w:val="22"/>
         </w:rPr>
-        <w:t xml:space="preserve">   (14)</w:t>
+        <w:t xml:space="preserve">   (15)</w:t>
       </w:r>
     </w:p>
     <w:p>
@@ -6374,7 +6393,7 @@
           <w:i w:val="0"/>
           <w:sz w:val="22"/>
         </w:rPr>
-        <w:t xml:space="preserve"> Persamaan (15) memadatkan aturan tersebut.</w:t>
+        <w:t xml:space="preserve"> Rangkuman kuantitatifnya tertulis pada Persamaan (16).</w:t>
       </w:r>
     </w:p>
     <w:p>
@@ -6400,7 +6419,7 @@
           <w:color w:val="305496"/>
           <w:sz w:val="22"/>
         </w:rPr>
-        <w:t xml:space="preserve">   (15)</w:t>
+        <w:t xml:space="preserve">   (16)</w:t>
       </w:r>
     </w:p>
     <w:p>
@@ -6514,7 +6533,7 @@
           <w:i w:val="0"/>
           <w:sz w:val="22"/>
         </w:rPr>
-        <w:t xml:space="preserve"> Rangkuman kuantitatifnya tertulis pada Persamaan (16).</w:t>
+        <w:t xml:space="preserve"> Hubungan ini dirangkum dalam Persamaan (17).</w:t>
       </w:r>
     </w:p>
     <w:p>
@@ -6540,7 +6559,7 @@
           <w:color w:val="305496"/>
           <w:sz w:val="22"/>
         </w:rPr>
-        <w:t xml:space="preserve">   (16)</w:t>
+        <w:t xml:space="preserve">   (17)</w:t>
       </w:r>
     </w:p>
     <w:p>

--- a/Engineering-Mathematics/Modul-Word/Modul-6-Persamaan-Euler-Cauchy-Homogen.docx
+++ b/Engineering-Mathematics/Modul-Word/Modul-6-Persamaan-Euler-Cauchy-Homogen.docx
@@ -3058,8 +3058,11 @@
     </w:p>
     <w:p>
       <w:pPr>
+        <w:tabs>
+          <w:tab w:val="center" w:pos="4393"/>
+          <w:tab w:val="right" w:pos="8787"/>
+        </w:tabs>
         <w:spacing w:before="40" w:after="120"/>
-        <w:jc w:val="center"/>
       </w:pPr>
       <w:r>
         <w:rPr>
@@ -3069,7 +3072,7 @@
           <w:color w:val="305496"/>
           <w:sz w:val="22"/>
         </w:rPr>
-        <w:t>a·x²·y'' + b·x·y' + c·y = 0,   a,b,c ∈ ℝ, a≠0, x&gt;0</w:t>
+        <w:tab/>
       </w:r>
       <w:r>
         <w:rPr>
@@ -3079,7 +3082,18 @@
           <w:color w:val="305496"/>
           <w:sz w:val="22"/>
         </w:rPr>
-        <w:t xml:space="preserve">   (1)</w:t>
+        <w:t>a·x²·y'' + b·x·y' + c·y = 0,   a,b,c ∈ ℝ, a≠0, x&gt;0</w:t>
+      </w:r>
+      <w:r>
+        <w:rPr>
+          <w:rFonts w:ascii="Arial" w:hAnsi="Arial" w:cs="Arial"/>
+          <w:b/>
+          <w:i/>
+          <w:color w:val="305496"/>
+          <w:sz w:val="22"/>
+        </w:rPr>
+        <w:tab/>
+        <w:t xml:space="preserve">(1)</w:t>
       </w:r>
     </w:p>
     <w:p>
@@ -3231,8 +3245,11 @@
     </w:p>
     <w:p>
       <w:pPr>
+        <w:tabs>
+          <w:tab w:val="center" w:pos="4393"/>
+          <w:tab w:val="right" w:pos="8787"/>
+        </w:tabs>
         <w:spacing w:before="40" w:after="120"/>
-        <w:jc w:val="center"/>
       </w:pPr>
       <w:r>
         <w:rPr>
@@ -3242,7 +3259,7 @@
           <w:color w:val="305496"/>
           <w:sz w:val="22"/>
         </w:rPr>
-        <w:t xml:space="preserve">y'=m·x</w:t>
+        <w:tab/>
       </w:r>
       <w:r>
         <w:rPr>
@@ -3251,9 +3268,8 @@
           <w:i/>
           <w:color w:val="305496"/>
           <w:sz w:val="22"/>
-          <w:vertAlign w:val="superscript"/>
-        </w:rPr>
-        <w:t xml:space="preserve">m-1</w:t>
+        </w:rPr>
+        <w:t xml:space="preserve">y'=m·x</w:t>
       </w:r>
       <w:r>
         <w:rPr>
@@ -3262,8 +3278,9 @@
           <w:i/>
           <w:color w:val="305496"/>
           <w:sz w:val="22"/>
-        </w:rPr>
-        <w:t xml:space="preserve">,   y''=m(m-1)·x</w:t>
+          <w:vertAlign w:val="superscript"/>
+        </w:rPr>
+        <w:t xml:space="preserve">m-1</w:t>
       </w:r>
       <w:r>
         <w:rPr>
@@ -3272,9 +3289,8 @@
           <w:i/>
           <w:color w:val="305496"/>
           <w:sz w:val="22"/>
-          <w:vertAlign w:val="superscript"/>
-        </w:rPr>
-        <w:t xml:space="preserve">m-2</w:t>
+        </w:rPr>
+        <w:t xml:space="preserve">,   y''=m(m-1)·x</w:t>
       </w:r>
       <w:r>
         <w:rPr>
@@ -3283,8 +3299,20 @@
           <w:i/>
           <w:color w:val="305496"/>
           <w:sz w:val="22"/>
-        </w:rPr>
-        <w:t xml:space="preserve">   (2)</w:t>
+          <w:vertAlign w:val="superscript"/>
+        </w:rPr>
+        <w:t xml:space="preserve">m-2</w:t>
+      </w:r>
+      <w:r>
+        <w:rPr>
+          <w:rFonts w:ascii="Arial" w:hAnsi="Arial" w:cs="Arial"/>
+          <w:b/>
+          <w:i/>
+          <w:color w:val="305496"/>
+          <w:sz w:val="22"/>
+        </w:rPr>
+        <w:tab/>
+        <w:t xml:space="preserve">(2)</w:t>
       </w:r>
     </w:p>
     <w:p>
@@ -3360,8 +3388,11 @@
     </w:p>
     <w:p>
       <w:pPr>
+        <w:tabs>
+          <w:tab w:val="center" w:pos="4393"/>
+          <w:tab w:val="right" w:pos="8787"/>
+        </w:tabs>
         <w:spacing w:before="40" w:after="120"/>
-        <w:jc w:val="center"/>
       </w:pPr>
       <w:r>
         <w:rPr>
@@ -3371,7 +3402,7 @@
           <w:color w:val="305496"/>
           <w:sz w:val="22"/>
         </w:rPr>
-        <w:t>a·m(m-1) + b·m + c = 0   ⟺   a·m² + (b-a)·m + c = 0</w:t>
+        <w:tab/>
       </w:r>
       <w:r>
         <w:rPr>
@@ -3381,7 +3412,18 @@
           <w:color w:val="305496"/>
           <w:sz w:val="22"/>
         </w:rPr>
-        <w:t xml:space="preserve">   (3)</w:t>
+        <w:t>a·m(m-1) + b·m + c = 0   ⟺   a·m² + (b-a)·m + c = 0</w:t>
+      </w:r>
+      <w:r>
+        <w:rPr>
+          <w:rFonts w:ascii="Arial" w:hAnsi="Arial" w:cs="Arial"/>
+          <w:b/>
+          <w:i/>
+          <w:color w:val="305496"/>
+          <w:sz w:val="22"/>
+        </w:rPr>
+        <w:tab/>
+        <w:t xml:space="preserve">(3)</w:t>
       </w:r>
     </w:p>
     <w:p>
@@ -3497,8 +3539,11 @@
     </w:p>
     <w:p>
       <w:pPr>
+        <w:tabs>
+          <w:tab w:val="center" w:pos="4393"/>
+          <w:tab w:val="right" w:pos="8787"/>
+        </w:tabs>
         <w:spacing w:before="40" w:after="120"/>
-        <w:jc w:val="center"/>
       </w:pPr>
       <w:r>
         <w:rPr>
@@ -3508,7 +3553,7 @@
           <w:color w:val="305496"/>
           <w:sz w:val="22"/>
         </w:rPr>
-        <w:t>D = (b-a)² - 4ac      m = [(a-b) ± √D] / (2a)</w:t>
+        <w:tab/>
       </w:r>
       <w:r>
         <w:rPr>
@@ -3518,7 +3563,18 @@
           <w:color w:val="305496"/>
           <w:sz w:val="22"/>
         </w:rPr>
-        <w:t xml:space="preserve">   (4)</w:t>
+        <w:t>D = (b-a)² - 4ac      m = [(a-b) ± √D] / (2a)</w:t>
+      </w:r>
+      <w:r>
+        <w:rPr>
+          <w:rFonts w:ascii="Arial" w:hAnsi="Arial" w:cs="Arial"/>
+          <w:b/>
+          <w:i/>
+          <w:color w:val="305496"/>
+          <w:sz w:val="22"/>
+        </w:rPr>
+        <w:tab/>
+        <w:t xml:space="preserve">(4)</w:t>
       </w:r>
     </w:p>
     <w:p>
@@ -4007,8 +4063,11 @@
     </w:p>
     <w:p>
       <w:pPr>
+        <w:tabs>
+          <w:tab w:val="center" w:pos="4393"/>
+          <w:tab w:val="right" w:pos="8787"/>
+        </w:tabs>
         <w:spacing w:before="40" w:after="120"/>
-        <w:jc w:val="center"/>
       </w:pPr>
       <w:r>
         <w:rPr>
@@ -4018,7 +4077,7 @@
           <w:color w:val="305496"/>
           <w:sz w:val="22"/>
         </w:rPr>
-        <w:t xml:space="preserve">x = e</w:t>
+        <w:tab/>
       </w:r>
       <w:r>
         <w:rPr>
@@ -4027,9 +4086,8 @@
           <w:i/>
           <w:color w:val="305496"/>
           <w:sz w:val="22"/>
-          <w:vertAlign w:val="superscript"/>
-        </w:rPr>
-        <w:t xml:space="preserve">t</w:t>
+        </w:rPr>
+        <w:t xml:space="preserve">x = e</w:t>
       </w:r>
       <w:r>
         <w:rPr>
@@ -4038,8 +4096,9 @@
           <w:i/>
           <w:color w:val="305496"/>
           <w:sz w:val="22"/>
-        </w:rPr>
-        <w:t xml:space="preserve">  ⟹  a·Y''(t) + (b-a)·Y'(t) + c·Y(t) = 0,   Y(t) = y(e</w:t>
+          <w:vertAlign w:val="superscript"/>
+        </w:rPr>
+        <w:t xml:space="preserve">t</w:t>
       </w:r>
       <w:r>
         <w:rPr>
@@ -4048,9 +4107,8 @@
           <w:i/>
           <w:color w:val="305496"/>
           <w:sz w:val="22"/>
-          <w:vertAlign w:val="superscript"/>
-        </w:rPr>
-        <w:t xml:space="preserve">t</w:t>
+        </w:rPr>
+        <w:t xml:space="preserve">  ⟹  a·Y''(t) + (b-a)·Y'(t) + c·Y(t) = 0,   Y(t) = y(e</w:t>
       </w:r>
       <w:r>
         <w:rPr>
@@ -4059,8 +4117,9 @@
           <w:i/>
           <w:color w:val="305496"/>
           <w:sz w:val="22"/>
-        </w:rPr>
-        <w:t xml:space="preserve">)</w:t>
+          <w:vertAlign w:val="superscript"/>
+        </w:rPr>
+        <w:t xml:space="preserve">t</w:t>
       </w:r>
       <w:r>
         <w:rPr>
@@ -4070,7 +4129,18 @@
           <w:color w:val="305496"/>
           <w:sz w:val="22"/>
         </w:rPr>
-        <w:t xml:space="preserve">   (5)</w:t>
+        <w:t xml:space="preserve">)</w:t>
+      </w:r>
+      <w:r>
+        <w:rPr>
+          <w:rFonts w:ascii="Arial" w:hAnsi="Arial" w:cs="Arial"/>
+          <w:b/>
+          <w:i/>
+          <w:color w:val="305496"/>
+          <w:sz w:val="22"/>
+        </w:rPr>
+        <w:tab/>
+        <w:t xml:space="preserve">(5)</w:t>
       </w:r>
     </w:p>
     <w:p>
@@ -4328,8 +4398,11 @@
     </w:p>
     <w:p>
       <w:pPr>
+        <w:tabs>
+          <w:tab w:val="center" w:pos="4393"/>
+          <w:tab w:val="right" w:pos="8787"/>
+        </w:tabs>
         <w:spacing w:before="40" w:after="120"/>
-        <w:jc w:val="center"/>
       </w:pPr>
       <w:r>
         <w:rPr>
@@ -4339,7 +4412,7 @@
           <w:color w:val="305496"/>
           <w:sz w:val="22"/>
         </w:rPr>
-        <w:t xml:space="preserve">y(x) = c₁·x</w:t>
+        <w:tab/>
       </w:r>
       <w:r>
         <w:rPr>
@@ -4348,9 +4421,8 @@
           <w:i/>
           <w:color w:val="305496"/>
           <w:sz w:val="22"/>
-          <w:vertAlign w:val="superscript"/>
-        </w:rPr>
-        <w:t xml:space="preserve">m</w:t>
+        </w:rPr>
+        <w:t xml:space="preserve">y(x) = c₁·x</w:t>
       </w:r>
       <w:r>
         <w:rPr>
@@ -4359,8 +4431,9 @@
           <w:i/>
           <w:color w:val="305496"/>
           <w:sz w:val="22"/>
-        </w:rPr>
-        <w:t xml:space="preserve">₁ + c₂·x</w:t>
+          <w:vertAlign w:val="superscript"/>
+        </w:rPr>
+        <w:t xml:space="preserve">m</w:t>
       </w:r>
       <w:r>
         <w:rPr>
@@ -4369,9 +4442,8 @@
           <w:i/>
           <w:color w:val="305496"/>
           <w:sz w:val="22"/>
-          <w:vertAlign w:val="superscript"/>
-        </w:rPr>
-        <w:t xml:space="preserve">m</w:t>
+        </w:rPr>
+        <w:t xml:space="preserve">₁ + c₂·x</w:t>
       </w:r>
       <w:r>
         <w:rPr>
@@ -4380,8 +4452,9 @@
           <w:i/>
           <w:color w:val="305496"/>
           <w:sz w:val="22"/>
-        </w:rPr>
-        <w:t xml:space="preserve">₂   (x &gt; 0)</w:t>
+          <w:vertAlign w:val="superscript"/>
+        </w:rPr>
+        <w:t xml:space="preserve">m</w:t>
       </w:r>
       <w:r>
         <w:rPr>
@@ -4391,7 +4464,18 @@
           <w:color w:val="305496"/>
           <w:sz w:val="22"/>
         </w:rPr>
-        <w:t xml:space="preserve">   (6)</w:t>
+        <w:t xml:space="preserve">₂   (x &gt; 0)</w:t>
+      </w:r>
+      <w:r>
+        <w:rPr>
+          <w:rFonts w:ascii="Arial" w:hAnsi="Arial" w:cs="Arial"/>
+          <w:b/>
+          <w:i/>
+          <w:color w:val="305496"/>
+          <w:sz w:val="22"/>
+        </w:rPr>
+        <w:tab/>
+        <w:t xml:space="preserve">(6)</w:t>
       </w:r>
     </w:p>
     <w:p>
@@ -4429,8 +4513,11 @@
     </w:p>
     <w:p>
       <w:pPr>
+        <w:tabs>
+          <w:tab w:val="center" w:pos="4393"/>
+          <w:tab w:val="right" w:pos="8787"/>
+        </w:tabs>
         <w:spacing w:before="40" w:after="120"/>
-        <w:jc w:val="center"/>
       </w:pPr>
       <w:r>
         <w:rPr>
@@ -4440,7 +4527,7 @@
           <w:color w:val="305496"/>
           <w:sz w:val="22"/>
         </w:rPr>
-        <w:t>✓ Solusi Khusus:   y(x) = -0,2·x⁴ + 2,2/x</w:t>
+        <w:tab/>
       </w:r>
       <w:r>
         <w:rPr>
@@ -4450,7 +4537,18 @@
           <w:color w:val="305496"/>
           <w:sz w:val="22"/>
         </w:rPr>
-        <w:t xml:space="preserve">   (7)</w:t>
+        <w:t>✓ Solusi Khusus:   y(x) = -0,2·x⁴ + 2,2/x</w:t>
+      </w:r>
+      <w:r>
+        <w:rPr>
+          <w:rFonts w:ascii="Arial" w:hAnsi="Arial" w:cs="Arial"/>
+          <w:b/>
+          <w:i/>
+          <w:color w:val="305496"/>
+          <w:sz w:val="22"/>
+        </w:rPr>
+        <w:tab/>
+        <w:t xml:space="preserve">(7)</w:t>
       </w:r>
     </w:p>
     <w:p>
@@ -4566,8 +4664,11 @@
     </w:p>
     <w:p>
       <w:pPr>
+        <w:tabs>
+          <w:tab w:val="center" w:pos="4393"/>
+          <w:tab w:val="right" w:pos="8787"/>
+        </w:tabs>
         <w:spacing w:before="40" w:after="120"/>
-        <w:jc w:val="center"/>
       </w:pPr>
       <w:r>
         <w:rPr>
@@ -4577,7 +4678,7 @@
           <w:color w:val="305496"/>
           <w:sz w:val="22"/>
         </w:rPr>
-        <w:t xml:space="preserve">y(x) = (c₁ + c₂·ln x)·x</w:t>
+        <w:tab/>
       </w:r>
       <w:r>
         <w:rPr>
@@ -4586,9 +4687,8 @@
           <w:i/>
           <w:color w:val="305496"/>
           <w:sz w:val="22"/>
-          <w:vertAlign w:val="superscript"/>
-        </w:rPr>
-        <w:t xml:space="preserve">m</w:t>
+        </w:rPr>
+        <w:t xml:space="preserve">y(x) = (c₁ + c₂·ln x)·x</w:t>
       </w:r>
       <w:r>
         <w:rPr>
@@ -4597,8 +4697,9 @@
           <w:i/>
           <w:color w:val="305496"/>
           <w:sz w:val="22"/>
-        </w:rPr>
-        <w:t xml:space="preserve">,   m = (a-b)/(2a)</w:t>
+          <w:vertAlign w:val="superscript"/>
+        </w:rPr>
+        <w:t xml:space="preserve">m</w:t>
       </w:r>
       <w:r>
         <w:rPr>
@@ -4608,7 +4709,18 @@
           <w:color w:val="305496"/>
           <w:sz w:val="22"/>
         </w:rPr>
-        <w:t xml:space="preserve">   (8)</w:t>
+        <w:t xml:space="preserve">,   m = (a-b)/(2a)</w:t>
+      </w:r>
+      <w:r>
+        <w:rPr>
+          <w:rFonts w:ascii="Arial" w:hAnsi="Arial" w:cs="Arial"/>
+          <w:b/>
+          <w:i/>
+          <w:color w:val="305496"/>
+          <w:sz w:val="22"/>
+        </w:rPr>
+        <w:tab/>
+        <w:t xml:space="preserve">(8)</w:t>
       </w:r>
     </w:p>
     <w:p>
@@ -4646,8 +4758,11 @@
     </w:p>
     <w:p>
       <w:pPr>
+        <w:tabs>
+          <w:tab w:val="center" w:pos="4393"/>
+          <w:tab w:val="right" w:pos="8787"/>
+        </w:tabs>
         <w:spacing w:before="40" w:after="120"/>
-        <w:jc w:val="center"/>
       </w:pPr>
       <w:r>
         <w:rPr>
@@ -4657,7 +4772,7 @@
           <w:color w:val="305496"/>
           <w:sz w:val="22"/>
         </w:rPr>
-        <w:t>✓ Solusi Khusus:   y(x) = (3 + 2·ln x)/x²</w:t>
+        <w:tab/>
       </w:r>
       <w:r>
         <w:rPr>
@@ -4667,7 +4782,18 @@
           <w:color w:val="305496"/>
           <w:sz w:val="22"/>
         </w:rPr>
-        <w:t xml:space="preserve">   (9)</w:t>
+        <w:t>✓ Solusi Khusus:   y(x) = (3 + 2·ln x)/x²</w:t>
+      </w:r>
+      <w:r>
+        <w:rPr>
+          <w:rFonts w:ascii="Arial" w:hAnsi="Arial" w:cs="Arial"/>
+          <w:b/>
+          <w:i/>
+          <w:color w:val="305496"/>
+          <w:sz w:val="22"/>
+        </w:rPr>
+        <w:tab/>
+        <w:t xml:space="preserve">(9)</w:t>
       </w:r>
     </w:p>
     <w:p>
@@ -4859,8 +4985,11 @@
     </w:p>
     <w:p>
       <w:pPr>
+        <w:tabs>
+          <w:tab w:val="center" w:pos="4393"/>
+          <w:tab w:val="right" w:pos="8787"/>
+        </w:tabs>
         <w:spacing w:before="40" w:after="120"/>
-        <w:jc w:val="center"/>
       </w:pPr>
       <w:r>
         <w:rPr>
@@ -4870,7 +4999,7 @@
           <w:color w:val="305496"/>
           <w:sz w:val="22"/>
         </w:rPr>
-        <w:t xml:space="preserve">m = α ± βi  ⟹  y(x) = x</w:t>
+        <w:tab/>
       </w:r>
       <w:r>
         <w:rPr>
@@ -4879,9 +5008,8 @@
           <w:i/>
           <w:color w:val="305496"/>
           <w:sz w:val="22"/>
-          <w:vertAlign w:val="superscript"/>
-        </w:rPr>
-        <w:t xml:space="preserve">α</w:t>
+        </w:rPr>
+        <w:t xml:space="preserve">m = α ± βi  ⟹  y(x) = x</w:t>
       </w:r>
       <w:r>
         <w:rPr>
@@ -4890,8 +5018,9 @@
           <w:i/>
           <w:color w:val="305496"/>
           <w:sz w:val="22"/>
-        </w:rPr>
-        <w:t xml:space="preserve">·[c₁·cos(β·ln x) + c₂·sin(β·ln x)]</w:t>
+          <w:vertAlign w:val="superscript"/>
+        </w:rPr>
+        <w:t xml:space="preserve">α</w:t>
       </w:r>
       <w:r>
         <w:rPr>
@@ -4901,7 +5030,18 @@
           <w:color w:val="305496"/>
           <w:sz w:val="22"/>
         </w:rPr>
-        <w:t xml:space="preserve">   (10)</w:t>
+        <w:t xml:space="preserve">·[c₁·cos(β·ln x) + c₂·sin(β·ln x)]</w:t>
+      </w:r>
+      <w:r>
+        <w:rPr>
+          <w:rFonts w:ascii="Arial" w:hAnsi="Arial" w:cs="Arial"/>
+          <w:b/>
+          <w:i/>
+          <w:color w:val="305496"/>
+          <w:sz w:val="22"/>
+        </w:rPr>
+        <w:tab/>
+        <w:t xml:space="preserve">(10)</w:t>
       </w:r>
     </w:p>
     <w:p>
@@ -4939,8 +5079,11 @@
     </w:p>
     <w:p>
       <w:pPr>
+        <w:tabs>
+          <w:tab w:val="center" w:pos="4393"/>
+          <w:tab w:val="right" w:pos="8787"/>
+        </w:tabs>
         <w:spacing w:before="40" w:after="120"/>
-        <w:jc w:val="center"/>
       </w:pPr>
       <w:r>
         <w:rPr>
@@ -4950,7 +5093,7 @@
           <w:color w:val="305496"/>
           <w:sz w:val="22"/>
         </w:rPr>
-        <w:t>✓ Solusi Khusus:   y(x) = cos(2·ln x)</w:t>
+        <w:tab/>
       </w:r>
       <w:r>
         <w:rPr>
@@ -4960,7 +5103,18 @@
           <w:color w:val="305496"/>
           <w:sz w:val="22"/>
         </w:rPr>
-        <w:t xml:space="preserve">   (11)</w:t>
+        <w:t>✓ Solusi Khusus:   y(x) = cos(2·ln x)</w:t>
+      </w:r>
+      <w:r>
+        <w:rPr>
+          <w:rFonts w:ascii="Arial" w:hAnsi="Arial" w:cs="Arial"/>
+          <w:b/>
+          <w:i/>
+          <w:color w:val="305496"/>
+          <w:sz w:val="22"/>
+        </w:rPr>
+        <w:tab/>
+        <w:t xml:space="preserve">(11)</w:t>
       </w:r>
     </w:p>
     <w:p>
@@ -5322,8 +5476,11 @@
     </w:p>
     <w:p>
       <w:pPr>
+        <w:tabs>
+          <w:tab w:val="center" w:pos="4393"/>
+          <w:tab w:val="right" w:pos="8787"/>
+        </w:tabs>
         <w:spacing w:before="40" w:after="120"/>
-        <w:jc w:val="center"/>
       </w:pPr>
       <w:r>
         <w:rPr>
@@ -5333,7 +5490,7 @@
           <w:color w:val="305496"/>
           <w:sz w:val="22"/>
         </w:rPr>
-        <w:t>W(y₁,y₂)(x) = y₁·y₂' − y₂·y₁'</w:t>
+        <w:tab/>
       </w:r>
       <w:r>
         <w:rPr>
@@ -5343,7 +5500,18 @@
           <w:color w:val="305496"/>
           <w:sz w:val="22"/>
         </w:rPr>
-        <w:t xml:space="preserve">   (12)</w:t>
+        <w:t>W(y₁,y₂)(x) = y₁·y₂' − y₂·y₁'</w:t>
+      </w:r>
+      <w:r>
+        <w:rPr>
+          <w:rFonts w:ascii="Arial" w:hAnsi="Arial" w:cs="Arial"/>
+          <w:b/>
+          <w:i/>
+          <w:color w:val="305496"/>
+          <w:sz w:val="22"/>
+        </w:rPr>
+        <w:tab/>
+        <w:t xml:space="preserve">(12)</w:t>
       </w:r>
     </w:p>
     <w:p>
@@ -5400,8 +5568,11 @@
     </w:p>
     <w:p>
       <w:pPr>
+        <w:tabs>
+          <w:tab w:val="center" w:pos="4393"/>
+          <w:tab w:val="right" w:pos="8787"/>
+        </w:tabs>
         <w:spacing w:before="40" w:after="120"/>
-        <w:jc w:val="center"/>
       </w:pPr>
       <w:r>
         <w:rPr>
@@ -5411,7 +5582,7 @@
           <w:color w:val="305496"/>
           <w:sz w:val="22"/>
         </w:rPr>
-        <w:t xml:space="preserve">W(x) = W(x₀)·(x₀/x)</w:t>
+        <w:tab/>
       </w:r>
       <w:r>
         <w:rPr>
@@ -5420,9 +5591,8 @@
           <w:i/>
           <w:color w:val="305496"/>
           <w:sz w:val="22"/>
-          <w:vertAlign w:val="superscript"/>
-        </w:rPr>
-        <w:t xml:space="preserve">b/a</w:t>
+        </w:rPr>
+        <w:t xml:space="preserve">W(x) = W(x₀)·(x₀/x)</w:t>
       </w:r>
       <w:r>
         <w:rPr>
@@ -5431,8 +5601,20 @@
           <w:i/>
           <w:color w:val="305496"/>
           <w:sz w:val="22"/>
-        </w:rPr>
-        <w:t xml:space="preserve">   (13)</w:t>
+          <w:vertAlign w:val="superscript"/>
+        </w:rPr>
+        <w:t xml:space="preserve">b/a</w:t>
+      </w:r>
+      <w:r>
+        <w:rPr>
+          <w:rFonts w:ascii="Arial" w:hAnsi="Arial" w:cs="Arial"/>
+          <w:b/>
+          <w:i/>
+          <w:color w:val="305496"/>
+          <w:sz w:val="22"/>
+        </w:rPr>
+        <w:tab/>
+        <w:t xml:space="preserve">(13)</w:t>
       </w:r>
     </w:p>
     <w:p>
@@ -5764,8 +5946,11 @@
     </w:p>
     <w:p>
       <w:pPr>
+        <w:tabs>
+          <w:tab w:val="center" w:pos="4393"/>
+          <w:tab w:val="right" w:pos="8787"/>
+        </w:tabs>
         <w:spacing w:before="40" w:after="120"/>
-        <w:jc w:val="center"/>
       </w:pPr>
       <w:r>
         <w:rPr>
@@ -5775,7 +5960,7 @@
           <w:color w:val="305496"/>
           <w:sz w:val="22"/>
         </w:rPr>
-        <w:t xml:space="preserve">IVP: y(x₀)=y₀, y'(x₀)=v₀      BVP: y(</w:t>
+        <w:tab/>
       </w:r>
       <w:r>
         <w:rPr>
@@ -5785,7 +5970,7 @@
           <w:color w:val="305496"/>
           <w:sz w:val="22"/>
         </w:rPr>
-        <w:t xml:space="preserve">x</w:t>
+        <w:t xml:space="preserve">IVP: y(x₀)=y₀, y'(x₀)=v₀      BVP: y(</w:t>
       </w:r>
       <w:r>
         <w:rPr>
@@ -5794,9 +5979,8 @@
           <w:i/>
           <w:color w:val="305496"/>
           <w:sz w:val="22"/>
-          <w:vertAlign w:val="subscript"/>
-        </w:rPr>
-        <w:t xml:space="preserve">dalam</w:t>
+        </w:rPr>
+        <w:t xml:space="preserve">x</w:t>
       </w:r>
       <w:r>
         <w:rPr>
@@ -5805,8 +5989,9 @@
           <w:i/>
           <w:color w:val="305496"/>
           <w:sz w:val="22"/>
-        </w:rPr>
-        <w:t xml:space="preserve">)=</w:t>
+          <w:vertAlign w:val="subscript"/>
+        </w:rPr>
+        <w:t xml:space="preserve">dalam</w:t>
       </w:r>
       <w:r>
         <w:rPr>
@@ -5816,7 +6001,7 @@
           <w:color w:val="305496"/>
           <w:sz w:val="22"/>
         </w:rPr>
-        <w:t xml:space="preserve">y</w:t>
+        <w:t xml:space="preserve">)=</w:t>
       </w:r>
       <w:r>
         <w:rPr>
@@ -5825,9 +6010,8 @@
           <w:i/>
           <w:color w:val="305496"/>
           <w:sz w:val="22"/>
-          <w:vertAlign w:val="subscript"/>
-        </w:rPr>
-        <w:t xml:space="preserve">dalam</w:t>
+        </w:rPr>
+        <w:t xml:space="preserve">y</w:t>
       </w:r>
       <w:r>
         <w:rPr>
@@ -5836,8 +6020,9 @@
           <w:i/>
           <w:color w:val="305496"/>
           <w:sz w:val="22"/>
-        </w:rPr>
-        <w:t xml:space="preserve">, y(</w:t>
+          <w:vertAlign w:val="subscript"/>
+        </w:rPr>
+        <w:t xml:space="preserve">dalam</w:t>
       </w:r>
       <w:r>
         <w:rPr>
@@ -5847,7 +6032,7 @@
           <w:color w:val="305496"/>
           <w:sz w:val="22"/>
         </w:rPr>
-        <w:t xml:space="preserve">x</w:t>
+        <w:t xml:space="preserve">, y(</w:t>
       </w:r>
       <w:r>
         <w:rPr>
@@ -5856,9 +6041,8 @@
           <w:i/>
           <w:color w:val="305496"/>
           <w:sz w:val="22"/>
-          <w:vertAlign w:val="subscript"/>
-        </w:rPr>
-        <w:t xml:space="preserve">luar</w:t>
+        </w:rPr>
+        <w:t xml:space="preserve">x</w:t>
       </w:r>
       <w:r>
         <w:rPr>
@@ -5867,8 +6051,9 @@
           <w:i/>
           <w:color w:val="305496"/>
           <w:sz w:val="22"/>
-        </w:rPr>
-        <w:t xml:space="preserve">)=</w:t>
+          <w:vertAlign w:val="subscript"/>
+        </w:rPr>
+        <w:t xml:space="preserve">luar</w:t>
       </w:r>
       <w:r>
         <w:rPr>
@@ -5878,7 +6063,7 @@
           <w:color w:val="305496"/>
           <w:sz w:val="22"/>
         </w:rPr>
-        <w:t xml:space="preserve">y</w:t>
+        <w:t xml:space="preserve">)=</w:t>
       </w:r>
       <w:r>
         <w:rPr>
@@ -5887,9 +6072,8 @@
           <w:i/>
           <w:color w:val="305496"/>
           <w:sz w:val="22"/>
-          <w:vertAlign w:val="subscript"/>
-        </w:rPr>
-        <w:t xml:space="preserve">luar</w:t>
+        </w:rPr>
+        <w:t xml:space="preserve">y</w:t>
       </w:r>
       <w:r>
         <w:rPr>
@@ -5898,8 +6082,20 @@
           <w:i/>
           <w:color w:val="305496"/>
           <w:sz w:val="22"/>
-        </w:rPr>
-        <w:t xml:space="preserve">   (14)</w:t>
+          <w:vertAlign w:val="subscript"/>
+        </w:rPr>
+        <w:t xml:space="preserve">luar</w:t>
+      </w:r>
+      <w:r>
+        <w:rPr>
+          <w:rFonts w:ascii="Arial" w:hAnsi="Arial" w:cs="Arial"/>
+          <w:b/>
+          <w:i/>
+          <w:color w:val="305496"/>
+          <w:sz w:val="22"/>
+        </w:rPr>
+        <w:tab/>
+        <w:t xml:space="preserve">(14)</w:t>
       </w:r>
     </w:p>
     <w:p>
@@ -6339,8 +6535,11 @@
     </w:p>
     <w:p>
       <w:pPr>
+        <w:tabs>
+          <w:tab w:val="center" w:pos="4393"/>
+          <w:tab w:val="right" w:pos="8787"/>
+        </w:tabs>
         <w:spacing w:before="40" w:after="120"/>
-        <w:jc w:val="center"/>
       </w:pPr>
       <w:r>
         <w:rPr>
@@ -6350,7 +6549,7 @@
           <w:color w:val="305496"/>
           <w:sz w:val="22"/>
         </w:rPr>
-        <w:t>r²T'' + rT' = 0   (a=1, b=1, c=0)</w:t>
+        <w:tab/>
       </w:r>
       <w:r>
         <w:rPr>
@@ -6360,7 +6559,18 @@
           <w:color w:val="305496"/>
           <w:sz w:val="22"/>
         </w:rPr>
-        <w:t xml:space="preserve">   (15)</w:t>
+        <w:t>r²T'' + rT' = 0   (a=1, b=1, c=0)</w:t>
+      </w:r>
+      <w:r>
+        <w:rPr>
+          <w:rFonts w:ascii="Arial" w:hAnsi="Arial" w:cs="Arial"/>
+          <w:b/>
+          <w:i/>
+          <w:color w:val="305496"/>
+          <w:sz w:val="22"/>
+        </w:rPr>
+        <w:tab/>
+        <w:t xml:space="preserve">(15)</w:t>
       </w:r>
     </w:p>
     <w:p>
@@ -6398,8 +6608,11 @@
     </w:p>
     <w:p>
       <w:pPr>
+        <w:tabs>
+          <w:tab w:val="center" w:pos="4393"/>
+          <w:tab w:val="right" w:pos="8787"/>
+        </w:tabs>
         <w:spacing w:before="40" w:after="120"/>
-        <w:jc w:val="center"/>
       </w:pPr>
       <w:r>
         <w:rPr>
@@ -6409,7 +6622,7 @@
           <w:color w:val="305496"/>
           <w:sz w:val="22"/>
         </w:rPr>
-        <w:t>T(r) = T₁ + (T₂−T₁)·ln(r/R₁) / ln(R₂/R₁)</w:t>
+        <w:tab/>
       </w:r>
       <w:r>
         <w:rPr>
@@ -6419,7 +6632,18 @@
           <w:color w:val="305496"/>
           <w:sz w:val="22"/>
         </w:rPr>
-        <w:t xml:space="preserve">   (16)</w:t>
+        <w:t>T(r) = T₁ + (T₂−T₁)·ln(r/R₁) / ln(R₂/R₁)</w:t>
+      </w:r>
+      <w:r>
+        <w:rPr>
+          <w:rFonts w:ascii="Arial" w:hAnsi="Arial" w:cs="Arial"/>
+          <w:b/>
+          <w:i/>
+          <w:color w:val="305496"/>
+          <w:sz w:val="22"/>
+        </w:rPr>
+        <w:tab/>
+        <w:t xml:space="preserve">(16)</w:t>
       </w:r>
     </w:p>
     <w:p>
@@ -6538,8 +6762,11 @@
     </w:p>
     <w:p>
       <w:pPr>
+        <w:tabs>
+          <w:tab w:val="center" w:pos="4393"/>
+          <w:tab w:val="right" w:pos="8787"/>
+        </w:tabs>
         <w:spacing w:before="40" w:after="120"/>
-        <w:jc w:val="center"/>
       </w:pPr>
       <w:r>
         <w:rPr>
@@ -6549,7 +6776,7 @@
           <w:color w:val="305496"/>
           <w:sz w:val="22"/>
         </w:rPr>
-        <w:t>r²σ'' + 3rσ' = 0  ⟹  m²+2m=0 ⟹ m=0,-2  ⟹  σᵣ(r) = A + B/r²</w:t>
+        <w:tab/>
       </w:r>
       <w:r>
         <w:rPr>
@@ -6559,7 +6786,18 @@
           <w:color w:val="305496"/>
           <w:sz w:val="22"/>
         </w:rPr>
-        <w:t xml:space="preserve">   (17)</w:t>
+        <w:t>r²σ'' + 3rσ' = 0  ⟹  m²+2m=0 ⟹ m=0,-2  ⟹  σᵣ(r) = A + B/r²</w:t>
+      </w:r>
+      <w:r>
+        <w:rPr>
+          <w:rFonts w:ascii="Arial" w:hAnsi="Arial" w:cs="Arial"/>
+          <w:b/>
+          <w:i/>
+          <w:color w:val="305496"/>
+          <w:sz w:val="22"/>
+        </w:rPr>
+        <w:tab/>
+        <w:t xml:space="preserve">(17)</w:t>
       </w:r>
     </w:p>
     <w:p>

--- a/Engineering-Mathematics/Modul-Word/Modul-6-Persamaan-Euler-Cauchy-Homogen.docx
+++ b/Engineering-Mathematics/Modul-Word/Modul-6-Persamaan-Euler-Cauchy-Homogen.docx
@@ -2617,45 +2617,65 @@
     <w:p>
       <w:pPr>
         <w:pBdr>
-          <w:top w:val="single" w:sz="8" w:space="6" w:color="2E9E6B"/>
-          <w:left w:val="single" w:sz="8" w:space="6" w:color="2E9E6B"/>
-          <w:bottom w:val="single" w:sz="8" w:space="6" w:color="2E9E6B"/>
-          <w:right w:val="single" w:sz="8" w:space="6" w:color="2E9E6B"/>
+          <w:top w:val="single" w:sz="6" w:space="10" w:color="BFE3D0"/>
+          <w:left w:val="single" w:sz="24" w:space="12" w:color="1F7A55"/>
+          <w:bottom w:val="single" w:sz="6" w:space="10" w:color="BFE3D0"/>
+          <w:right w:val="single" w:sz="6" w:space="10" w:color="BFE3D0"/>
         </w:pBdr>
-        <w:shd w:val="clear" w:fill="EAF7F0"/>
-        <w:spacing w:before="80" w:after="240"/>
-      </w:pPr>
-      <w:r>
-        <w:rPr>
-          <w:rFonts w:ascii="Arial" w:hAnsi="Arial" w:cs="Arial"/>
-          <w:b/>
-          <w:i w:val="0"/>
-          <w:color w:val="1F3864"/>
-          <w:sz w:val="21"/>
-        </w:rPr>
-        <w:t xml:space="preserve">🔗 Modul Interaktif: </w:t>
+        <w:shd w:val="clear" w:fill="F1FAF5"/>
+        <w:spacing w:before="140" w:after="60" w:line="264" w:lineRule="auto"/>
+        <w:ind w:left="170" w:right="170"/>
+        <w:jc w:val="left"/>
+      </w:pPr>
+      <w:r>
+        <w:rPr>
+          <w:rFonts w:ascii="Arial" w:hAnsi="Arial" w:cs="Arial"/>
+          <w:b/>
+          <w:i w:val="0"/>
+          <w:color w:val="1F7A55"/>
+          <w:sz w:val="17"/>
+          <w:spacing w:val="30"/>
+        </w:rPr>
+        <w:t xml:space="preserve">🔗 MODUL INTERAKTIF</w:t>
+      </w:r>
+      <w:r>
+        <w:br/>
       </w:r>
       <w:hyperlink r:id="rId19">
         <w:r>
           <w:rPr>
             <w:rFonts w:ascii="Arial" w:hAnsi="Arial" w:cs="Arial"/>
-            <w:sz w:val="22"/>
+            <w:b/>
             <w:color w:val="0563C1"/>
+            <w:sz w:val="20"/>
             <w:u w:val="single"/>
-            <w:b/>
           </w:rPr>
           <w:t xml:space="preserve">https://dedik-romahadi.github.io/Mechanical-Engineering-Courses/Engineering-Mathematics/Modul/Modul-6.html</w:t>
         </w:r>
       </w:hyperlink>
-      <w:r>
-        <w:rPr>
-          <w:rFonts w:ascii="Arial" w:hAnsi="Arial" w:cs="Arial"/>
-          <w:b w:val="0"/>
-          <w:i w:val="0"/>
-          <w:color w:val="333333"/>
-          <w:sz w:val="20"/>
-        </w:rPr>
-        <w:t>. Pada layar masuk, pilih tombol “👁️ Mode Preview (Tanpa Login)” untuk melihat modul lengkap (animasi, kalkulator interaktif, editor kode Python langsung di browser) tanpa perlu akun. Soal pada Mode Preview bersifat tampilan saja; jawaban benar/salah dan poin tidak aktif.</w:t>
+    </w:p>
+    <w:p>
+      <w:pPr>
+        <w:pBdr>
+          <w:top w:val="single" w:sz="6" w:space="10" w:color="BFE3D0"/>
+          <w:left w:val="single" w:sz="24" w:space="12" w:color="1F7A55"/>
+          <w:bottom w:val="single" w:sz="6" w:space="10" w:color="BFE3D0"/>
+          <w:right w:val="single" w:sz="6" w:space="10" w:color="BFE3D0"/>
+        </w:pBdr>
+        <w:shd w:val="clear" w:fill="F1FAF5"/>
+        <w:spacing w:before="0" w:after="140" w:line="264" w:lineRule="auto"/>
+        <w:ind w:left="170" w:right="170"/>
+        <w:jc w:val="left"/>
+      </w:pPr>
+      <w:r>
+        <w:rPr>
+          <w:rFonts w:ascii="Arial" w:hAnsi="Arial" w:cs="Arial"/>
+          <w:b w:val="0"/>
+          <w:i w:val="0"/>
+          <w:color w:val="44525F"/>
+          <w:sz w:val="19"/>
+        </w:rPr>
+        <w:t xml:space="preserve">Pada layar masuk, pilih tombol “👁️ Mode Preview (Tanpa Login)” untuk melihat modul lengkap (animasi, kalkulator interaktif, editor kode Python langsung di browser) tanpa perlu akun. Soal pada Mode Preview bersifat tampilan saja; jawaban benar/salah dan poin tidak aktif.</w:t>
       </w:r>
     </w:p>
     <w:p>
